--- a/docs/downloads/منوعات/تم/doc_0723.docx
+++ b/docs/downloads/منوعات/تم/doc_0723.docx
@@ -1,14 +1,15 @@
 
 <file path=word/document.xml><?xml version="1.0" encoding="utf-8"?>
-<w:document xmlns:wpc="http://schemas.microsoft.com/office/word/2010/wordprocessingCanvas" xmlns:cx="http://schemas.microsoft.com/office/drawing/2014/chartex" xmlns:cx1="http://schemas.microsoft.com/office/drawing/2015/9/8/chartex" xmlns:cx2="http://schemas.microsoft.com/office/drawing/2015/10/21/chartex" xmlns:cx3="http://schemas.microsoft.com/office/drawing/2016/5/9/chartex" xmlns:cx4="http://schemas.microsoft.com/office/drawing/2016/5/10/chartex" xmlns:cx5="http://schemas.microsoft.com/office/drawing/2016/5/11/chartex" xmlns:cx6="http://schemas.microsoft.com/office/drawing/2016/5/12/chartex" xmlns:cx7="http://schemas.microsoft.com/office/drawing/2016/5/13/chartex" xmlns:cx8="http://schemas.microsoft.com/office/drawing/2016/5/14/chartex" xmlns:mc="http://schemas.openxmlformats.org/markup-compatibility/2006" xmlns:aink="http://schemas.microsoft.com/office/drawing/2016/ink" xmlns:am3d="http://schemas.microsoft.com/office/drawing/2017/model3d" xmlns:o="urn:schemas-microsoft-com:office:office" xmlns:oel="http://schemas.microsoft.com/office/2019/extlst" xmlns:r="http://schemas.openxmlformats.org/officeDocument/2006/relationships" xmlns:m="http://schemas.openxmlformats.org/officeDocument/2006/math" xmlns:v="urn:schemas-microsoft-com:vml" xmlns:wp14="http://schemas.microsoft.com/office/word/2010/wordprocessingDrawing" xmlns:wp="http://schemas.openxmlformats.org/drawingml/2006/wordprocessingDrawing" xmlns:w10="urn:schemas-microsoft-com:office:word" xmlns:w="http://schemas.openxmlformats.org/wordprocessingml/2006/main" xmlns:w14="http://schemas.microsoft.com/office/word/2010/wordml" xmlns:w15="http://schemas.microsoft.com/office/word/2012/wordml" xmlns:w16cex="http://schemas.microsoft.com/office/word/2018/wordml/cex" xmlns:w16cid="http://schemas.microsoft.com/office/word/2016/wordml/cid" xmlns:w16="http://schemas.microsoft.com/office/word/2018/wordml" xmlns:w16sdtdh="http://schemas.microsoft.com/office/word/2020/wordml/sdtdatahash" xmlns:w16se="http://schemas.microsoft.com/office/word/2015/wordml/symex" xmlns:wpg="http://schemas.microsoft.com/office/word/2010/wordprocessingGroup" xmlns:wpi="http://schemas.microsoft.com/office/word/2010/wordprocessingInk" xmlns:wne="http://schemas.microsoft.com/office/word/2006/wordml" xmlns:wps="http://schemas.microsoft.com/office/word/2010/wordprocessingShape" mc:Ignorable="w14 w15 w16se w16cid w16 w16cex w16sdtdh wp14">
+<w:document xmlns:wpc="http://schemas.microsoft.com/office/word/2010/wordprocessingCanvas" xmlns:cx="http://schemas.microsoft.com/office/drawing/2014/chartex" xmlns:cx1="http://schemas.microsoft.com/office/drawing/2015/9/8/chartex" xmlns:cx2="http://schemas.microsoft.com/office/drawing/2015/10/21/chartex" xmlns:cx3="http://schemas.microsoft.com/office/drawing/2016/5/9/chartex" xmlns:cx4="http://schemas.microsoft.com/office/drawing/2016/5/10/chartex" xmlns:cx5="http://schemas.microsoft.com/office/drawing/2016/5/11/chartex" xmlns:cx6="http://schemas.microsoft.com/office/drawing/2016/5/12/chartex" xmlns:cx7="http://schemas.microsoft.com/office/drawing/2016/5/13/chartex" xmlns:cx8="http://schemas.microsoft.com/office/drawing/2016/5/14/chartex" xmlns:mc="http://schemas.openxmlformats.org/markup-compatibility/2006" xmlns:aink="http://schemas.microsoft.com/office/drawing/2016/ink" xmlns:am3d="http://schemas.microsoft.com/office/drawing/2017/model3d" xmlns:o="urn:schemas-microsoft-com:office:office" xmlns:r="http://schemas.openxmlformats.org/officeDocument/2006/relationships" xmlns:m="http://schemas.openxmlformats.org/officeDocument/2006/math" xmlns:v="urn:schemas-microsoft-com:vml" xmlns:wp14="http://schemas.microsoft.com/office/word/2010/wordprocessingDrawing" xmlns:wp="http://schemas.openxmlformats.org/drawingml/2006/wordprocessingDrawing" xmlns:w10="urn:schemas-microsoft-com:office:word" xmlns:w="http://schemas.openxmlformats.org/wordprocessingml/2006/main" xmlns:w14="http://schemas.microsoft.com/office/word/2010/wordml" xmlns:w15="http://schemas.microsoft.com/office/word/2012/wordml" xmlns:w16cex="http://schemas.microsoft.com/office/word/2018/wordml/cex" xmlns:w16cid="http://schemas.microsoft.com/office/word/2016/wordml/cid" xmlns:w16="http://schemas.microsoft.com/office/word/2018/wordml" xmlns:w16sdtdh="http://schemas.microsoft.com/office/word/2020/wordml/sdtdatahash" xmlns:w16se="http://schemas.microsoft.com/office/word/2015/wordml/symex" xmlns:wpg="http://schemas.microsoft.com/office/word/2010/wordprocessingGroup" xmlns:wpi="http://schemas.microsoft.com/office/word/2010/wordprocessingInk" xmlns:wne="http://schemas.microsoft.com/office/word/2006/wordml" xmlns:wps="http://schemas.microsoft.com/office/word/2010/wordprocessingShape" mc:Ignorable="w14 w15 w16se w16cid w16 w16cex w16sdtdh wp14">
   <w:body>
     <w:p>
       <w:pPr>
-        <w:bidi/>
-        <w:jc w:val="both"/>
-        <w:rPr>
-          <w:rtl/>
-          <w:lang w:bidi="ar-SA"/>
+        <w:jc w:val="center"/>
+        <w:rPr>
+          <w:sz w:val="48"/>
+          <w:szCs w:val="48"/>
+          <w:rtl/>
+          <w:lang w:bidi="ar-AE"/>
         </w:rPr>
       </w:pPr>
       <w:hyperlink r:id="rId4" w:history="1">
@@ -16,624 +17,2212 @@
           <w:rPr>
             <w:rStyle w:val="Hyperlink"/>
             <w:rFonts w:hint="cs"/>
+            <w:sz w:val="48"/>
+            <w:szCs w:val="48"/>
             <w:rtl/>
-            <w:lang w:bidi="ar-SA"/>
+            <w:lang w:bidi="ar-AE"/>
           </w:rPr>
-          <w:t>الخلوة</w:t>
-        </w:r>
-        <w:r>
-          <w:rPr>
-            <w:rStyle w:val="Hyperlink"/>
-            <w:rFonts w:hint="cs"/>
-            <w:rtl/>
-            <w:lang w:bidi="ar-SA"/>
-          </w:rPr>
-          <w:t xml:space="preserve"> مع الله</w:t>
+          <w:t>خمسة أسفار في السماء</w:t>
         </w:r>
       </w:hyperlink>
     </w:p>
     <w:p>
       <w:pPr>
-        <w:bidi/>
-        <w:jc w:val="both"/>
-        <w:rPr>
-          <w:rtl/>
-          <w:lang w:bidi="ar-SA"/>
-        </w:rPr>
-      </w:pPr>
-      <w:r>
-        <w:rPr>
-          <w:rFonts w:hint="cs"/>
-          <w:rtl/>
-          <w:lang w:bidi="ar-SA"/>
-        </w:rPr>
-        <w:t>يوحنا 20: 26</w:t>
-      </w:r>
-    </w:p>
-    <w:p>
-      <w:pPr>
-        <w:jc w:val="both"/>
-        <w:rPr>
-          <w:lang w:bidi="ar-SA"/>
-        </w:rPr>
-      </w:pPr>
-      <w:r>
-        <w:rPr>
-          <w:lang w:bidi="ar-SA"/>
-        </w:rPr>
-        <w:t>G. H. K</w:t>
-      </w:r>
-      <w:r>
-        <w:rPr>
-          <w:rtl/>
-          <w:lang w:bidi="ar-SA"/>
-        </w:rPr>
-        <w:t>.</w:t>
-      </w:r>
-    </w:p>
-    <w:p>
-      <w:pPr>
-        <w:bidi/>
-        <w:jc w:val="both"/>
-        <w:rPr>
-          <w:rtl/>
-          <w:lang w:bidi="ar-SA"/>
-        </w:rPr>
-      </w:pPr>
-      <w:r>
-        <w:rPr>
-          <w:rFonts w:hint="cs"/>
-          <w:rtl/>
-          <w:lang w:bidi="ar-SA"/>
+        <w:rPr>
+          <w:sz w:val="48"/>
+          <w:szCs w:val="48"/>
+          <w:rtl/>
+          <w:lang w:bidi="ar-AE"/>
+        </w:rPr>
+      </w:pPr>
+      <w:r>
+        <w:rPr>
+          <w:rFonts w:hint="cs"/>
+          <w:sz w:val="48"/>
+          <w:szCs w:val="48"/>
+          <w:rtl/>
+          <w:lang w:bidi="ar-AE"/>
+        </w:rPr>
+        <w:t>من الهولندية</w:t>
+      </w:r>
+    </w:p>
+    <w:p>
+      <w:pPr>
+        <w:rPr>
+          <w:sz w:val="48"/>
+          <w:szCs w:val="48"/>
+          <w:rtl/>
+          <w:lang w:bidi="ar-AE"/>
+        </w:rPr>
+      </w:pPr>
+      <w:r>
+        <w:rPr>
+          <w:rFonts w:hint="cs"/>
+          <w:sz w:val="48"/>
+          <w:szCs w:val="48"/>
+          <w:rtl/>
+          <w:lang w:bidi="ar-AE"/>
+        </w:rPr>
+        <w:t>الله هدانا كتابًا رائعًا: الكتاب المقدس. هو مكون من 66 سفر صغير وكبير كان قد أوحى بها لكل واحد من كُتّابها بوحي لفظي. إن هذا يعطينا الضمان بأن هذا الكتاب المقدس الذي يحق لنا أن نضعه بين أيدينا فعلاً يرد صدى أفكار الله. إننا لا يسعنا أن نشكره بالقدر الكافي من أجل هذا الكنز!</w:t>
+      </w:r>
+    </w:p>
+    <w:p>
+      <w:pPr>
+        <w:rPr>
+          <w:sz w:val="48"/>
+          <w:szCs w:val="48"/>
+          <w:rtl/>
+          <w:lang w:bidi="ar-AE"/>
+        </w:rPr>
+      </w:pPr>
+      <w:r>
+        <w:rPr>
+          <w:rFonts w:hint="cs"/>
+          <w:sz w:val="48"/>
+          <w:szCs w:val="48"/>
+          <w:rtl/>
+          <w:lang w:bidi="ar-AE"/>
+        </w:rPr>
+        <w:t xml:space="preserve">غير أنه في الكتاب المقدس تُذكر أيضًا أسفار أخرى كتبها الله أو لا زال يكتبها. إنها جديرة بالثقة بقدر أسفار الكتاب. إنها أسفار لا نستطيع أن نراها ولا أن نمسها. إذ أنها في السماء. لذا فمن الواضح أنها ليست مصنوعة </w:t>
+      </w:r>
+      <w:r>
+        <w:rPr>
+          <w:rFonts w:hint="cs"/>
+          <w:sz w:val="48"/>
+          <w:szCs w:val="48"/>
+          <w:rtl/>
+          <w:lang w:bidi="ar-AE"/>
+        </w:rPr>
+        <w:lastRenderedPageBreak/>
+        <w:t>من الورق وحبر الطباعة، وإنما لها طابع رمزي. ما هي هذه الأسفار؟ دعونا ننظر إليها في تسلسلها.</w:t>
+      </w:r>
+    </w:p>
+    <w:p>
+      <w:pPr>
+        <w:rPr>
+          <w:sz w:val="48"/>
+          <w:szCs w:val="48"/>
+          <w:rtl/>
+          <w:lang w:bidi="ar-AE"/>
+        </w:rPr>
+      </w:pPr>
+      <w:r>
+        <w:rPr>
+          <w:rFonts w:hint="cs"/>
+          <w:sz w:val="48"/>
+          <w:szCs w:val="48"/>
+          <w:rtl/>
+          <w:lang w:bidi="ar-AE"/>
+        </w:rPr>
+        <w:t>1. سفر الحياة</w:t>
+      </w:r>
+    </w:p>
+    <w:p>
+      <w:pPr>
+        <w:rPr>
+          <w:sz w:val="48"/>
+          <w:szCs w:val="48"/>
+          <w:rtl/>
+          <w:lang w:bidi="ar-AE"/>
+        </w:rPr>
+      </w:pPr>
+      <w:r>
+        <w:rPr>
+          <w:rFonts w:hint="cs"/>
+          <w:sz w:val="48"/>
+          <w:szCs w:val="48"/>
+          <w:rtl/>
+          <w:lang w:bidi="ar-AE"/>
+        </w:rPr>
+        <w:t xml:space="preserve">هذا </w:t>
+      </w:r>
+      <w:r>
+        <w:rPr>
+          <w:rFonts w:hint="cs"/>
+          <w:sz w:val="48"/>
+          <w:szCs w:val="48"/>
+          <w:rtl/>
+          <w:lang w:bidi="ar-AE"/>
+        </w:rPr>
+        <w:t>ا</w:t>
+      </w:r>
+      <w:r>
+        <w:rPr>
+          <w:rFonts w:hint="cs"/>
+          <w:sz w:val="48"/>
+          <w:szCs w:val="48"/>
+          <w:rtl/>
+          <w:lang w:bidi="ar-AE"/>
+        </w:rPr>
+        <w:t xml:space="preserve">لسفر يُذكر ست مرات في العهد الجديد. </w:t>
+      </w:r>
+      <w:r>
+        <w:rPr>
+          <w:rFonts w:hint="cs"/>
+          <w:sz w:val="48"/>
+          <w:szCs w:val="48"/>
+          <w:rtl/>
+          <w:lang w:bidi="ar-AE"/>
+        </w:rPr>
+        <w:t>إنه فيه أسماء كثيرة، لائحة لا يمكن أن نتصورها. من كل سياق فيه يمكننا أن نستدل بأنه من الممكن أن ننظر إليه من وجهتين. في المعنى الأول وهو الأغلب يحتوي على أسماء جميع الناس الذين افتُدوا بدم الرب يسوع (فيلبي 4: 3؛ رؤيا 13: 8؛ 17: 8؛ 20: 12-15؛ 21: 17).</w:t>
+      </w:r>
+    </w:p>
+    <w:p>
+      <w:pPr>
+        <w:rPr>
+          <w:sz w:val="48"/>
+          <w:szCs w:val="48"/>
+          <w:rtl/>
+          <w:lang w:bidi="ar-AE"/>
+        </w:rPr>
+      </w:pPr>
+      <w:r>
+        <w:rPr>
+          <w:rFonts w:hint="cs"/>
+          <w:sz w:val="48"/>
+          <w:szCs w:val="48"/>
+          <w:rtl/>
+          <w:lang w:bidi="ar-AE"/>
+        </w:rPr>
+        <w:t xml:space="preserve">في الوجهة الثانية يشمل هذا السفر </w:t>
+      </w:r>
+      <w:r>
+        <w:rPr>
+          <w:sz w:val="48"/>
+          <w:szCs w:val="48"/>
+          <w:rtl/>
+          <w:lang w:bidi="ar-AE"/>
+        </w:rPr>
+        <w:t>–</w:t>
+      </w:r>
+      <w:r>
+        <w:rPr>
+          <w:rFonts w:hint="cs"/>
+          <w:sz w:val="48"/>
+          <w:szCs w:val="48"/>
+          <w:rtl/>
+          <w:lang w:bidi="ar-AE"/>
+        </w:rPr>
+        <w:t xml:space="preserve"> سفر الحياة </w:t>
+      </w:r>
+      <w:r>
+        <w:rPr>
+          <w:sz w:val="48"/>
+          <w:szCs w:val="48"/>
+          <w:rtl/>
+          <w:lang w:bidi="ar-AE"/>
+        </w:rPr>
+        <w:t>–</w:t>
+      </w:r>
+      <w:r>
+        <w:rPr>
+          <w:rFonts w:hint="cs"/>
+          <w:sz w:val="48"/>
+          <w:szCs w:val="48"/>
+          <w:rtl/>
+          <w:lang w:bidi="ar-AE"/>
+        </w:rPr>
+        <w:t xml:space="preserve"> أيضًا الذين يعترفون ظاهريًا فقط بيسوع المسيح (رؤيا 3: 5). لأنه باعترافهم هم أيضًا جعلوا أنفسهم في الجانب الوحيد الذي فيه حياة. لكن إن لم يتوبوا ولم </w:t>
+      </w:r>
+      <w:r>
+        <w:rPr>
+          <w:rFonts w:hint="cs"/>
+          <w:sz w:val="48"/>
+          <w:szCs w:val="48"/>
+          <w:rtl/>
+          <w:lang w:bidi="ar-AE"/>
+        </w:rPr>
+        <w:lastRenderedPageBreak/>
+        <w:t>يقبلوا يسوع المسيح مخلصهم الشخصي فإنهم في نهاية حياتهم "سينمحون" من هذا السفر. وعندها سيكون حُكمهم وجميع غير المؤمنين</w:t>
+      </w:r>
+      <w:r>
+        <w:rPr>
+          <w:rFonts w:hint="cs"/>
+          <w:sz w:val="48"/>
+          <w:szCs w:val="48"/>
+          <w:rtl/>
+          <w:lang w:bidi="ar-AE"/>
+        </w:rPr>
+        <w:t>: "</w:t>
+      </w:r>
+      <w:r>
+        <w:rPr>
+          <w:sz w:val="48"/>
+          <w:szCs w:val="48"/>
+          <w:rtl/>
+          <w:lang w:bidi="ar-AE"/>
+        </w:rPr>
+        <w:t>15 وَكُلُّ مَنْ لَمْ يُوجَدْ مَكْتُوبًا فِي سِفْرِ الْحَيَاةِ طُرِحَ فِي بُحَيْرَةِ النَّارِ.</w:t>
+      </w:r>
+      <w:r>
+        <w:rPr>
+          <w:rFonts w:hint="cs"/>
+          <w:sz w:val="48"/>
+          <w:szCs w:val="48"/>
+          <w:rtl/>
+          <w:lang w:bidi="ar-AE"/>
+        </w:rPr>
+        <w:t>" (رؤيا 20: 15). إنهم في الأخير لن يختلفوا عن جميع الناس الأشرار المكتوبة أسماؤهم في الأرض (أرمياء 17: 13). إن الذي كُتب على الأرض لن يكون من المستطاع قراءته عما قريب. إن أسماءهم ستُنتسى في المستقبل إلى الأبد.</w:t>
+      </w:r>
+    </w:p>
+    <w:p>
+      <w:pPr>
+        <w:rPr>
+          <w:sz w:val="48"/>
+          <w:szCs w:val="48"/>
+          <w:rtl/>
+          <w:lang w:bidi="ar-AE"/>
+        </w:rPr>
+      </w:pPr>
+      <w:r>
+        <w:rPr>
+          <w:rFonts w:hint="cs"/>
+          <w:sz w:val="48"/>
+          <w:szCs w:val="48"/>
+          <w:rtl/>
+          <w:lang w:bidi="ar-AE"/>
+        </w:rPr>
+        <w:t>لكن ما ينطبق على المؤمنين هو أن أسماءهم لن تُمحى إلى الأبد من سفر الحياة. "</w:t>
+      </w:r>
+      <w:r>
+        <w:rPr>
+          <w:sz w:val="48"/>
+          <w:szCs w:val="48"/>
+          <w:rtl/>
+          <w:lang w:bidi="ar-AE"/>
+        </w:rPr>
+        <w:t>وَلَنْ تَهْلِكَ إِلَى الأَبَدِ،</w:t>
+      </w:r>
+      <w:r>
+        <w:rPr>
+          <w:rFonts w:hint="cs"/>
+          <w:sz w:val="48"/>
+          <w:szCs w:val="48"/>
+          <w:rtl/>
+          <w:lang w:bidi="ar-AE"/>
+        </w:rPr>
+        <w:t xml:space="preserve">" (يوحنا 10: 28). أليس هذا الأمر رائع عندما يكون اسمك مسجلاً بنعمة الله التي لا توصف في سفر الحياة؟ هل أنت فرحان بذلك؟ هل تشكر الرب يسوع لأجل ذلك؟ </w:t>
+      </w:r>
+      <w:r>
+        <w:rPr>
+          <w:rFonts w:hint="cs"/>
+          <w:sz w:val="48"/>
+          <w:szCs w:val="48"/>
+          <w:rtl/>
+          <w:lang w:bidi="ar-AE"/>
+        </w:rPr>
+        <w:lastRenderedPageBreak/>
+        <w:t>لقد قال لتلاميذه ذات مرة: "</w:t>
+      </w:r>
+      <w:r>
+        <w:rPr>
+          <w:sz w:val="48"/>
+          <w:szCs w:val="48"/>
+          <w:rtl/>
+          <w:lang w:bidi="ar-AE"/>
+        </w:rPr>
+        <w:t xml:space="preserve">بَلِ افْرَحُوا بِالْحَرِيِّ أَنَّ أَسْمَاءَكُمْ كُتِبَتْ فِي السَّمَاوَاتِ». </w:t>
+      </w:r>
+      <w:r>
+        <w:rPr>
+          <w:rFonts w:hint="cs"/>
+          <w:sz w:val="48"/>
+          <w:szCs w:val="48"/>
+          <w:rtl/>
+          <w:lang w:bidi="ar-AE"/>
+        </w:rPr>
+        <w:t>" (لوقا 10: 20).</w:t>
+      </w:r>
+    </w:p>
+    <w:p>
+      <w:pPr>
+        <w:rPr>
+          <w:sz w:val="48"/>
+          <w:szCs w:val="48"/>
+          <w:rtl/>
+          <w:lang w:bidi="ar-AE"/>
+        </w:rPr>
+      </w:pPr>
+      <w:r>
+        <w:rPr>
+          <w:rFonts w:hint="cs"/>
+          <w:sz w:val="48"/>
+          <w:szCs w:val="48"/>
+          <w:rtl/>
+          <w:lang w:bidi="ar-AE"/>
+        </w:rPr>
+        <w:t>فكيف سُنحت الفرصة بأنك وقد كنت ميتًا في الذنوب والخطايا (أفسس 2: 1)، قد حصلت على مكان في سفر الحياة؟ الجواب نجده في سفر الرؤيا 21: 27، حيث يُسمى هذا السفر "</w:t>
+      </w:r>
+      <w:r>
+        <w:rPr>
+          <w:sz w:val="48"/>
+          <w:szCs w:val="48"/>
+          <w:rtl/>
+          <w:lang w:bidi="ar-AE"/>
+        </w:rPr>
+        <w:t>سِفْرِ حَيَاةِ الْخَرُوفِ</w:t>
+      </w:r>
+      <w:r>
+        <w:rPr>
+          <w:rFonts w:hint="cs"/>
+          <w:sz w:val="48"/>
+          <w:szCs w:val="48"/>
+          <w:rtl/>
+          <w:lang w:bidi="ar-AE"/>
         </w:rPr>
         <w:t>"</w:t>
       </w:r>
       <w:r>
         <w:rPr>
-          <w:rtl/>
+          <w:rFonts w:hint="cs"/>
+          <w:sz w:val="48"/>
+          <w:szCs w:val="48"/>
+          <w:rtl/>
+          <w:lang w:bidi="ar-AE"/>
+        </w:rPr>
+        <w:t>. كمؤمن مسيحي أنت موجود في علاقة بالحمل المذبوح. بذبيحة موته نقلك من الموت إلى الحياة. هو وهب نفسه لأجلك! ليس لك أبدًا أن تنسى ما كلّفه حتى تُسَجَّل في سفر الحياة هذا!</w:t>
+      </w:r>
+    </w:p>
+    <w:p>
+      <w:pPr>
+        <w:rPr>
+          <w:sz w:val="48"/>
+          <w:szCs w:val="48"/>
+          <w:rtl/>
+          <w:lang w:bidi="ar-AE"/>
+        </w:rPr>
+      </w:pPr>
+      <w:r>
+        <w:rPr>
+          <w:rFonts w:hint="cs"/>
+          <w:sz w:val="48"/>
+          <w:szCs w:val="48"/>
+          <w:rtl/>
+          <w:lang w:bidi="ar-AE"/>
+        </w:rPr>
+        <w:t>كثير من الناس في هذا العالم صنعوا لأنفسهم "اسمًا". ويمكننا أن نقرأ عنهم في الصحف والكتب، ه</w:t>
+      </w:r>
+      <w:r>
+        <w:rPr>
+          <w:rFonts w:hint="cs"/>
+          <w:sz w:val="48"/>
+          <w:szCs w:val="48"/>
+          <w:rtl/>
+          <w:lang w:bidi="ar-AE"/>
+        </w:rPr>
+        <w:t>م</w:t>
+      </w:r>
+      <w:r>
+        <w:rPr>
+          <w:rFonts w:hint="cs"/>
+          <w:sz w:val="48"/>
+          <w:szCs w:val="48"/>
+          <w:rtl/>
+          <w:lang w:bidi="ar-AE"/>
+        </w:rPr>
+        <w:t xml:space="preserve"> مشاهير وربما أيضًا لهم مظهر محترم. في النهاية أسماؤهم تُنقش بأحرف كبيرة على ألواح قبورهم. وماذا بعد؟ إن لم تكُن </w:t>
+      </w:r>
+      <w:r>
+        <w:rPr>
+          <w:rFonts w:hint="cs"/>
+          <w:sz w:val="48"/>
+          <w:szCs w:val="48"/>
+          <w:rtl/>
+          <w:lang w:bidi="ar-AE"/>
+        </w:rPr>
+        <w:lastRenderedPageBreak/>
+        <w:t>أسماؤهم معروفة في السماء فلن يتبقى أي شيء في الأبدية من شُهرة أسماءهم.</w:t>
+      </w:r>
+    </w:p>
+    <w:p>
+      <w:pPr>
+        <w:rPr>
+          <w:sz w:val="48"/>
+          <w:szCs w:val="48"/>
+          <w:rtl/>
+          <w:lang w:bidi="ar-AE"/>
+        </w:rPr>
+      </w:pPr>
+      <w:r>
+        <w:rPr>
+          <w:rFonts w:hint="cs"/>
+          <w:sz w:val="48"/>
+          <w:szCs w:val="48"/>
+          <w:rtl/>
+          <w:lang w:bidi="ar-AE"/>
+        </w:rPr>
+        <w:t xml:space="preserve">لكن عند وصولنا السماء إلى بيت الآب، فإننا هناك لسنا بغرباء. كلا، فإننا هناك معروفون بأسماءنا: مفديون بالابن، معروفون لدى الآب ومختومين بالروح القدس! كل أخ مسكين، كل أخت متروكة وحيدة، كل ولد حصل على خلاصه </w:t>
+      </w:r>
+      <w:r>
+        <w:rPr>
+          <w:sz w:val="48"/>
+          <w:szCs w:val="48"/>
+          <w:rtl/>
+          <w:lang w:bidi="ar-AE"/>
+        </w:rPr>
+        <w:t>–</w:t>
+      </w:r>
+      <w:r>
+        <w:rPr>
+          <w:rFonts w:hint="cs"/>
+          <w:sz w:val="48"/>
+          <w:szCs w:val="48"/>
+          <w:rtl/>
+          <w:lang w:bidi="ar-AE"/>
+        </w:rPr>
+        <w:t xml:space="preserve"> باختصار: أناس لم يكن لهم أسم في العالم</w:t>
+      </w:r>
+      <w:r>
+        <w:rPr>
+          <w:rFonts w:hint="cs"/>
+          <w:sz w:val="48"/>
+          <w:szCs w:val="48"/>
+          <w:rtl/>
+          <w:lang w:bidi="ar-AE"/>
+        </w:rPr>
+        <w:t xml:space="preserve"> هم معروفون هناك بأسماءهم ويدخلون في فرح سيدهم. إنه كما يمكننا أن نقرأ على لوح قبر أحد خدام الرب: "</w:t>
+      </w:r>
+      <w:r>
+        <w:rPr>
+          <w:sz w:val="48"/>
+          <w:szCs w:val="48"/>
+          <w:rtl/>
+          <w:lang w:bidi="ar-AE"/>
+        </w:rPr>
+        <w:t>كَمَجْهُولِينَ وَنَحْنُ مَعْرُوفُونَ</w:t>
+      </w:r>
+      <w:r>
+        <w:rPr>
+          <w:rFonts w:hint="cs"/>
+          <w:sz w:val="48"/>
+          <w:szCs w:val="48"/>
+          <w:rtl/>
+          <w:lang w:bidi="ar-AE"/>
+        </w:rPr>
+        <w:t xml:space="preserve">" </w:t>
+      </w:r>
+      <w:r>
+        <w:rPr>
+          <w:sz w:val="48"/>
+          <w:szCs w:val="48"/>
+          <w:rtl/>
+          <w:lang w:bidi="ar-AE"/>
+        </w:rPr>
+        <w:t>–</w:t>
+      </w:r>
+      <w:r>
+        <w:rPr>
+          <w:rFonts w:hint="cs"/>
+          <w:sz w:val="48"/>
+          <w:szCs w:val="48"/>
+          <w:rtl/>
+          <w:lang w:bidi="ar-AE"/>
+        </w:rPr>
+        <w:t xml:space="preserve"> .</w:t>
+      </w:r>
+    </w:p>
+    <w:p>
+      <w:pPr>
+        <w:rPr>
+          <w:sz w:val="48"/>
+          <w:szCs w:val="48"/>
+          <w:rtl/>
+          <w:lang w:bidi="ar-AE"/>
+        </w:rPr>
+      </w:pPr>
+      <w:r>
+        <w:rPr>
+          <w:rFonts w:hint="cs"/>
+          <w:sz w:val="48"/>
+          <w:szCs w:val="48"/>
+          <w:rtl/>
+          <w:lang w:bidi="ar-AE"/>
+        </w:rPr>
+        <w:t>2. أسفار الأعمال الشريرة</w:t>
+      </w:r>
+    </w:p>
+    <w:p>
+      <w:pPr>
+        <w:rPr>
+          <w:sz w:val="48"/>
+          <w:szCs w:val="48"/>
+          <w:rtl/>
+          <w:lang w:bidi="ar-AE"/>
+        </w:rPr>
+      </w:pPr>
+      <w:r>
+        <w:rPr>
+          <w:rFonts w:hint="cs"/>
+          <w:sz w:val="48"/>
+          <w:szCs w:val="48"/>
+          <w:rtl/>
+          <w:lang w:bidi="ar-AE"/>
+        </w:rPr>
+        <w:t xml:space="preserve">السفر الثاني الذي سنلفت انتباهنا إليه يمكننا تسميته "سفر الأعمال الشريرة". في حصر اللفظ فهو </w:t>
+      </w:r>
+      <w:r>
+        <w:rPr>
+          <w:rFonts w:hint="cs"/>
+          <w:sz w:val="48"/>
+          <w:szCs w:val="48"/>
+          <w:rtl/>
+          <w:lang w:bidi="ar-AE"/>
+        </w:rPr>
+        <w:lastRenderedPageBreak/>
+        <w:t>ليس بسفر واحد، وإنما أسفار كثيرة. إن هذا وحده أمر مميز. على ما يبدو أن سفرًا واحدًا لا يكفي أن يحوي كل أفعال الناس. في رؤيا 20: 11، 12 نقرأ: "</w:t>
+      </w:r>
+      <w:r>
+        <w:rPr>
+          <w:sz w:val="48"/>
+          <w:szCs w:val="48"/>
+          <w:rtl/>
+          <w:lang w:bidi="ar-AE"/>
+        </w:rPr>
+        <w:t>ثُمَّ رَأَيْتُ عَرْشًا عَظِيمًا أَبْيَضَ، وَالْجَالِسَ عَلَيْهِ، الَّذِي مِنْ وَجْهِهِ هَرَبَتِ الأَرْضُ وَالسَّمَاءُ، وَلَمْ يُوجَدْ لَهُمَا مَوْضِعٌ!  12 وَرَأَيْتُ الأَمْوَاتَ صِغَارًا وَكِبَارًا وَاقِفِينَ أَمَامَ اللهِ، وَانْفَتَحَتْ أَسْفَارٌ، وَانْفَتَحَ سِفْرٌ آخَرُ هُوَ سِفْرُ الْحَيَاةِ، وَدِينَ الأَمْوَاتُ مِمَّا هُوَ مَكْتُوبٌ فِي الأَسْفَارِ بِحَسَبِ أَعْمَالِهِمْ.</w:t>
+      </w:r>
+      <w:r>
+        <w:rPr>
+          <w:rFonts w:hint="cs"/>
+          <w:sz w:val="48"/>
+          <w:szCs w:val="48"/>
+          <w:rtl/>
+          <w:lang w:bidi="ar-AE"/>
+        </w:rPr>
+        <w:t>"</w:t>
+      </w:r>
+    </w:p>
+    <w:p>
+      <w:pPr>
+        <w:rPr>
+          <w:sz w:val="48"/>
+          <w:szCs w:val="48"/>
+          <w:rtl/>
+          <w:lang w:bidi="ar-AE"/>
+        </w:rPr>
+      </w:pPr>
+      <w:r>
+        <w:rPr>
+          <w:rFonts w:hint="cs"/>
+          <w:sz w:val="48"/>
+          <w:szCs w:val="48"/>
+          <w:rtl/>
+          <w:lang w:bidi="ar-AE"/>
+        </w:rPr>
+        <w:t xml:space="preserve">إن هذا المشهد يملأنا بمخافة عظيمة. المسيح الذي كان على هذه الأرض محتقر ومُهان، يجلس الآن، في أواخر الدهور، كديان على عرش أبيض عظيم. إن دينونته عادلة تمامًا. كل عمل، كل فعل شرير قد أُشير إليه في هذه الأسفار. هذا يعني بأنه عند الله لا يوجد أي خطية منسية </w:t>
+      </w:r>
+      <w:r>
+        <w:rPr>
+          <w:sz w:val="48"/>
+          <w:szCs w:val="48"/>
+          <w:rtl/>
+          <w:lang w:bidi="ar-AE"/>
+        </w:rPr>
+        <w:t>–</w:t>
+      </w:r>
+      <w:r>
+        <w:rPr>
+          <w:rFonts w:hint="cs"/>
+          <w:sz w:val="48"/>
+          <w:szCs w:val="48"/>
+          <w:rtl/>
+          <w:lang w:bidi="ar-AE"/>
+        </w:rPr>
+        <w:t xml:space="preserve"> طالما أنها لم يُكَفَّر عنها بذبيحة الرب يسوع.</w:t>
+      </w:r>
+    </w:p>
+    <w:p>
+      <w:pPr>
+        <w:rPr>
+          <w:sz w:val="48"/>
+          <w:szCs w:val="48"/>
+          <w:rtl/>
+          <w:lang w:bidi="ar-AE"/>
+        </w:rPr>
+      </w:pPr>
+      <w:r>
+        <w:rPr>
+          <w:rFonts w:hint="cs"/>
+          <w:sz w:val="48"/>
+          <w:szCs w:val="48"/>
+          <w:rtl/>
+          <w:lang w:bidi="ar-AE"/>
+        </w:rPr>
+        <w:lastRenderedPageBreak/>
+        <w:t>كل إنسان فرد، لم يُكتب اسمه في سفر الحياة، سيكون عليه أن يتقدم. واحد سيُعاقب كثيرًا وآخر أقل منه. إن هذا كان الرب قد شهد عنه حينما كان على الأرض: "</w:t>
+      </w:r>
+      <w:r>
+        <w:rPr>
+          <w:sz w:val="48"/>
+          <w:szCs w:val="48"/>
+          <w:rtl/>
+          <w:lang w:bidi="ar-AE"/>
+        </w:rPr>
+        <w:t>وَأَمَّا ذلِكَ الْعَبْدُ الَّذِي يَعْلَمُ إِرَادَةَ سَيِّدِهِ وَلاَ يَسْتَعِدُّ وَلاَ يَفْعَلُ بحَسَبِ إِرَادَتِهِ، فَيُضْرَبُ كَثِيرًا. (12:48) وَلكِنَّ الَّذِي لاَ يَعْلَمُ، وَيَفْعَلُ مَا يَسْتَحِقُّ ضَرَبَاتٍ، يُضْرَبُ قَلِيلاً. فَكُلُّ مَنْ أُعْطِيَ كَثِيرًا يُطْلَبُ مِنْهُ كَثِيرٌ، وَمَنْ يُودِعُونَهُ كَثِيرًا يُطَالِبُونَهُ بِأَكْثَرَ.</w:t>
+      </w:r>
+      <w:r>
+        <w:rPr>
+          <w:rFonts w:hint="cs"/>
+          <w:sz w:val="48"/>
+          <w:szCs w:val="48"/>
+          <w:rtl/>
+          <w:lang w:bidi="ar-AE"/>
+        </w:rPr>
+        <w:t>" (لوقا 12: 47، 48؛ انظر كذلك لوقا 10: 12، 14). فكيفما سيكون في السماء تمتع شخصي مختلف بالرب يسوع (ممثل في ال</w:t>
+      </w:r>
+      <w:r>
+        <w:rPr>
+          <w:sz w:val="48"/>
+          <w:szCs w:val="48"/>
+          <w:rtl/>
+          <w:lang w:bidi="ar-AE"/>
+        </w:rPr>
+        <w:t>حَصَاةً بَيْضَاءَ، وَعَلَى الْحَصَاةِ اسْمٌ جَدِيدٌ مَكْتُوبٌ لاَ يَعْرِفُهُ أَحَدٌ غَيْرُ الَّذِي يَأْخُذُ</w:t>
+      </w:r>
+      <w:r>
+        <w:rPr>
+          <w:rFonts w:hint="cs"/>
+          <w:sz w:val="48"/>
+          <w:szCs w:val="48"/>
+          <w:rtl/>
+          <w:lang w:bidi="ar-AE"/>
         </w:rPr>
         <w:t xml:space="preserve"> </w:t>
       </w:r>
       <w:r>
         <w:rPr>
-          <w:rtl/>
-          <w:lang w:bidi="ar-SA"/>
-        </w:rPr>
-        <w:t>وَالأَبْوَابُ مُغَلَّقَةٌ</w:t>
-      </w:r>
-      <w:r>
-        <w:rPr>
-          <w:rFonts w:hint="cs"/>
-          <w:rtl/>
-          <w:lang w:bidi="ar-SA"/>
-        </w:rPr>
-        <w:t>" (يوحنا 20: 26). في هذه الجملة البسيطة يوجد أكثر مما يلاحظه المرء لأول وهلة. هي تكلمنا كيف مَن قام في يوم القيامة وقف فجأة في عليّة مغلّقة بإحكام وسط التلاميذ. إلى هنا الخبر</w:t>
-      </w:r>
-      <w:r>
-        <w:rPr>
-          <w:rFonts w:hint="cs"/>
-          <w:rtl/>
-          <w:lang w:bidi="ar-SA"/>
-        </w:rPr>
-        <w:t xml:space="preserve"> عن أمر عجيب. لكن هذه الجملة هي أيضًا إشارة إلى حق روحي عظيم. بقية الأنجيليين يخبرون فقط بأن التلاميذ كانوا مجتمعين في العليّة، أما يوحنا فيُضيف الملاحظة الملفتة للنظر بأن "</w:t>
-      </w:r>
-      <w:r>
-        <w:rPr>
+          <w:sz w:val="48"/>
+          <w:szCs w:val="48"/>
+          <w:rtl/>
+          <w:lang w:bidi="ar-AE"/>
+        </w:rPr>
+        <w:t>–</w:t>
+      </w:r>
+      <w:r>
+        <w:rPr>
+          <w:rFonts w:hint="cs"/>
+          <w:sz w:val="48"/>
+          <w:szCs w:val="48"/>
+          <w:rtl/>
+          <w:lang w:bidi="ar-AE"/>
+        </w:rPr>
+        <w:t xml:space="preserve"> رؤيا 2: 17)، هكذا في الدينونة توجد عقوبات مختلفة. لكن عدا عن ذلك، ما هو مدى العقوبة! قبل وقوعها سيُؤكّد له بأن </w:t>
+      </w:r>
+      <w:r>
+        <w:rPr>
+          <w:rFonts w:hint="cs"/>
+          <w:sz w:val="48"/>
+          <w:szCs w:val="48"/>
+          <w:rtl/>
+          <w:lang w:bidi="ar-AE"/>
+        </w:rPr>
+        <w:lastRenderedPageBreak/>
+        <w:t>اسمه غير مكتوب في سفر الحياة (رؤيا 20: 17). بهذا الشكل سيُوضَّح لكل شخص ثانية بأنه كانت له الفرصة بأن ينال الحياة!</w:t>
+      </w:r>
+      <w:r>
+        <w:rPr>
+          <w:rFonts w:hint="cs"/>
+          <w:sz w:val="48"/>
+          <w:szCs w:val="48"/>
+          <w:rtl/>
+          <w:lang w:bidi="ar-AE"/>
+        </w:rPr>
+        <w:t xml:space="preserve"> كم هذه المعرفة ستكون رهيبة له عندها!</w:t>
+      </w:r>
+    </w:p>
+    <w:p>
+      <w:pPr>
+        <w:rPr>
+          <w:sz w:val="48"/>
+          <w:szCs w:val="48"/>
+          <w:rtl/>
+          <w:lang w:bidi="ar-AE"/>
+        </w:rPr>
+      </w:pPr>
+      <w:r>
+        <w:rPr>
+          <w:rFonts w:hint="cs"/>
+          <w:sz w:val="48"/>
+          <w:szCs w:val="48"/>
+          <w:rtl/>
+          <w:lang w:bidi="ar-AE"/>
+        </w:rPr>
+        <w:t>نحن المؤمنون ليس لنا أن نخاف من أي شيء. فلقد تم إصدار الحُكم على خطايانا، لأنه "</w:t>
+      </w:r>
+      <w:r>
+        <w:rPr>
+          <w:sz w:val="48"/>
+          <w:szCs w:val="48"/>
+          <w:rtl/>
+          <w:lang w:bidi="ar-AE"/>
+        </w:rPr>
+        <w:t xml:space="preserve"> تَأْدِيبُ سَلاَمِنَا عَلَيْهِ،</w:t>
+      </w:r>
+      <w:r>
+        <w:rPr>
+          <w:rFonts w:hint="cs"/>
+          <w:sz w:val="48"/>
+          <w:szCs w:val="48"/>
+          <w:rtl/>
+          <w:lang w:bidi="ar-AE"/>
+        </w:rPr>
+        <w:t>"، على المسيح على الصليب (أشعياء 53: 5). "</w:t>
+      </w:r>
+      <w:r>
+        <w:rPr>
+          <w:sz w:val="48"/>
+          <w:szCs w:val="48"/>
+          <w:rtl/>
+          <w:lang w:bidi="ar-AE"/>
+        </w:rPr>
+        <w:t>اَلَّذِي يُؤْمِنُ بِهِ لاَ يُدَانُ</w:t>
+      </w:r>
+      <w:r>
+        <w:rPr>
+          <w:rFonts w:hint="cs"/>
+          <w:sz w:val="48"/>
+          <w:szCs w:val="48"/>
+          <w:rtl/>
+          <w:lang w:bidi="ar-AE"/>
+        </w:rPr>
+        <w:t>" (يوحنا 3: 18). تصويريًا فإن صفحات أسفار الدينونة المكتوبة فيها كل أعمالنا الشريرة قد تغطت وسُترت إلى الأبد بدم المسيح. الله يشهد: "</w:t>
+      </w:r>
+      <w:r>
+        <w:rPr>
+          <w:sz w:val="48"/>
+          <w:szCs w:val="48"/>
+          <w:rtl/>
+          <w:lang w:bidi="ar-AE"/>
+        </w:rPr>
+        <w:t xml:space="preserve"> وَلَنْ أَذْكُرَ خَطَايَاهُمْ وَتَعَدِّيَاتِهِمْ فِي مَا بَعْدُ».</w:t>
+      </w:r>
+      <w:r>
+        <w:rPr>
+          <w:rFonts w:hint="cs"/>
+          <w:sz w:val="48"/>
+          <w:szCs w:val="48"/>
+          <w:rtl/>
+          <w:lang w:bidi="ar-AE"/>
+        </w:rPr>
+        <w:t>" (عبرانيين 10: 17).</w:t>
+      </w:r>
+    </w:p>
+    <w:p>
+      <w:pPr>
+        <w:rPr>
+          <w:sz w:val="48"/>
+          <w:szCs w:val="48"/>
+          <w:rtl/>
+          <w:lang w:bidi="ar-AE"/>
+        </w:rPr>
+      </w:pPr>
+      <w:r>
+        <w:rPr>
+          <w:rFonts w:hint="cs"/>
+          <w:sz w:val="48"/>
+          <w:szCs w:val="48"/>
+          <w:rtl/>
+          <w:lang w:bidi="ar-AE"/>
+        </w:rPr>
+        <w:t xml:space="preserve">لكن ما الذي سيقوله المتكلون على برهم الذاتي؟ أو الذين عاشوا دون أي ذِكر لله في حياتهم؟ ما الذي </w:t>
+      </w:r>
+      <w:r>
+        <w:rPr>
+          <w:rFonts w:hint="cs"/>
+          <w:sz w:val="48"/>
+          <w:szCs w:val="48"/>
+          <w:rtl/>
+          <w:lang w:bidi="ar-AE"/>
+        </w:rPr>
+        <w:lastRenderedPageBreak/>
+        <w:t xml:space="preserve">سيقولونه عند تقديم صفحات السفر الموصوف فيها أفعالهم الأثيمة؟ بماذا سيجيبوا على الأسئلة التي ستُطرَح عليهم؟ </w:t>
+      </w:r>
+      <w:r>
+        <w:rPr>
+          <w:rFonts w:hint="cs"/>
+          <w:sz w:val="48"/>
+          <w:szCs w:val="48"/>
+          <w:rtl/>
+          <w:lang w:bidi="ar-AE"/>
+        </w:rPr>
+        <w:t>لن تكون أية إجابة على ألف سؤال. الديان هو الوحيد الذي له الكلمة، والمتهمين يجب أن تُستد أفواههم. يا لها من دينونة إلهية رهيبة!</w:t>
+      </w:r>
+    </w:p>
+    <w:p>
+      <w:pPr>
+        <w:rPr>
+          <w:sz w:val="48"/>
+          <w:szCs w:val="48"/>
+          <w:rtl/>
+          <w:lang w:bidi="ar-AE"/>
+        </w:rPr>
+      </w:pPr>
+      <w:r>
+        <w:rPr>
+          <w:rFonts w:hint="cs"/>
+          <w:sz w:val="48"/>
+          <w:szCs w:val="48"/>
+          <w:rtl/>
+          <w:lang w:bidi="ar-AE"/>
+        </w:rPr>
+        <w:t xml:space="preserve">إن كان لديك أحد أقربائك، زملائك في العمل أو جيرانك لم يرجع ويتُب بعد: ضع أمام عيونهم رهبة الموقف عندما ستنفتح أسفار أعمالهم الشريرة أمام الديان الذي لا يمكن الطعن به! اعرض لهم بأن هذا الديان من الممكن أن يكون في هذا اليوم مخلصهم! </w:t>
+      </w:r>
+      <w:r>
+        <w:rPr>
+          <w:sz w:val="48"/>
+          <w:szCs w:val="48"/>
+          <w:rtl/>
+          <w:lang w:bidi="ar-AE"/>
+        </w:rPr>
+        <w:t>–</w:t>
+      </w:r>
+      <w:r>
+        <w:rPr>
+          <w:rFonts w:hint="cs"/>
+          <w:sz w:val="48"/>
+          <w:szCs w:val="48"/>
+          <w:rtl/>
+          <w:lang w:bidi="ar-AE"/>
+        </w:rPr>
+        <w:t xml:space="preserve"> ولكن إن كان عليك أن تعترف بأن اسمك لم يُكتب بعد في سفر الحياة، فماذا عن الأسفار المليئة بأفعالك الشريرة؟ فعندها هنالك طريقة واحدة: اعترف لله من هذا اليوم </w:t>
+      </w:r>
+      <w:r>
+        <w:rPr>
+          <w:rFonts w:hint="cs"/>
+          <w:sz w:val="48"/>
+          <w:szCs w:val="48"/>
+          <w:rtl/>
+          <w:lang w:bidi="ar-AE"/>
+        </w:rPr>
+        <w:lastRenderedPageBreak/>
+        <w:t>بذنبك وإثمك وآمن في قلبك بأن الرب يسوع قد كفّر أيضًا عن خطاياك!</w:t>
+      </w:r>
+    </w:p>
+    <w:p>
+      <w:pPr>
+        <w:rPr>
+          <w:sz w:val="48"/>
+          <w:szCs w:val="48"/>
+          <w:rtl/>
+          <w:lang w:bidi="ar-AE"/>
+        </w:rPr>
+      </w:pPr>
+      <w:r>
+        <w:rPr>
+          <w:rFonts w:hint="cs"/>
+          <w:sz w:val="48"/>
+          <w:szCs w:val="48"/>
+          <w:rtl/>
+          <w:lang w:bidi="ar-AE"/>
+        </w:rPr>
+        <w:t>3. سفر تذكرة أمام وجه الله</w:t>
+      </w:r>
+    </w:p>
+    <w:p>
+      <w:pPr>
+        <w:rPr>
+          <w:sz w:val="48"/>
+          <w:szCs w:val="48"/>
+          <w:rtl/>
+          <w:lang w:bidi="ar-AE"/>
+        </w:rPr>
+      </w:pPr>
+      <w:r>
+        <w:rPr>
+          <w:rFonts w:hint="cs"/>
+          <w:sz w:val="48"/>
+          <w:szCs w:val="48"/>
+          <w:rtl/>
+          <w:lang w:bidi="ar-AE"/>
+        </w:rPr>
+        <w:t>سفر آخر نجده في السماء هو "سفر تذكرة" أمام وجه الله، الذي يُخبر عنه النبي ملاخي. ما عدا عن يوحنا المعمدان، الذي تقدّم أمام الرب يسوع. كان ملاخي آخر نبي في إسرائيل. هو تنبأ تقريبًا أربع مائة سنة قبل ميلاد المسيح وما يقارب المئة سنة من بعد عودة بعض من اليهود الأولى من السبي البابلي. هؤلاء اجتمعوا هناك "</w:t>
+      </w:r>
+      <w:r>
+        <w:rPr>
+          <w:sz w:val="48"/>
+          <w:szCs w:val="48"/>
+          <w:rtl/>
+          <w:lang w:bidi="ar-AE"/>
+        </w:rPr>
+        <w:t>كَرَجُل وَاحِدٍ إِلَى أُورُشَلِيمَ.</w:t>
+      </w:r>
+      <w:r>
+        <w:rPr>
+          <w:rFonts w:hint="cs"/>
+          <w:sz w:val="48"/>
+          <w:szCs w:val="48"/>
+          <w:rtl/>
+          <w:lang w:bidi="ar-AE"/>
+        </w:rPr>
+        <w:t xml:space="preserve">" وقد أعادوا </w:t>
+      </w:r>
+      <w:r>
+        <w:rPr>
+          <w:sz w:val="48"/>
+          <w:szCs w:val="48"/>
+          <w:rtl/>
+          <w:lang w:bidi="ar-AE"/>
+        </w:rPr>
+        <w:t xml:space="preserve">هناك </w:t>
+      </w:r>
+      <w:r>
+        <w:rPr>
+          <w:rFonts w:hint="cs"/>
+          <w:sz w:val="48"/>
+          <w:szCs w:val="48"/>
+          <w:rtl/>
+          <w:lang w:bidi="ar-AE"/>
+        </w:rPr>
+        <w:t xml:space="preserve">إقامة مذبح الله في مكانه (عزرا 3: 1، 3). من ثم أعادوا بناء الهيكل. </w:t>
+      </w:r>
+      <w:r>
+        <w:rPr>
+          <w:rFonts w:hint="cs"/>
+          <w:sz w:val="48"/>
+          <w:szCs w:val="48"/>
+          <w:rtl/>
+          <w:lang w:bidi="ar-AE"/>
+        </w:rPr>
+        <w:t xml:space="preserve">ومن بعد تقريبًا تسعين سنة تم ترميم سور مدينة أورشليم بقيادة نحميا. إن كل هذا لنا نحن المؤمنين صورة مطابقة لاكتشاف التعليم ثانية عن </w:t>
+      </w:r>
+      <w:r>
+        <w:rPr>
+          <w:rFonts w:hint="cs"/>
+          <w:sz w:val="48"/>
+          <w:szCs w:val="48"/>
+          <w:rtl/>
+          <w:lang w:bidi="ar-AE"/>
+        </w:rPr>
+        <w:lastRenderedPageBreak/>
+        <w:t>اتحاد الكنيسة، مائدة الرب ودور الانفصال عن العالم.</w:t>
+      </w:r>
+    </w:p>
+    <w:p>
+      <w:pPr>
+        <w:rPr>
+          <w:sz w:val="48"/>
+          <w:szCs w:val="48"/>
+          <w:rtl/>
+          <w:lang w:bidi="ar-AE"/>
+        </w:rPr>
+      </w:pPr>
+      <w:r>
+        <w:rPr>
+          <w:rFonts w:hint="cs"/>
+          <w:sz w:val="48"/>
+          <w:szCs w:val="48"/>
+          <w:rtl/>
+          <w:lang w:bidi="ar-AE"/>
+        </w:rPr>
+        <w:t>ولكن من بعد هذه الأنشطة المباركة بفترة قصيرة ظهر التضعضع ثانية بين اليهود العائدين. وهكذا أيضًا ما حدث مع الشهادة المسيحية. فالمبادئ الكتابية</w:t>
+      </w:r>
+      <w:r>
+        <w:rPr>
+          <w:rFonts w:hint="cs"/>
+          <w:sz w:val="48"/>
+          <w:szCs w:val="48"/>
+          <w:rtl/>
+          <w:lang w:bidi="ar-AE"/>
+        </w:rPr>
+        <w:t xml:space="preserve"> التي تم اكتشافها في القرون الماضية لم تعُد تُقبَل فما بالك من جهة ممارستها!</w:t>
+      </w:r>
+    </w:p>
+    <w:p>
+      <w:pPr>
+        <w:rPr>
+          <w:sz w:val="48"/>
+          <w:szCs w:val="48"/>
+          <w:rtl/>
+          <w:lang w:bidi="ar-AE"/>
+        </w:rPr>
+      </w:pPr>
+      <w:r>
+        <w:rPr>
+          <w:rFonts w:hint="cs"/>
+          <w:sz w:val="48"/>
+          <w:szCs w:val="48"/>
+          <w:rtl/>
+          <w:lang w:bidi="ar-AE"/>
+        </w:rPr>
+        <w:t xml:space="preserve">لكي يُري اليهود فشلهم، استخدم الله النبي ملاخي. وبكلمات جادة أشار إليهم بأن عبادتهم قد تدهورت وتحولت إلى هيئة ظاهرة فقط والله لم يعُد يقبل ذبائحهم. وأيضًا مجيء المسيا الموعود به قد فقدوه من عيونهم تمامًا. وبدلاً من أن يتذللوا لأجل حالتهم </w:t>
+      </w:r>
+      <w:r>
+        <w:rPr>
+          <w:rFonts w:hint="cs"/>
+          <w:sz w:val="48"/>
+          <w:szCs w:val="48"/>
+          <w:rtl/>
+          <w:lang w:bidi="ar-AE"/>
+        </w:rPr>
+        <w:t>ويتوبوا صدرت أسئلة تحدي على شفاههم. حتى أنهم قالوا: "</w:t>
+      </w:r>
+      <w:r>
+        <w:rPr>
+          <w:sz w:val="48"/>
+          <w:szCs w:val="48"/>
+          <w:rtl/>
+          <w:lang w:bidi="ar-AE"/>
+        </w:rPr>
+        <w:t xml:space="preserve">عِبَادَةُ اللهِ بَاطِلَةٌ، وَمَا الْمَنْفَعَةُ مِنْ أَنَّنَا حَفِظْنَا شَعَائِرَهُ، </w:t>
+      </w:r>
+      <w:r>
+        <w:rPr>
+          <w:rFonts w:hint="cs"/>
+          <w:sz w:val="48"/>
+          <w:szCs w:val="48"/>
+          <w:rtl/>
+          <w:lang w:bidi="ar-AE"/>
+        </w:rPr>
+        <w:lastRenderedPageBreak/>
+        <w:t>؟" (ملاخي 3: 14)، أفلسنا نسمع مثل هذا الكلام في زمننا أيضًا؟ ألم تدهور المسيحية إلى هذا الحد؟</w:t>
+      </w:r>
+    </w:p>
+    <w:p>
+      <w:pPr>
+        <w:rPr>
+          <w:sz w:val="48"/>
+          <w:szCs w:val="48"/>
+          <w:rtl/>
+          <w:lang w:bidi="ar-AE"/>
+        </w:rPr>
+      </w:pPr>
+      <w:r>
+        <w:rPr>
+          <w:rFonts w:hint="cs"/>
+          <w:sz w:val="48"/>
+          <w:szCs w:val="48"/>
+          <w:rtl/>
+          <w:lang w:bidi="ar-AE"/>
+        </w:rPr>
+        <w:t>غير أنه لحسن الحظ وُجد زمن ملاخي بضع أناس كان لهم توجّه مختلف. "</w:t>
+      </w:r>
+      <w:r>
+        <w:rPr>
+          <w:sz w:val="48"/>
+          <w:szCs w:val="48"/>
+          <w:rtl/>
+          <w:lang w:bidi="ar-AE"/>
+        </w:rPr>
+        <w:t xml:space="preserve"> حِينَئِذٍ كَلَّمَ مُتَّقُو الرَّبِّ كُلُّ وَاحِدٍ قَرِيبَهُ، وَالرَّبُّ أَصْغَى وَسَمِعَ، وَكُتِبَ أَمَامَهُ سِفْرُ تَذْكَرَةٍ لِلَّذِينَ اتَّقُوا الرَّبَّ وَلِلْمُفَكِّرِينَ فِي اسْمِهِ.</w:t>
+      </w:r>
+      <w:r>
+        <w:rPr>
+          <w:rFonts w:hint="cs"/>
+          <w:sz w:val="48"/>
+          <w:szCs w:val="48"/>
+          <w:rtl/>
+          <w:lang w:bidi="ar-AE"/>
+        </w:rPr>
+        <w:t>" قلوبهم كانت قد وصلتها بشارة</w:t>
+      </w:r>
+      <w:r>
+        <w:rPr>
+          <w:rFonts w:hint="cs"/>
+          <w:sz w:val="48"/>
+          <w:szCs w:val="48"/>
+          <w:rtl/>
+          <w:lang w:bidi="ar-AE"/>
+        </w:rPr>
+        <w:t xml:space="preserve"> ملاخي. هم كانت لهم مخافة للرب وكلموا بعضهم عنه وعن اهتماماته.</w:t>
+      </w:r>
+    </w:p>
+    <w:p>
+      <w:pPr>
+        <w:rPr>
+          <w:sz w:val="48"/>
+          <w:szCs w:val="48"/>
+          <w:rtl/>
+          <w:lang w:bidi="ar-AE"/>
+        </w:rPr>
+      </w:pPr>
+      <w:r>
+        <w:rPr>
+          <w:rFonts w:hint="cs"/>
+          <w:sz w:val="48"/>
+          <w:szCs w:val="48"/>
+          <w:rtl/>
+          <w:lang w:bidi="ar-AE"/>
+        </w:rPr>
+        <w:t xml:space="preserve">في بداية إنجيل لوقا أيضًا يُذكرون أشخاص مثلهم: الرعاة، حنة </w:t>
+      </w:r>
+      <w:r>
+        <w:rPr>
+          <w:rFonts w:hint="cs"/>
+          <w:sz w:val="48"/>
+          <w:szCs w:val="48"/>
+          <w:rtl/>
+          <w:lang w:bidi="ar-AE"/>
+        </w:rPr>
+        <w:t>المتقدمة في السن</w:t>
+      </w:r>
+      <w:r>
+        <w:rPr>
+          <w:rFonts w:hint="cs"/>
+          <w:sz w:val="48"/>
+          <w:szCs w:val="48"/>
+          <w:rtl/>
+          <w:lang w:bidi="ar-AE"/>
+        </w:rPr>
+        <w:t>، سمعان التقي وبالطبع أيضًا والدا يوحنا المعمدان، مريم ويوسف ومعظم التلاميذ فيما بعد ذلك. هؤلاء كانوا أناس سبّحوا الله متكلمين</w:t>
+      </w:r>
+      <w:r>
+        <w:rPr>
+          <w:rFonts w:hint="cs"/>
+          <w:sz w:val="48"/>
+          <w:szCs w:val="48"/>
+          <w:rtl/>
+          <w:lang w:bidi="ar-AE"/>
+        </w:rPr>
+        <w:t xml:space="preserve"> عن أعمال الرب ومشتاقين لمجيئه. الله سجّل هذه الأمور. "</w:t>
+      </w:r>
+      <w:r>
+        <w:rPr>
+          <w:sz w:val="48"/>
+          <w:szCs w:val="48"/>
+          <w:rtl/>
+          <w:lang w:bidi="ar-AE"/>
+        </w:rPr>
+        <w:t xml:space="preserve">وَالرَّبُّ أَصْغَى وَسَمِعَ، </w:t>
+      </w:r>
+      <w:r>
+        <w:rPr>
+          <w:rFonts w:hint="cs"/>
+          <w:sz w:val="48"/>
+          <w:szCs w:val="48"/>
+          <w:rtl/>
+          <w:lang w:bidi="ar-AE"/>
+        </w:rPr>
+        <w:t xml:space="preserve">" كلامهم كان غاليًا </w:t>
+      </w:r>
+      <w:r>
+        <w:rPr>
+          <w:rFonts w:hint="cs"/>
+          <w:sz w:val="48"/>
+          <w:szCs w:val="48"/>
+          <w:rtl/>
+          <w:lang w:bidi="ar-AE"/>
+        </w:rPr>
+        <w:lastRenderedPageBreak/>
+        <w:t>جدًا على قلبه، حتى أنه وضع سفر تذكرة. فكان يجب أن</w:t>
+      </w:r>
+      <w:r>
+        <w:rPr>
+          <w:rFonts w:hint="cs"/>
+          <w:sz w:val="48"/>
+          <w:szCs w:val="48"/>
+          <w:rtl/>
+          <w:lang w:bidi="ar-AE"/>
+        </w:rPr>
+        <w:t xml:space="preserve"> لا</w:t>
+      </w:r>
+      <w:r>
+        <w:rPr>
+          <w:rFonts w:hint="cs"/>
+          <w:sz w:val="48"/>
+          <w:szCs w:val="48"/>
+          <w:rtl/>
+          <w:lang w:bidi="ar-AE"/>
+        </w:rPr>
+        <w:t xml:space="preserve"> يُنتسى تصرفهم البتة</w:t>
+      </w:r>
+      <w:r>
+        <w:rPr>
+          <w:rFonts w:hint="cs"/>
+          <w:sz w:val="48"/>
+          <w:szCs w:val="48"/>
+          <w:rtl/>
+          <w:lang w:bidi="ar-AE"/>
+        </w:rPr>
+        <w:t>!</w:t>
+      </w:r>
+    </w:p>
+    <w:p>
+      <w:pPr>
+        <w:rPr>
+          <w:sz w:val="48"/>
+          <w:szCs w:val="48"/>
+          <w:rtl/>
+          <w:lang w:bidi="ar-AE"/>
+        </w:rPr>
+      </w:pPr>
+      <w:r>
+        <w:rPr>
+          <w:rFonts w:hint="cs"/>
+          <w:sz w:val="48"/>
+          <w:szCs w:val="48"/>
+          <w:rtl/>
+          <w:lang w:bidi="ar-AE"/>
+        </w:rPr>
+        <w:t>4. د</w:t>
+      </w:r>
+      <w:r>
+        <w:rPr>
+          <w:rFonts w:hint="cs"/>
+          <w:sz w:val="48"/>
+          <w:szCs w:val="48"/>
+          <w:rtl/>
+          <w:lang w:bidi="ar-AE"/>
+        </w:rPr>
+        <w:t>َ</w:t>
+      </w:r>
+      <w:r>
+        <w:rPr>
+          <w:rFonts w:hint="cs"/>
+          <w:sz w:val="48"/>
+          <w:szCs w:val="48"/>
+          <w:rtl/>
+          <w:lang w:bidi="ar-AE"/>
+        </w:rPr>
+        <w:t>رج الكتاب</w:t>
+      </w:r>
+    </w:p>
+    <w:p>
+      <w:pPr>
+        <w:rPr>
+          <w:sz w:val="48"/>
+          <w:szCs w:val="48"/>
+          <w:rtl/>
+          <w:lang w:bidi="ar-AE"/>
+        </w:rPr>
+      </w:pPr>
+      <w:r>
+        <w:rPr>
+          <w:rFonts w:hint="cs"/>
+          <w:sz w:val="48"/>
+          <w:szCs w:val="48"/>
+          <w:rtl/>
+          <w:lang w:bidi="ar-AE"/>
+        </w:rPr>
+        <w:t>الآن سننشغل بكتاب يعود أصله إلى الأ</w:t>
+      </w:r>
+      <w:r>
+        <w:rPr>
+          <w:rFonts w:hint="cs"/>
+          <w:sz w:val="48"/>
+          <w:szCs w:val="48"/>
+          <w:rtl/>
+          <w:lang w:bidi="ar-AE"/>
+        </w:rPr>
+        <w:t>ز</w:t>
+      </w:r>
+      <w:r>
+        <w:rPr>
+          <w:rFonts w:hint="cs"/>
+          <w:sz w:val="48"/>
+          <w:szCs w:val="48"/>
+          <w:rtl/>
+          <w:lang w:bidi="ar-AE"/>
+        </w:rPr>
+        <w:t>ل، "د</w:t>
+      </w:r>
+      <w:r>
+        <w:rPr>
+          <w:rFonts w:hint="cs"/>
+          <w:sz w:val="48"/>
+          <w:szCs w:val="48"/>
+          <w:rtl/>
+          <w:lang w:bidi="ar-AE"/>
+        </w:rPr>
+        <w:t>َ</w:t>
+      </w:r>
+      <w:r>
+        <w:rPr>
+          <w:rFonts w:hint="cs"/>
+          <w:sz w:val="48"/>
+          <w:szCs w:val="48"/>
+          <w:rtl/>
+          <w:lang w:bidi="ar-AE"/>
+        </w:rPr>
+        <w:t>رج الكتاب". هو يُذكر في مزمور 40: 8 و -كاقتباس من المزمور في عبرانيين 10: 7. ربما يجوز لنا أن نسميه "كتاب مشورات الله" أو "كتاب الأزل". يا للنعمة بأن الله يسمح لنا بأن نلقي بنظرنا في هذا الكتاب الغامض.</w:t>
+      </w:r>
+    </w:p>
+    <w:p>
+      <w:pPr>
+        <w:rPr>
+          <w:sz w:val="48"/>
+          <w:szCs w:val="48"/>
+          <w:rtl/>
+          <w:lang w:bidi="ar-AE"/>
+        </w:rPr>
+      </w:pPr>
+      <w:r>
+        <w:rPr>
+          <w:rFonts w:hint="cs"/>
+          <w:sz w:val="48"/>
+          <w:szCs w:val="48"/>
+          <w:rtl/>
+          <w:lang w:bidi="ar-AE"/>
+        </w:rPr>
+        <w:t xml:space="preserve">إنها فقط جملة واحدة </w:t>
+      </w:r>
+      <w:r>
+        <w:rPr>
+          <w:sz w:val="48"/>
+          <w:szCs w:val="48"/>
+          <w:rtl/>
+          <w:lang w:bidi="ar-AE"/>
+        </w:rPr>
+        <w:t>–</w:t>
+      </w:r>
+      <w:r>
+        <w:rPr>
+          <w:rFonts w:hint="cs"/>
+          <w:sz w:val="48"/>
+          <w:szCs w:val="48"/>
+          <w:rtl/>
+          <w:lang w:bidi="ar-AE"/>
+        </w:rPr>
+        <w:t xml:space="preserve"> لكن كم من معلومات مدفونة في هذه الجملة: "</w:t>
+      </w:r>
+      <w:r>
+        <w:rPr>
+          <w:sz w:val="48"/>
+          <w:szCs w:val="48"/>
+          <w:rtl/>
+          <w:lang w:bidi="ar-AE"/>
+        </w:rPr>
+        <w:t xml:space="preserve">هنَذَا أَجِيءُ. </w:t>
+      </w:r>
+      <w:r>
+        <w:rPr>
+          <w:rFonts w:hint="cs"/>
+          <w:sz w:val="48"/>
+          <w:szCs w:val="48"/>
+          <w:rtl/>
+          <w:lang w:bidi="ar-AE"/>
+        </w:rPr>
+        <w:t>(</w:t>
+      </w:r>
+      <w:r>
+        <w:rPr>
+          <w:sz w:val="48"/>
+          <w:szCs w:val="48"/>
+          <w:rtl/>
+          <w:lang w:bidi="ar-AE"/>
+        </w:rPr>
+        <w:t>فِي دَرْجِ الْكِتَابِ مَكْتُوبٌ عَنِّي</w:t>
+      </w:r>
+      <w:r>
+        <w:rPr>
+          <w:rFonts w:hint="cs"/>
+          <w:sz w:val="48"/>
+          <w:szCs w:val="48"/>
+          <w:rtl/>
+          <w:lang w:bidi="ar-AE"/>
+        </w:rPr>
+        <w:t>)</w:t>
+      </w:r>
+      <w:r>
+        <w:rPr>
+          <w:sz w:val="48"/>
+          <w:szCs w:val="48"/>
+          <w:rtl/>
+          <w:lang w:bidi="ar-AE"/>
+        </w:rPr>
+        <w:t>، لأَفْعَلَ مَشِيئَتَكَ يَا أَللهُ».</w:t>
+      </w:r>
+    </w:p>
+    <w:p>
+      <w:pPr>
+        <w:rPr>
+          <w:sz w:val="48"/>
+          <w:szCs w:val="48"/>
+          <w:rtl/>
+          <w:lang w:bidi="ar-AE"/>
+        </w:rPr>
+      </w:pPr>
+      <w:r>
+        <w:rPr>
+          <w:rFonts w:hint="cs"/>
+          <w:sz w:val="48"/>
+          <w:szCs w:val="48"/>
+          <w:rtl/>
+          <w:lang w:bidi="ar-AE"/>
+        </w:rPr>
+        <w:lastRenderedPageBreak/>
+        <w:t>ما هو المكتوب بالضبط في هذا الدَرج لسنا نعلمه. لكننا نعرف عمَن يدور الأمر هناك، ألا وهو ابن الله الأزلي. هو محور كل مشورات الله.</w:t>
+      </w:r>
+    </w:p>
+    <w:p>
+      <w:pPr>
+        <w:rPr>
+          <w:sz w:val="48"/>
+          <w:szCs w:val="48"/>
+          <w:rtl/>
+          <w:lang w:bidi="ar-AE"/>
+        </w:rPr>
+      </w:pPr>
+      <w:r>
+        <w:rPr>
+          <w:rFonts w:hint="cs"/>
+          <w:sz w:val="48"/>
+          <w:szCs w:val="48"/>
+          <w:rtl/>
+          <w:lang w:bidi="ar-AE"/>
+        </w:rPr>
+        <w:t xml:space="preserve">الله يرينا في كلمته ليس بعض الشيء عن الأبدية التي </w:t>
+      </w:r>
+      <w:r>
+        <w:rPr>
+          <w:rFonts w:hint="cs"/>
+          <w:sz w:val="48"/>
+          <w:szCs w:val="48"/>
+          <w:rtl/>
+          <w:lang w:bidi="ar-AE"/>
+        </w:rPr>
+        <w:t xml:space="preserve">سنصلها، الممتلئة بثمار عمل الصليب، وإنما هو يود بأن يُعلمنا، بأن مخطط هذا العمل قد أُعِدّ في الأزل الذي مضى. ولقد جرى </w:t>
+      </w:r>
+      <w:r>
+        <w:rPr>
+          <w:sz w:val="48"/>
+          <w:szCs w:val="48"/>
+          <w:rtl/>
+          <w:lang w:bidi="ar-AE"/>
+        </w:rPr>
+        <w:t>–</w:t>
+      </w:r>
+      <w:r>
+        <w:rPr>
+          <w:rFonts w:hint="cs"/>
+          <w:sz w:val="48"/>
+          <w:szCs w:val="48"/>
+          <w:rtl/>
+          <w:lang w:bidi="ar-AE"/>
+        </w:rPr>
+        <w:t xml:space="preserve"> أتكلم إنسانيًا </w:t>
+      </w:r>
+      <w:r>
+        <w:rPr>
+          <w:sz w:val="48"/>
+          <w:szCs w:val="48"/>
+          <w:rtl/>
+          <w:lang w:bidi="ar-AE"/>
+        </w:rPr>
+        <w:t>–</w:t>
+      </w:r>
+      <w:r>
+        <w:rPr>
+          <w:rFonts w:hint="cs"/>
+          <w:sz w:val="48"/>
+          <w:szCs w:val="48"/>
+          <w:rtl/>
+          <w:lang w:bidi="ar-AE"/>
+        </w:rPr>
+        <w:t xml:space="preserve"> حديث في الأزل بين الآب والابن. الله العليم بكل ما سيحدث مع الناس</w:t>
+      </w:r>
+      <w:r>
+        <w:rPr>
+          <w:rFonts w:hint="cs"/>
+          <w:sz w:val="48"/>
+          <w:szCs w:val="48"/>
+          <w:rtl/>
+          <w:lang w:bidi="ar-AE"/>
+        </w:rPr>
+        <w:t xml:space="preserve"> الذين كان يجب أن يُخلقوا أولاً. هو كان يعلم بأنهما سيُصغيان لإبليس وأنهما سيُخطئان إليه، إلى الله القدوس. في الواقع هو مَن كان يجب أن يلعنهما مع إبليس بسبب ذلك. لكن بمحبته العظيمة أراد أن يخلصهم من هذه الحالة الرهيبة </w:t>
+      </w:r>
+      <w:r>
+        <w:rPr>
+          <w:sz w:val="48"/>
+          <w:szCs w:val="48"/>
+          <w:rtl/>
+          <w:lang w:bidi="ar-AE"/>
+        </w:rPr>
+        <w:t>–</w:t>
+      </w:r>
+      <w:r>
+        <w:rPr>
+          <w:rFonts w:hint="cs"/>
+          <w:sz w:val="48"/>
+          <w:szCs w:val="48"/>
+          <w:rtl/>
+          <w:lang w:bidi="ar-AE"/>
+        </w:rPr>
+        <w:t xml:space="preserve"> وأن يتمجد في ذلك!</w:t>
+      </w:r>
+    </w:p>
+    <w:p>
+      <w:pPr>
+        <w:rPr>
+          <w:sz w:val="48"/>
+          <w:szCs w:val="48"/>
+          <w:rtl/>
+          <w:lang w:bidi="ar-AE"/>
+        </w:rPr>
+      </w:pPr>
+      <w:r>
+        <w:rPr>
+          <w:rFonts w:hint="cs"/>
+          <w:sz w:val="48"/>
+          <w:szCs w:val="48"/>
+          <w:rtl/>
+          <w:lang w:bidi="ar-AE"/>
+        </w:rPr>
+        <w:lastRenderedPageBreak/>
+        <w:t xml:space="preserve">يا لها من نعمة! لقد كان من الممكن أن يعمل الله إنسانًا آخر، خليقة أخرى. </w:t>
+      </w:r>
+      <w:r>
+        <w:rPr>
+          <w:rFonts w:hint="cs"/>
+          <w:sz w:val="48"/>
+          <w:szCs w:val="48"/>
+          <w:rtl/>
+          <w:lang w:bidi="ar-AE"/>
+        </w:rPr>
+        <w:t>فلم يكن أي شيء يقف أمام كلية قدرته. غير أن محبته حاصرته ليصنع للهالكين سبيلاً للخلاص. لكن كيف سيحدث ذلك؟ هل قداسته لا تمانع محبته؟ إنه لا يمكنه أن يتغاضى ببساطة عن الخطية.</w:t>
+      </w:r>
+    </w:p>
+    <w:p>
+      <w:pPr>
+        <w:rPr>
+          <w:sz w:val="48"/>
+          <w:szCs w:val="48"/>
+          <w:rtl/>
+          <w:lang w:bidi="ar-AE"/>
+        </w:rPr>
+      </w:pPr>
+      <w:r>
+        <w:rPr>
+          <w:rFonts w:hint="cs"/>
+          <w:sz w:val="48"/>
+          <w:szCs w:val="48"/>
+          <w:rtl/>
+          <w:lang w:bidi="ar-AE"/>
+        </w:rPr>
+        <w:t>غير أنه وجد في حكمته طريقًا يُظهر عدله في محبته كما وأيضًا في قداسته، نعم وحتى أنه سيُظهر محبته وقداسته بصورتهما الكاملة</w:t>
+      </w:r>
+      <w:r>
+        <w:rPr>
+          <w:rFonts w:hint="cs"/>
+          <w:sz w:val="48"/>
+          <w:szCs w:val="48"/>
+          <w:rtl/>
+          <w:lang w:bidi="ar-AE"/>
+        </w:rPr>
+        <w:t xml:space="preserve">: لقد قرّر بأن يجعل ابنه "في ملء الزمان" (غلاطية 4: 4) إنسانًا ليتسنى أن يكون ذبيحة عن الخطية. لأجل هذا صار ابن الله "حملاً </w:t>
+      </w:r>
+      <w:r>
+        <w:rPr>
+          <w:sz w:val="48"/>
+          <w:szCs w:val="48"/>
+          <w:rtl/>
+          <w:lang w:bidi="ar-AE"/>
+        </w:rPr>
+        <w:t xml:space="preserve">بِلاَ عَيْبٍ وَلاَ دَنَسٍ، </w:t>
+      </w:r>
+      <w:r>
+        <w:rPr>
+          <w:rFonts w:hint="cs"/>
+          <w:sz w:val="48"/>
+          <w:szCs w:val="48"/>
+          <w:rtl/>
+          <w:lang w:bidi="ar-AE"/>
+        </w:rPr>
+        <w:t>...</w:t>
+      </w:r>
+      <w:r>
+        <w:rPr>
+          <w:sz w:val="48"/>
+          <w:szCs w:val="48"/>
+          <w:rtl/>
+          <w:lang w:bidi="ar-AE"/>
+        </w:rPr>
+        <w:t xml:space="preserve"> مَعْرُوفًا سَابِقًا قَبْلَ تَأْسِيسِ الْعَالَمِ</w:t>
+      </w:r>
+      <w:r>
+        <w:rPr>
+          <w:rFonts w:hint="cs"/>
+          <w:sz w:val="48"/>
+          <w:szCs w:val="48"/>
+          <w:rtl/>
+          <w:lang w:bidi="ar-AE"/>
+        </w:rPr>
+        <w:t xml:space="preserve">" (1. بطرس 1: 19، 20). هل يمكننا أن نفهم هذا؟ الله الآب يريد أن يضحي </w:t>
+      </w:r>
+      <w:r>
+        <w:rPr>
+          <w:rFonts w:hint="cs"/>
+          <w:sz w:val="48"/>
+          <w:szCs w:val="48"/>
+          <w:rtl/>
+          <w:lang w:bidi="ar-AE"/>
+        </w:rPr>
+        <w:t xml:space="preserve">بابنه، والله الابن يريد أن يضحي </w:t>
+      </w:r>
+      <w:r>
+        <w:rPr>
+          <w:rFonts w:hint="cs"/>
+          <w:sz w:val="48"/>
+          <w:szCs w:val="48"/>
+          <w:rtl/>
+          <w:lang w:bidi="ar-AE"/>
+        </w:rPr>
+        <w:lastRenderedPageBreak/>
+        <w:t>بنفسه! فالابن يريد ذات ما يريده الآب. هو يريد أن يحمل حُكم الدينونة، العقوبة عن الخاطئ الندمان. هو يريد بأن يرفع خطية العالم (يوحنا 1: 29)، ليحظى عدل الله برضاه ولتظهر محبة الله بملئها.</w:t>
+      </w:r>
+    </w:p>
+    <w:p>
+      <w:pPr>
+        <w:rPr>
+          <w:sz w:val="48"/>
+          <w:szCs w:val="48"/>
+          <w:rtl/>
+          <w:lang w:bidi="ar-AE"/>
+        </w:rPr>
+      </w:pPr>
+      <w:r>
+        <w:rPr>
+          <w:rFonts w:hint="cs"/>
+          <w:sz w:val="48"/>
+          <w:szCs w:val="48"/>
+          <w:rtl/>
+          <w:lang w:bidi="ar-AE"/>
+        </w:rPr>
+        <w:t>هذا هو المكتوب في "دَرج الكتاب"! إنه يحتوي على مشورة الله ومشيئته الأزلية بخصوص الابن. وكالابن صائرًا إنسانًا هكذا جاء</w:t>
+      </w:r>
+      <w:r>
+        <w:rPr>
+          <w:rFonts w:hint="cs"/>
+          <w:sz w:val="48"/>
+          <w:szCs w:val="48"/>
+          <w:rtl/>
+          <w:lang w:bidi="ar-AE"/>
+        </w:rPr>
+        <w:t xml:space="preserve"> ليتمم هذه المشيئة الإلهية </w:t>
+      </w:r>
+      <w:r>
+        <w:rPr>
+          <w:sz w:val="48"/>
+          <w:szCs w:val="48"/>
+          <w:rtl/>
+          <w:lang w:bidi="ar-AE"/>
+        </w:rPr>
+        <w:t>–</w:t>
+      </w:r>
+      <w:r>
+        <w:rPr>
+          <w:rFonts w:hint="cs"/>
+          <w:sz w:val="48"/>
+          <w:szCs w:val="48"/>
+          <w:rtl/>
+          <w:lang w:bidi="ar-AE"/>
+        </w:rPr>
+        <w:t xml:space="preserve"> لتمجيد الله ولخلاصنا نحن. "</w:t>
+      </w:r>
+      <w:r>
+        <w:rPr>
+          <w:sz w:val="48"/>
+          <w:szCs w:val="48"/>
+          <w:rtl/>
+          <w:lang w:bidi="ar-AE"/>
+        </w:rPr>
+        <w:t xml:space="preserve"> فَبِهذِهِ الْمَشِيئَةِ نَحْنُ مُقَدَّسُونَ بِتَقْدِيمِ جَسَدِ يَسُوعَ الْمَسِيحِ مَرَّةً وَاحِدَةً.</w:t>
+      </w:r>
+      <w:r>
+        <w:rPr>
+          <w:rFonts w:hint="cs"/>
+          <w:sz w:val="48"/>
+          <w:szCs w:val="48"/>
+          <w:rtl/>
+          <w:lang w:bidi="ar-AE"/>
+        </w:rPr>
+        <w:t>" (عبرانيين 10: 10).</w:t>
+      </w:r>
+    </w:p>
+    <w:p>
+      <w:pPr>
+        <w:rPr>
+          <w:sz w:val="48"/>
+          <w:szCs w:val="48"/>
+          <w:rtl/>
+          <w:lang w:bidi="ar-AE"/>
+        </w:rPr>
+      </w:pPr>
+      <w:r>
+        <w:rPr>
+          <w:rFonts w:hint="cs"/>
+          <w:sz w:val="48"/>
+          <w:szCs w:val="48"/>
+          <w:rtl/>
+          <w:lang w:bidi="ar-AE"/>
+        </w:rPr>
+        <w:t>يا لمحبة سيدنا! بالرغم من علمه ما كان يعنيه</w:t>
+      </w:r>
+      <w:r>
+        <w:rPr>
+          <w:rFonts w:hint="cs"/>
+          <w:sz w:val="48"/>
+          <w:szCs w:val="48"/>
+          <w:rtl/>
+          <w:lang w:bidi="ar-AE"/>
+        </w:rPr>
+        <w:t xml:space="preserve"> له في إتمام مشيئة الله، أتى طوعًا واختيارًا. هو احتمل آلام الصليب وعاره بإخلاص اختياري. ومن بعد ذلك قال لتلميذي عمواس: "</w:t>
+      </w:r>
+      <w:r>
+        <w:rPr>
+          <w:sz w:val="48"/>
+          <w:szCs w:val="48"/>
+          <w:rtl/>
+          <w:lang w:bidi="ar-AE"/>
+        </w:rPr>
+        <w:t xml:space="preserve"> أَمَا كَانَ يَنْبَغِي أَنَّ الْمَسِيحَ يَتَأَلَّمُ </w:t>
+      </w:r>
+      <w:r>
+        <w:rPr>
+          <w:rFonts w:hint="cs"/>
+          <w:sz w:val="48"/>
+          <w:szCs w:val="48"/>
+          <w:rtl/>
+          <w:lang w:bidi="ar-AE"/>
+        </w:rPr>
+        <w:t xml:space="preserve">؟" </w:t>
+      </w:r>
+      <w:r>
+        <w:rPr>
+          <w:rFonts w:hint="cs"/>
+          <w:sz w:val="48"/>
+          <w:szCs w:val="48"/>
+          <w:rtl/>
+          <w:lang w:bidi="ar-AE"/>
+        </w:rPr>
+        <w:lastRenderedPageBreak/>
+        <w:t xml:space="preserve">(لوقا 24: 26). لقد تطابق مع مشيئة الله </w:t>
+      </w:r>
+      <w:r>
+        <w:rPr>
+          <w:sz w:val="48"/>
+          <w:szCs w:val="48"/>
+          <w:rtl/>
+          <w:lang w:bidi="ar-AE"/>
+        </w:rPr>
+        <w:t>–</w:t>
+      </w:r>
+      <w:r>
+        <w:rPr>
+          <w:rFonts w:hint="cs"/>
+          <w:sz w:val="48"/>
+          <w:szCs w:val="48"/>
+          <w:rtl/>
+          <w:lang w:bidi="ar-AE"/>
+        </w:rPr>
+        <w:t xml:space="preserve"> ولقد أتممها. مبارك اسمه!</w:t>
+      </w:r>
+    </w:p>
+    <w:p>
+      <w:pPr>
+        <w:rPr>
+          <w:sz w:val="48"/>
+          <w:szCs w:val="48"/>
+          <w:rtl/>
+          <w:lang w:bidi="ar-AE"/>
+        </w:rPr>
+      </w:pPr>
+      <w:r>
+        <w:rPr>
+          <w:rFonts w:hint="cs"/>
+          <w:sz w:val="48"/>
+          <w:szCs w:val="48"/>
+          <w:rtl/>
+          <w:lang w:bidi="ar-AE"/>
+        </w:rPr>
+        <w:t>5. سفر مشورات الله بخصوص الأرض</w:t>
+      </w:r>
+    </w:p>
+    <w:p>
+      <w:pPr>
+        <w:rPr>
+          <w:sz w:val="48"/>
+          <w:szCs w:val="48"/>
+          <w:rtl/>
+          <w:lang w:bidi="ar-AE"/>
+        </w:rPr>
+      </w:pPr>
+      <w:r>
+        <w:rPr>
+          <w:rFonts w:hint="cs"/>
+          <w:sz w:val="48"/>
+          <w:szCs w:val="48"/>
+          <w:rtl/>
+          <w:lang w:bidi="ar-AE"/>
+        </w:rPr>
+        <w:t xml:space="preserve">في الختام نأتي إلى "السفر في يمين الجالس على العرش" (رؤيا 5: 1). هو مختوم بسبعة ختوم. </w:t>
+      </w:r>
+      <w:r>
+        <w:rPr>
+          <w:rFonts w:hint="cs"/>
+          <w:sz w:val="48"/>
+          <w:szCs w:val="48"/>
+          <w:rtl/>
+          <w:lang w:bidi="ar-AE"/>
+        </w:rPr>
+        <w:t>ويتضح من السياق بأنه يحتوي على مشورات الله بخصوص الأرض، وبالأخص الأقضية التي ستقع في المستقبل القريب على البشرية.</w:t>
+      </w:r>
+    </w:p>
+    <w:p>
+      <w:pPr>
+        <w:rPr>
+          <w:sz w:val="48"/>
+          <w:szCs w:val="48"/>
+          <w:rtl/>
+          <w:lang w:bidi="ar-AE"/>
+        </w:rPr>
+      </w:pPr>
+      <w:r>
+        <w:rPr>
+          <w:rFonts w:hint="cs"/>
+          <w:sz w:val="48"/>
+          <w:szCs w:val="48"/>
+          <w:rtl/>
+          <w:lang w:bidi="ar-AE"/>
+        </w:rPr>
+        <w:t xml:space="preserve">اليوم ختوم هذا السفر لا زالت مختومة </w:t>
+      </w:r>
+      <w:r>
+        <w:rPr>
+          <w:sz w:val="48"/>
+          <w:szCs w:val="48"/>
+          <w:rtl/>
+          <w:lang w:bidi="ar-AE"/>
+        </w:rPr>
+        <w:t>–</w:t>
+      </w:r>
+      <w:r>
+        <w:rPr>
+          <w:rFonts w:hint="cs"/>
+          <w:sz w:val="48"/>
+          <w:szCs w:val="48"/>
+          <w:rtl/>
+          <w:lang w:bidi="ar-AE"/>
+        </w:rPr>
+        <w:t xml:space="preserve"> يا لروعة زمن النعمة! لكن هذا سيتغير عند اختطاف المؤمنين إلى السماء وهم جالسين في صورة الأربع وعشرين شيخًا من حول العرش (رؤيا 4: 4)، هناك سيختبرون بكل هدوء وراحة الأحداث التي ستحدث آنذاك. البروق، </w:t>
+      </w:r>
+      <w:r>
+        <w:rPr>
+          <w:rFonts w:hint="cs"/>
+          <w:sz w:val="48"/>
+          <w:szCs w:val="48"/>
+          <w:rtl/>
+          <w:lang w:bidi="ar-AE"/>
+        </w:rPr>
+        <w:lastRenderedPageBreak/>
+        <w:t xml:space="preserve">الأصوات والرعود، </w:t>
+      </w:r>
+      <w:r>
+        <w:rPr>
+          <w:rFonts w:hint="cs"/>
+          <w:sz w:val="48"/>
+          <w:szCs w:val="48"/>
+          <w:rtl/>
+          <w:lang w:bidi="ar-AE"/>
+        </w:rPr>
+        <w:t>كالمُنبئة بالأقضية الخارجة من العرش لن تخيفهم. وعند فكّ الختوم ووقوع الأقضية على الأرض، يكونون جالسين في حفل العُرس محتفلين باتحادهم الأبدي بعريسهم السماوي (رؤيا 19: 7، 8).</w:t>
+      </w:r>
+    </w:p>
+    <w:p>
+      <w:pPr>
+        <w:rPr>
+          <w:sz w:val="48"/>
+          <w:szCs w:val="48"/>
+          <w:rtl/>
+          <w:lang w:bidi="ar-AE"/>
+        </w:rPr>
+      </w:pPr>
+      <w:r>
+        <w:rPr>
+          <w:rFonts w:hint="cs"/>
+          <w:sz w:val="48"/>
+          <w:szCs w:val="48"/>
+          <w:rtl/>
+          <w:lang w:bidi="ar-AE"/>
+        </w:rPr>
+        <w:t xml:space="preserve">لكن مَن سيفُكّ ختوم السفر؟ فلا يوجد أحد مستحق ولا حتى أعظم رؤساء الملائكة. </w:t>
+      </w:r>
+      <w:r>
+        <w:rPr>
+          <w:rFonts w:hint="cs"/>
+          <w:sz w:val="48"/>
+          <w:szCs w:val="48"/>
+          <w:rtl/>
+          <w:lang w:bidi="ar-AE"/>
+        </w:rPr>
+        <w:t xml:space="preserve">لقد كان بوسعهم  أن يفكوا الختوم وأن يوقعوا أقضية الله على الناس، لو صدر الأمر لهم من الله وأُعطيت لهم القوة لعمل ذلك (قارن 2. ملوك 19: 35) </w:t>
+      </w:r>
+      <w:r>
+        <w:rPr>
+          <w:sz w:val="48"/>
+          <w:szCs w:val="48"/>
+          <w:rtl/>
+          <w:lang w:bidi="ar-AE"/>
+        </w:rPr>
+        <w:t>–</w:t>
+      </w:r>
+      <w:r>
+        <w:rPr>
+          <w:rFonts w:hint="cs"/>
+          <w:sz w:val="48"/>
+          <w:szCs w:val="48"/>
+          <w:rtl/>
+          <w:lang w:bidi="ar-AE"/>
+        </w:rPr>
+        <w:t xml:space="preserve"> لكنهم هم غير مستحقين.</w:t>
+      </w:r>
+    </w:p>
+    <w:p>
+      <w:pPr>
+        <w:rPr>
+          <w:sz w:val="48"/>
+          <w:szCs w:val="48"/>
+          <w:rtl/>
+          <w:lang w:bidi="ar-AE"/>
+        </w:rPr>
+      </w:pPr>
+      <w:r>
+        <w:rPr>
+          <w:rFonts w:hint="cs"/>
+          <w:sz w:val="48"/>
+          <w:szCs w:val="48"/>
+          <w:rtl/>
+          <w:lang w:bidi="ar-AE"/>
+        </w:rPr>
+        <w:t>واحد فقط مستحق بأن يفعل ذلك، وهو ربنا يسوع المسيح: "</w:t>
+      </w:r>
+      <w:r>
+        <w:rPr>
+          <w:sz w:val="48"/>
+          <w:szCs w:val="48"/>
+          <w:rtl/>
+          <w:lang w:bidi="ar-AE"/>
+        </w:rPr>
+        <w:t xml:space="preserve"> هُوَذَا قَدْ غَلَبَ الأَسَدُ الَّذِي مِنْ سِبْطِ يَهُوذَا، أَصْلُ دَاوُدَ، لِيَفْتَحَ السِّفْرَ وَيَفُكَّ خُتُومَهُ السَّبْعَةَ</w:t>
+      </w:r>
+      <w:r>
+        <w:rPr>
+          <w:rFonts w:hint="cs"/>
+          <w:sz w:val="48"/>
+          <w:szCs w:val="48"/>
+          <w:rtl/>
+          <w:lang w:bidi="ar-AE"/>
+        </w:rPr>
+        <w:t xml:space="preserve">" (رؤيا 5: 5) لننتبه: أحد الشيوخ يعلم بهذا! فالمؤمنون في ذلك الوقت لهم فطنة واضحة في هذا الأمر، يا لعظمة </w:t>
+      </w:r>
+      <w:r>
+        <w:rPr>
+          <w:rFonts w:hint="cs"/>
+          <w:sz w:val="48"/>
+          <w:szCs w:val="48"/>
+          <w:rtl/>
+          <w:lang w:bidi="ar-AE"/>
+        </w:rPr>
+        <w:lastRenderedPageBreak/>
+        <w:t xml:space="preserve">شخص ربنا يسوع. أفما كان جميلاً لو من اليوم حصلنا على المزيد من الفطنة عن شخص ربنا؟ ليتنا نعلم كيف نزيد تقديرنا لشخصه؟ هذا كان أيضًا موضوع صلاة بولس من أجل القديسين في أفسس (أفسس 1: 15 </w:t>
+      </w:r>
+      <w:r>
+        <w:rPr>
+          <w:sz w:val="48"/>
+          <w:szCs w:val="48"/>
+          <w:rtl/>
+          <w:lang w:bidi="ar-AE"/>
+        </w:rPr>
+        <w:t>–</w:t>
+      </w:r>
+      <w:r>
+        <w:rPr>
+          <w:rFonts w:hint="cs"/>
+          <w:sz w:val="48"/>
+          <w:szCs w:val="48"/>
+          <w:rtl/>
+          <w:lang w:bidi="ar-AE"/>
+        </w:rPr>
+        <w:t xml:space="preserve"> 20).</w:t>
+      </w:r>
+    </w:p>
+    <w:p>
+      <w:pPr>
+        <w:rPr>
+          <w:sz w:val="48"/>
+          <w:szCs w:val="48"/>
+          <w:rtl/>
+          <w:lang w:bidi="ar-AE"/>
+        </w:rPr>
+      </w:pPr>
+      <w:r>
+        <w:rPr>
+          <w:rFonts w:hint="cs"/>
+          <w:sz w:val="48"/>
+          <w:szCs w:val="48"/>
+          <w:rtl/>
+          <w:lang w:bidi="ar-AE"/>
+        </w:rPr>
+        <w:t>هو، ابن الله المتأنس، هو الشخص المستحق الوحيد بأن يتمم مشورات الله بخصوص الأرض. الله "</w:t>
+      </w:r>
+      <w:r>
+        <w:rPr>
+          <w:sz w:val="48"/>
+          <w:szCs w:val="48"/>
+          <w:rtl/>
+          <w:lang w:bidi="ar-AE"/>
+        </w:rPr>
+        <w:t>أَعْطَاهُ سُلْطَانًا أَنْ يَدِينَ أَيْضًا، لأَنَّهُ ابْنُ الإِنْسَانِ</w:t>
+      </w:r>
+      <w:r>
+        <w:rPr>
+          <w:rFonts w:hint="cs"/>
+          <w:sz w:val="48"/>
+          <w:szCs w:val="48"/>
+          <w:rtl/>
+          <w:lang w:bidi="ar-AE"/>
+        </w:rPr>
+        <w:t>" (يوحنا 5: 27). كالابن الأزلي وابن الإنسان له أولاً مجده وكرامته الشخصية. إنه "</w:t>
+      </w:r>
+      <w:r>
+        <w:rPr>
+          <w:sz w:val="48"/>
+          <w:szCs w:val="48"/>
+          <w:rtl/>
+          <w:lang w:bidi="ar-AE"/>
+        </w:rPr>
+        <w:t xml:space="preserve"> الأَسَدُ الَّذِي مِنْ سِبْطِ يَهُوذَا، أَصْلُ دَاوُدَ،</w:t>
+      </w:r>
+      <w:r>
+        <w:rPr>
+          <w:rFonts w:hint="cs"/>
+          <w:sz w:val="48"/>
+          <w:szCs w:val="48"/>
+          <w:rtl/>
+          <w:lang w:bidi="ar-AE"/>
+        </w:rPr>
+        <w:t>". ثانيًا من ثم اكتسب لنفسه مجدًا إضافيًا، لأنه مجّد الله بالكامل على الصليب (يوحنا 13: 31، 32). لذا لا يراه يوحنا كالأسد، وإنما "</w:t>
+      </w:r>
+      <w:r>
+        <w:rPr>
+          <w:sz w:val="48"/>
+          <w:szCs w:val="48"/>
           <w:rtl/>
         </w:rPr>
         <w:t xml:space="preserve"> </w:t>
       </w:r>
       <w:r>
         <w:rPr>
-          <w:rtl/>
-          <w:lang w:bidi="ar-SA"/>
-        </w:rPr>
-        <w:t>وَكَانَتِ الأَبْوَابُ مُغَلَّقَةً حَيْثُ كَانَ التَّلاَمِيذُ مُجْتَمِعِينَ لِسَبَبِ الْخَوْفِ مِنَ الْيَهُودِ،</w:t>
-      </w:r>
-      <w:r>
-        <w:rPr>
-          <w:rFonts w:hint="cs"/>
-          <w:rtl/>
-          <w:lang w:bidi="ar-SA"/>
-        </w:rPr>
-        <w:t xml:space="preserve">" والرب الإلهي بذاته مَن خرج من القبر بالرغم من </w:t>
-      </w:r>
-      <w:r>
-        <w:rPr>
-          <w:rFonts w:hint="cs"/>
-          <w:rtl/>
-          <w:lang w:bidi="ar-SA"/>
-        </w:rPr>
-        <w:t>فوّهته المختومة بالحجر، دخل بالرغم من الأبواب المغلّقة إلى داخل العليّة، لأنه لم يكن بمقدور أي عائق مادي أرضي أن يعيق كامل حرية حياة قيامته المجيدة؛ وتحيته بالسلام جعلتهم يفرحون فرحًا لم يكن يعرفونه من قبل.</w:t>
-      </w:r>
-    </w:p>
-    <w:p>
-      <w:pPr>
-        <w:bidi/>
-        <w:jc w:val="both"/>
-        <w:rPr>
-          <w:rtl/>
-          <w:lang w:bidi="ar-SA"/>
-        </w:rPr>
-      </w:pPr>
-      <w:r>
-        <w:rPr>
-          <w:rFonts w:hint="cs"/>
-          <w:rtl/>
-          <w:lang w:bidi="ar-SA"/>
-        </w:rPr>
-        <w:t xml:space="preserve">ولكن ألا تلقى جميع زياراته المباركة مفهومًا حقيقيًا وعميقًا لدى النفوس عندما تكون الأبواب مغلّقة؟ نحن نحتاج بأن نُغلق الأبواب من أجل أقدس عِشرة معه. هو يحتاج أبوابًا مغلّقة لبشراه المعزية التي يريد أن يشاركنا بها. إن "نبرة </w:t>
-      </w:r>
-      <w:r>
-        <w:rPr>
-          <w:rFonts w:hint="cs"/>
-          <w:rtl/>
-          <w:lang w:bidi="ar-SA"/>
-        </w:rPr>
-        <w:t xml:space="preserve">صوته الخفيف الرقيق" سنسمعها بوضوح إن كان صوت العالم الصاخب مغلّقًا ونحن موجودين في مكان مجده المُخفى (1. ملوك 19: 9 </w:t>
-      </w:r>
-      <w:r>
-        <w:rPr>
-          <w:rtl/>
-          <w:lang w:bidi="ar-SA"/>
-        </w:rPr>
-        <w:t>–</w:t>
-      </w:r>
-      <w:r>
-        <w:rPr>
-          <w:rFonts w:hint="cs"/>
-          <w:rtl/>
-          <w:lang w:bidi="ar-SA"/>
-        </w:rPr>
-        <w:t xml:space="preserve"> 18). أفلا يشدد الرب بالذات في هذا الخبر الذي به يضع قاعدة للعِشرة معه، على الغلق والاختلاء؟ "</w:t>
-      </w:r>
-      <w:r>
-        <w:rPr>
+          <w:sz w:val="48"/>
+          <w:szCs w:val="48"/>
+          <w:rtl/>
+          <w:lang w:bidi="ar-AE"/>
+        </w:rPr>
+        <w:t>خَرُوفٌ قَائِمٌ كَأَنَّهُ مَذْبُوحٌ،</w:t>
+      </w:r>
+      <w:r>
+        <w:rPr>
+          <w:rFonts w:hint="cs"/>
+          <w:sz w:val="48"/>
+          <w:szCs w:val="48"/>
+          <w:rtl/>
+          <w:lang w:bidi="ar-AE"/>
+        </w:rPr>
+        <w:t>" (رؤيا 5: 6).</w:t>
+      </w:r>
+    </w:p>
+    <w:p>
+      <w:pPr>
+        <w:rPr>
+          <w:sz w:val="48"/>
+          <w:szCs w:val="48"/>
+          <w:rtl/>
+          <w:lang w:bidi="ar-AE"/>
+        </w:rPr>
+      </w:pPr>
+      <w:r>
+        <w:rPr>
+          <w:rFonts w:hint="cs"/>
+          <w:sz w:val="48"/>
+          <w:szCs w:val="48"/>
+          <w:rtl/>
+          <w:lang w:bidi="ar-AE"/>
+        </w:rPr>
+        <w:lastRenderedPageBreak/>
+        <w:t>فهذا الحمل سيأخذ السفر عن يمين الجالس على العرش ويفتحه ختومه الواحد تلو الآخر.</w:t>
+      </w:r>
+      <w:r>
+        <w:rPr>
+          <w:rFonts w:hint="cs"/>
+          <w:sz w:val="48"/>
+          <w:szCs w:val="48"/>
+          <w:rtl/>
+          <w:lang w:bidi="ar-AE"/>
+        </w:rPr>
+        <w:t xml:space="preserve"> في كل مرة سيصيب الأرض قضاء خاصًا ومتزايد في شدته. والمسيح سيتمجد في قيامه بقضاء عادل.</w:t>
+      </w:r>
+    </w:p>
+    <w:p>
+      <w:pPr>
+        <w:rPr>
+          <w:sz w:val="48"/>
+          <w:szCs w:val="48"/>
+          <w:rtl/>
+          <w:lang w:bidi="ar-AE"/>
+        </w:rPr>
+      </w:pPr>
+      <w:r>
+        <w:rPr>
+          <w:rFonts w:hint="cs"/>
+          <w:sz w:val="48"/>
+          <w:szCs w:val="48"/>
+          <w:rtl/>
+          <w:lang w:bidi="ar-AE"/>
+        </w:rPr>
+        <w:t>الأربع وعشرون شيخ، الملائكة وكل الخليقة سيسبحونه على هذا العمل وسيقدمون له السجود، بانحنائهم أمام الحمل. وستصدر من أفواه المفديين ترنيمة جديدة: "</w:t>
+      </w:r>
+      <w:r>
+        <w:rPr>
+          <w:sz w:val="48"/>
+          <w:szCs w:val="48"/>
           <w:rtl/>
         </w:rPr>
         <w:t xml:space="preserve"> </w:t>
       </w:r>
       <w:r>
         <w:rPr>
-          <w:rtl/>
-          <w:lang w:bidi="ar-SA"/>
-        </w:rPr>
-        <w:t xml:space="preserve">فَادْخُلْ إِلَى مِخْدَعِكَ وَأَغْلِقْ بَابَكَ، وَصَلِّ إِلَى أَبِيكَ </w:t>
-      </w:r>
-      <w:r>
-        <w:rPr>
-          <w:rFonts w:hint="cs"/>
-          <w:rtl/>
-          <w:lang w:bidi="ar-SA"/>
-        </w:rPr>
-        <w:t>...</w:t>
-      </w:r>
-      <w:r>
-        <w:rPr>
-          <w:rtl/>
-          <w:lang w:bidi="ar-SA"/>
-        </w:rPr>
-        <w:t xml:space="preserve">الَّذِي يَرَى فِي الْخَفَاءِ </w:t>
-      </w:r>
-      <w:r>
-        <w:rPr>
-          <w:rFonts w:hint="cs"/>
-          <w:rtl/>
-          <w:lang w:bidi="ar-SA"/>
-        </w:rPr>
-        <w:t xml:space="preserve">" (متى 6: 6). هنا الرب لا يقول فقط، بأن ليس على المرء أن يصلّي لتنظره الناس، وإنما أيضًا بأنه لا يجب في الصلاة أن يكون في النفس </w:t>
-      </w:r>
-      <w:r>
-        <w:rPr>
-          <w:rFonts w:hint="cs"/>
-          <w:rtl/>
-          <w:lang w:bidi="ar-SA"/>
-        </w:rPr>
-        <w:t xml:space="preserve">أي حثّ، </w:t>
-      </w:r>
-      <w:r>
-        <w:rPr>
-          <w:rFonts w:hint="cs"/>
-          <w:rtl/>
-          <w:lang w:bidi="ar-SA"/>
-        </w:rPr>
-        <w:t xml:space="preserve">أو </w:t>
-      </w:r>
-      <w:r>
-        <w:rPr>
-          <w:rFonts w:hint="cs"/>
-          <w:rtl/>
-          <w:lang w:bidi="ar-SA"/>
-        </w:rPr>
-        <w:t>أي تشتت. فالصلاة بحاجة لمكان هادئ ولوقت هادئ وقبل أي شيء قلبًا هادئًا.</w:t>
-      </w:r>
-    </w:p>
-    <w:p>
-      <w:pPr>
-        <w:bidi/>
-        <w:jc w:val="both"/>
-        <w:rPr>
-          <w:rtl/>
-          <w:lang w:bidi="ar-SA"/>
-        </w:rPr>
-      </w:pPr>
-      <w:r>
-        <w:rPr>
-          <w:rFonts w:hint="cs"/>
-          <w:rtl/>
-          <w:lang w:bidi="ar-SA"/>
-        </w:rPr>
-        <w:t xml:space="preserve">من دون شك من الممكن أيضًا أن تكون هنالك لحظات طيبة للصلاة في حجرة غير مخفية بأبواب مغلّقة كما وأيضًا من دون توفّر هدوء في الخارج. فنحميا مثلاً رفع قلبه في الصلاة إلى الله واستُجيب في الحال حينما كان واقفًا كساقي للملك وكان عليه أن يتحدث معه. إن أمهر الناس وسط عمله الذي يستهلكه كليًا </w:t>
-      </w:r>
-      <w:r>
-        <w:rPr>
-          <w:rtl/>
-          <w:lang w:bidi="ar-SA"/>
-        </w:rPr>
-        <w:t>–</w:t>
-      </w:r>
-      <w:r>
-        <w:rPr>
-          <w:rFonts w:hint="cs"/>
-          <w:rtl/>
-          <w:lang w:bidi="ar-SA"/>
-        </w:rPr>
-        <w:t xml:space="preserve"> الأم التي تعمل بجد وسط </w:t>
-      </w:r>
-      <w:r>
-        <w:rPr>
-          <w:rFonts w:hint="cs"/>
-          <w:rtl/>
-          <w:lang w:bidi="ar-SA"/>
-        </w:rPr>
-        <w:t xml:space="preserve">أولادها بأصواتهم المرتفعة -، المسافر في قعقعة سكة الحديد -، جميعهم يمكنهم أن يرفعوا أنظارهم وطلباتهم وإرسالها عاليًا إلى عرش النعمة ويُستجاب لهم باستجابة معزية تجعلهم أهدأ، أكثر حكمة وأكثر شجاعة مما كانوا عليه قبلاً. </w:t>
-      </w:r>
-      <w:r>
-        <w:rPr>
-          <w:rFonts w:hint="cs"/>
-          <w:rtl/>
-          <w:lang w:bidi="ar-SA"/>
-        </w:rPr>
-        <w:t>كم هذه</w:t>
-      </w:r>
-      <w:r>
-        <w:rPr>
-          <w:rFonts w:hint="cs"/>
-          <w:rtl/>
-          <w:lang w:bidi="ar-SA"/>
-        </w:rPr>
-        <w:t xml:space="preserve"> الصلوات مقوية التي تُقام </w:t>
-      </w:r>
-      <w:r>
-        <w:rPr>
-          <w:rFonts w:hint="cs"/>
-          <w:rtl/>
-          <w:lang w:bidi="ar-SA"/>
-        </w:rPr>
-        <w:t>عبر الطريق يعلم بها من اختبروها.</w:t>
-      </w:r>
-    </w:p>
-    <w:p>
-      <w:pPr>
-        <w:bidi/>
-        <w:jc w:val="both"/>
-        <w:rPr>
-          <w:rtl/>
-          <w:lang w:bidi="ar-SA"/>
-        </w:rPr>
-      </w:pPr>
-      <w:r>
-        <w:rPr>
-          <w:rFonts w:hint="cs"/>
-          <w:rtl/>
-          <w:lang w:bidi="ar-SA"/>
-        </w:rPr>
-        <w:t xml:space="preserve">لكن إن أردنا أن نختبر ملء الفرح في العِشرة مع الله، فلا بد وأن نُفسح له مكانًا خاصًا بعيدًا عن الضجيج اليومي، ونحجز له وقتًا هادئًا، حتى وإن </w:t>
-      </w:r>
-      <w:r>
-        <w:rPr>
-          <w:rFonts w:hint="cs"/>
-          <w:rtl/>
-          <w:lang w:bidi="ar-SA"/>
-        </w:rPr>
-        <w:t xml:space="preserve">اضطررنا الاختصار من </w:t>
-      </w:r>
-      <w:r>
-        <w:rPr>
-          <w:rFonts w:hint="cs"/>
-          <w:rtl/>
-          <w:lang w:bidi="ar-SA"/>
-        </w:rPr>
-        <w:t>قيلولة</w:t>
-      </w:r>
-      <w:r>
-        <w:rPr>
-          <w:rFonts w:hint="cs"/>
-          <w:rtl/>
-          <w:lang w:bidi="ar-SA"/>
-        </w:rPr>
-        <w:t xml:space="preserve"> الصباح ومن راحتنا المسائية أو من الفترة التي نستخدمها في أمور غير </w:t>
-      </w:r>
-      <w:r>
-        <w:rPr>
-          <w:rFonts w:hint="cs"/>
-          <w:rtl/>
-          <w:lang w:bidi="ar-SA"/>
-        </w:rPr>
-        <w:t>ضرورية</w:t>
-      </w:r>
-      <w:r>
-        <w:rPr>
-          <w:rFonts w:hint="cs"/>
-          <w:rtl/>
-          <w:lang w:bidi="ar-SA"/>
-        </w:rPr>
-        <w:t>.</w:t>
-      </w:r>
-    </w:p>
-    <w:p>
-      <w:pPr>
-        <w:bidi/>
-        <w:jc w:val="both"/>
-        <w:rPr>
-          <w:rtl/>
-          <w:lang w:bidi="ar-SA"/>
-        </w:rPr>
-      </w:pPr>
-      <w:r>
-        <w:rPr>
-          <w:rFonts w:hint="cs"/>
-          <w:rtl/>
-          <w:lang w:bidi="ar-SA"/>
-        </w:rPr>
-        <w:t xml:space="preserve">أغلق عليك باب مخدعك، قال الرب يسوع حينما حكم على تفاخر الفريسيين وقت صلاتهم. غير أن أمر الرب هذا </w:t>
-      </w:r>
-      <w:r>
-        <w:rPr>
-          <w:rFonts w:hint="cs"/>
-          <w:rtl/>
-          <w:lang w:bidi="ar-SA"/>
-        </w:rPr>
-        <w:t xml:space="preserve">يريد أن يخبرنا </w:t>
-      </w:r>
-      <w:r>
-        <w:rPr>
-          <w:rFonts w:hint="cs"/>
-          <w:rtl/>
-          <w:lang w:bidi="ar-SA"/>
-        </w:rPr>
-        <w:t xml:space="preserve">بما هو </w:t>
-      </w:r>
-      <w:r>
-        <w:rPr>
-          <w:rFonts w:hint="cs"/>
-          <w:rtl/>
-          <w:lang w:bidi="ar-SA"/>
-        </w:rPr>
-        <w:t xml:space="preserve">أكثر من هذا. فمعناه بدرجة أولى: أغلق باب قلبك، لأنه من الممكن أن يكون معرّضًا لجميع </w:t>
-      </w:r>
-      <w:r>
-        <w:rPr>
-          <w:rFonts w:hint="cs"/>
-          <w:rtl/>
-          <w:lang w:bidi="ar-SA"/>
+          <w:sz w:val="48"/>
+          <w:szCs w:val="48"/>
+          <w:rtl/>
+          <w:lang w:bidi="ar-AE"/>
+        </w:rPr>
+        <w:t xml:space="preserve">«مُسْتَحِقٌ أَنْتَ أَنْ تَأْخُذَ السِّفْرَ وَتَفْتَحَ خُتُومَهُ، لأَنَّكَ ذُبِحْتَ وَاشْتَرَيْتَنَا للهِ بِدَمِكَ مِنْ كُلِّ قَبِيلَةٍ وَلِسَانٍ وَشَعْبٍ وَأُمَّةٍ،  10 وَجَعَلْتَنَا لإِلهِنَا مُلُوكًا وَكَهَنَةً، فَسَنَمْلِكُ عَلَى الأَرْضِ».  11 وَنَظَرْتُ وَسَمِعْتُ صَوْتَ مَلاَئِكَةٍ كَثِيرِينَ حَوْلَ الْعَرْشِ وَالْحَيَوَانَاتِ وَالشُّيُوخِ، وَكَانَ عَدَدُهُمْ رَبَوَاتِ رَبَوَاتٍ وَأُلُوفَ أُلُوفٍ،  12 قَائِلِينَ بِصَوْتٍ عَظِيمٍ:«مُسْتَحِقٌ هُوَ الْخَروُفُ الْمَذْبُوحُ أَنْ يَأْخُذَ </w:t>
+      </w:r>
+      <w:r>
+        <w:rPr>
+          <w:sz w:val="48"/>
+          <w:szCs w:val="48"/>
+          <w:rtl/>
+          <w:lang w:bidi="ar-AE"/>
         </w:rPr>
         <w:lastRenderedPageBreak/>
-        <w:t xml:space="preserve">ملاهي الأرض واضطراباتها، بالأخص عندما تكون أبواب الغرفة مغلّقة. بعض المسيحيين يعرفون من اختبار أسيف لهم، بأنه هكذا هو الأمر. إنه لا يشعر بضغط هموم العالم والأفكار التي لا قيمة لها إلا عندما يحني ركبتيه في صلاة بالخفاء. </w:t>
-      </w:r>
-      <w:r>
-        <w:rPr>
-          <w:rFonts w:hint="cs"/>
-          <w:rtl/>
-          <w:lang w:bidi="ar-SA"/>
-        </w:rPr>
-        <w:t>ليست الهموم فقط، وإنما أيضًا عدد لا حصر له من أمور الحياة الفانية تجتمع معًا ولذا إن كنا نريد بأن نكون لوحدنا مع الله فاغلق باب قلبك واترك العالم خارجه. البحر الذي تحركه الريح لا يمكنه أن يعكس صورة السماء. إننا بحاجة بأن نصد كل الأمور العالمية عنّا، التي تريد أن تسيطر على النفس، كما قال إبراهيم مرة لعبديه عند سفح جبل المريا: "</w:t>
-      </w:r>
-      <w:r>
-        <w:rPr>
-          <w:rtl/>
-        </w:rPr>
-        <w:t xml:space="preserve"> </w:t>
-      </w:r>
-      <w:r>
-        <w:rPr>
-          <w:rtl/>
-          <w:lang w:bidi="ar-SA"/>
-        </w:rPr>
-        <w:t>اجْلِسَا أَنْتُمَا ههُنَا مَعَ الْحِمَارِ، وَأَمَّا أَنَا وَالْغُلاَمُ فَنَذْهَبُ إِلَى هُنَاكَ وَنَسْجُدُ، ثُمَّ نَرْجعُ إِلَيْكُمَا</w:t>
-      </w:r>
-      <w:r>
-        <w:rPr>
-          <w:rFonts w:hint="cs"/>
-          <w:rtl/>
-          <w:lang w:bidi="ar-SA"/>
-        </w:rPr>
-        <w:t>" (تكوين 22: 5).</w:t>
-      </w:r>
-    </w:p>
-    <w:p>
-      <w:pPr>
-        <w:bidi/>
-        <w:jc w:val="both"/>
-        <w:rPr>
-          <w:rtl/>
-          <w:lang w:bidi="ar-SA"/>
-        </w:rPr>
-      </w:pPr>
-      <w:r>
-        <w:rPr>
-          <w:rFonts w:hint="cs"/>
-          <w:rtl/>
-          <w:lang w:bidi="ar-SA"/>
-        </w:rPr>
-        <w:t>أغلق باب قلبك واترك عدم الإيمان خارجه. لا تسمح بدخول الشك الخفي لئلا تُعاق صلواتك. الله يستجيب فقط للثقة الكاملة.</w:t>
-      </w:r>
-    </w:p>
-    <w:p>
-      <w:pPr>
-        <w:bidi/>
-        <w:jc w:val="both"/>
-        <w:rPr>
-          <w:rtl/>
-          <w:lang w:bidi="ar-SA"/>
-        </w:rPr>
-      </w:pPr>
-      <w:r>
-        <w:rPr>
-          <w:rFonts w:hint="cs"/>
-          <w:rtl/>
-          <w:lang w:bidi="ar-SA"/>
-        </w:rPr>
-        <w:t xml:space="preserve">اغلق باب قلبك عن الشكليات. التعبّد الشكلي من دون مشاركة القلب فيه، لا يفيد أحد بشيء. فقط بأن تصلي لكي تُرضي ضميرك، أو لأن الوقت المعدّ للصلاة قد حضر ولا بد من أن ننجز هذا الواجب، ليس هو فقط </w:t>
-      </w:r>
-      <w:r>
-        <w:rPr>
-          <w:rFonts w:hint="cs"/>
-          <w:rtl/>
-          <w:lang w:bidi="ar-SA"/>
-        </w:rPr>
-        <w:t>محاولة في خداع الله، وإنما أيضًا خداع كبير للنفس.</w:t>
-      </w:r>
-    </w:p>
-    <w:p>
-      <w:pPr>
-        <w:bidi/>
-        <w:jc w:val="both"/>
-        <w:rPr>
-          <w:rtl/>
-          <w:lang w:bidi="ar-SA"/>
-        </w:rPr>
-      </w:pPr>
-      <w:r>
-        <w:rPr>
-          <w:rFonts w:hint="cs"/>
-          <w:rtl/>
-          <w:lang w:bidi="ar-SA"/>
-        </w:rPr>
-        <w:t xml:space="preserve">أغلق باب قلبك عن اللامبالاة، لأن القلب من الممكن بأن يريد التمسك بالخطية بالذات التي تصلي الشفاه ضدها. فقط الصلاة المطمئنة والمستقيمة هي المعتبرة عند الله. " </w:t>
-      </w:r>
-      <w:r>
-        <w:rPr>
-          <w:rtl/>
-          <w:lang w:bidi="ar-SA"/>
-        </w:rPr>
-        <w:t>إِنْ رَاعَيْتُ إِثْمًا فِي قَلْبِي</w:t>
-      </w:r>
-      <w:r>
-        <w:rPr>
-          <w:rFonts w:hint="cs"/>
-          <w:rtl/>
-          <w:lang w:bidi="ar-SA"/>
-        </w:rPr>
-        <w:t xml:space="preserve"> (إن تغاضيت عن جُرم في قلبي)</w:t>
-      </w:r>
-      <w:r>
-        <w:rPr>
-          <w:rtl/>
-          <w:lang w:bidi="ar-SA"/>
-        </w:rPr>
-        <w:t xml:space="preserve"> لاَ يَسْتَمِعُ لِيَ الرَّبُّ.</w:t>
-      </w:r>
-      <w:r>
-        <w:rPr>
-          <w:rFonts w:hint="cs"/>
-          <w:rtl/>
-          <w:lang w:bidi="ar-SA"/>
-        </w:rPr>
-        <w:t>" (مزمور 66: 18).</w:t>
-      </w:r>
-    </w:p>
-    <w:p>
-      <w:pPr>
-        <w:bidi/>
-        <w:jc w:val="both"/>
-        <w:rPr>
-          <w:rtl/>
-          <w:lang w:bidi="ar-SA"/>
-        </w:rPr>
-      </w:pPr>
-      <w:r>
-        <w:rPr>
-          <w:rFonts w:hint="cs"/>
-          <w:rtl/>
-          <w:lang w:bidi="ar-SA"/>
-        </w:rPr>
-        <w:t>أغلق باب قلبك عن أنانيتك. بأن نطلب من الله بأن يستحسن قراراتنا أو رغباتنا التي كنا قد اتخذناها مسبقًا، ليست هي صلاة إلى الله، وإنما إملاء. الصوت الخفيض في كل صلاة لا بد وأن يكون: "</w:t>
-      </w:r>
-      <w:r>
-        <w:rPr>
-          <w:rtl/>
-        </w:rPr>
-        <w:t xml:space="preserve"> </w:t>
-      </w:r>
-      <w:r>
-        <w:rPr>
-          <w:rtl/>
-          <w:lang w:bidi="ar-SA"/>
-        </w:rPr>
-        <w:t>لِتَكُنْ لاَ إِرَادَتِي بَلْ إِرَادَتُكَ».</w:t>
-      </w:r>
-      <w:r>
-        <w:rPr>
-          <w:rFonts w:hint="cs"/>
-          <w:rtl/>
-          <w:lang w:bidi="ar-SA"/>
-        </w:rPr>
-        <w:t>" (لوقا 22: 42). وقد يبدو بأن هذا ضعّف من أساس الصلاة وسيأخذ منها حلاوة المعونة العملية في الحياة. لكن هل نحن نعاني من أذية فعلاً إن أعطانا الله فقط ما يتفق مع محبته وحكمته؟ هل من الممكن أن نتمنى أو نحصل على بركة أعظم من هذه؟</w:t>
-      </w:r>
-    </w:p>
-    <w:p>
-      <w:pPr>
-        <w:bidi/>
-        <w:jc w:val="both"/>
-        <w:rPr>
-          <w:rtl/>
-          <w:lang w:bidi="ar-SA"/>
-        </w:rPr>
-      </w:pPr>
-      <w:r>
-        <w:rPr>
-          <w:rFonts w:hint="cs"/>
-          <w:rtl/>
-          <w:lang w:bidi="ar-SA"/>
-        </w:rPr>
-        <w:t xml:space="preserve">عندما يكون باب القلب </w:t>
-      </w:r>
-      <w:r>
-        <w:rPr>
-          <w:rFonts w:hint="cs"/>
-          <w:rtl/>
-          <w:lang w:bidi="ar-SA"/>
-        </w:rPr>
-        <w:t>مغلقًا بإحكام أمام كل هذه الملاهي والإزعاجات، فستتحول شركة الصلاة مع الرب إلى إحدى أفراحنا الأكثر حميمة لنا. عندها سنختبر في كل مرة من جديد اختبار يوم القيامة: "</w:t>
-      </w:r>
-      <w:r>
-        <w:rPr>
-          <w:rtl/>
-        </w:rPr>
-        <w:t xml:space="preserve"> </w:t>
-      </w:r>
-      <w:r>
-        <w:rPr>
-          <w:rtl/>
-          <w:lang w:bidi="ar-SA"/>
-        </w:rPr>
-        <w:t>فَجَاءَ يَسُوعُ وَالأَبْوَابُ مُغَلَّقَةٌ، وَوَقَفَ فِي الْوَسْطِ وَقَالَ:«سَلاَمٌ لَكُمْ!».</w:t>
-      </w:r>
-      <w:r>
-        <w:rPr>
-          <w:rFonts w:hint="cs"/>
-          <w:rtl/>
-          <w:lang w:bidi="ar-SA"/>
-        </w:rPr>
-        <w:t>" (يوحنا 20: 26).</w:t>
-      </w:r>
+        <w:t>الْقُدْرَةَ وَالْغِنَى وَالْحِكْمَةَ وَالْقُوَّةَ وَالْكَرَامَةَ وَالْمَجْدَ وَالْبَرَكَةَ!».  13 وَكُلُّ خَلِيقَةٍ مِمَّا فِي السَّمَاءِ وَعَلَى الأَرْضِ وَتَحْتَ الأَرْضِ، وَمَا عَلَى الْبَحْرِ، كُلُّ مَا فِيهَا، سَمِعْتُهَا قَائِلَةً:«لِلْجَالِسِ عَلَى الْعَرْشِ وَلِلْخَرُوفِ الْبَرَكَةُ وَالْكَرَامَةُ وَالْمَجْدُ وَالسُّلْطَانُ إِلَى أَبَدِ الآبِدِينَ».</w:t>
+      </w:r>
+      <w:r>
+        <w:rPr>
+          <w:rFonts w:hint="cs"/>
+          <w:sz w:val="48"/>
+          <w:szCs w:val="48"/>
+          <w:rtl/>
+          <w:lang w:bidi="ar-AE"/>
+        </w:rPr>
+        <w:t>! آمين" (رؤيا 5: 9، 10؛ 1: 5، 6).</w:t>
+      </w:r>
+    </w:p>
+    <w:p>
+      <w:pPr>
+        <w:rPr>
+          <w:sz w:val="48"/>
+          <w:szCs w:val="48"/>
+          <w:lang w:bidi="ar-AE"/>
+        </w:rPr>
+      </w:pPr>
     </w:p>
     <w:sectPr>
-      <w:pgSz w:w="12240" w:h="15840"/>
-      <w:pgMar w:top="1440" w:right="1800" w:bottom="1440" w:left="1800" w:header="720" w:footer="720" w:gutter="0"/>
-      <w:cols w:space="720"/>
-      <w:docGrid w:linePitch="360"/>
+      <w:pgSz w:w="8391" w:h="11906" w:code="11"/>
+      <w:pgMar w:top="720" w:right="720" w:bottom="720" w:left="720" w:header="708" w:footer="708" w:gutter="0"/>
+      <w:cols w:space="708"/>
+      <w:bidi/>
+      <w:rtlGutter/>
+      <w:docGrid w:linePitch="381"/>
     </w:sectPr>
   </w:body>
 </w:document>
@@ -647,12 +2236,14 @@
         <w:rFonts w:ascii="Sakkal Majalla" w:eastAsiaTheme="minorHAnsi" w:hAnsi="Sakkal Majalla" w:cs="Sakkal Majalla"/>
         <w:sz w:val="28"/>
         <w:szCs w:val="28"/>
-        <w:lang w:val="en-US" w:eastAsia="en-US" w:bidi="he-IL"/>
+        <w:lang w:val="en-US" w:eastAsia="en-US" w:bidi="ar-SA"/>
       </w:rPr>
     </w:rPrDefault>
     <w:pPrDefault>
       <w:pPr>
+        <w:bidi/>
         <w:spacing w:after="160" w:line="259" w:lineRule="auto"/>
+        <w:jc w:val="both"/>
       </w:pPr>
     </w:pPrDefault>
   </w:docDefaults>
@@ -1038,6 +2629,7 @@
     <w:name w:val="Normal"/>
     <w:qFormat/>
     <w:rPr>
+      <w:noProof/>
       <w:lang w:bidi="ar-EG"/>
     </w:rPr>
   </w:style>
@@ -1073,7 +2665,7 @@
     <w:basedOn w:val="DefaultParagraphFont"/>
     <w:uiPriority w:val="99"/>
     <w:unhideWhenUsed/>
-    <w:rsid w:val="007546B7"/>
+    <w:rsid w:val="00F73AE7"/>
     <w:rPr>
       <w:color w:val="0563C1" w:themeColor="hyperlink"/>
       <w:u w:val="single"/>
@@ -1085,10 +2677,22 @@
     <w:uiPriority w:val="99"/>
     <w:semiHidden/>
     <w:unhideWhenUsed/>
-    <w:rsid w:val="007546B7"/>
+    <w:rsid w:val="00F73AE7"/>
     <w:rPr>
       <w:color w:val="605E5C"/>
       <w:shd w:val="clear" w:color="auto" w:fill="E1DFDD"/>
+    </w:rPr>
+  </w:style>
+  <w:style w:type="character" w:styleId="FollowedHyperlink">
+    <w:name w:val="FollowedHyperlink"/>
+    <w:basedOn w:val="DefaultParagraphFont"/>
+    <w:uiPriority w:val="99"/>
+    <w:semiHidden/>
+    <w:unhideWhenUsed/>
+    <w:rsid w:val="00DC4F6A"/>
+    <w:rPr>
+      <w:color w:val="954F72" w:themeColor="followedHyperlink"/>
+      <w:u w:val="single"/>
     </w:rPr>
   </w:style>
 </w:styles>

--- a/docs/downloads/منوعات/تم/doc_0723.docx
+++ b/docs/downloads/منوعات/تم/doc_0723.docx
@@ -1,74 +1,143 @@
 
 <file path=word/document.xml><?xml version="1.0" encoding="utf-8"?>
-<w:document xmlns:wpc="http://schemas.microsoft.com/office/word/2010/wordprocessingCanvas" xmlns:cx="http://schemas.microsoft.com/office/drawing/2014/chartex" xmlns:cx1="http://schemas.microsoft.com/office/drawing/2015/9/8/chartex" xmlns:cx2="http://schemas.microsoft.com/office/drawing/2015/10/21/chartex" xmlns:cx3="http://schemas.microsoft.com/office/drawing/2016/5/9/chartex" xmlns:cx4="http://schemas.microsoft.com/office/drawing/2016/5/10/chartex" xmlns:cx5="http://schemas.microsoft.com/office/drawing/2016/5/11/chartex" xmlns:cx6="http://schemas.microsoft.com/office/drawing/2016/5/12/chartex" xmlns:cx7="http://schemas.microsoft.com/office/drawing/2016/5/13/chartex" xmlns:cx8="http://schemas.microsoft.com/office/drawing/2016/5/14/chartex" xmlns:mc="http://schemas.openxmlformats.org/markup-compatibility/2006" xmlns:aink="http://schemas.microsoft.com/office/drawing/2016/ink" xmlns:am3d="http://schemas.microsoft.com/office/drawing/2017/model3d" xmlns:o="urn:schemas-microsoft-com:office:office" xmlns:oel="http://schemas.microsoft.com/office/2019/extlst" xmlns:r="http://schemas.openxmlformats.org/officeDocument/2006/relationships" xmlns:m="http://schemas.openxmlformats.org/officeDocument/2006/math" xmlns:v="urn:schemas-microsoft-com:vml" xmlns:wp14="http://schemas.microsoft.com/office/word/2010/wordprocessingDrawing" xmlns:wp="http://schemas.openxmlformats.org/drawingml/2006/wordprocessingDrawing" xmlns:w10="urn:schemas-microsoft-com:office:word" xmlns:w="http://schemas.openxmlformats.org/wordprocessingml/2006/main" xmlns:w14="http://schemas.microsoft.com/office/word/2010/wordml" xmlns:w15="http://schemas.microsoft.com/office/word/2012/wordml" xmlns:w16cex="http://schemas.microsoft.com/office/word/2018/wordml/cex" xmlns:w16cid="http://schemas.microsoft.com/office/word/2016/wordml/cid" xmlns:w16="http://schemas.microsoft.com/office/word/2018/wordml" xmlns:w16sdtdh="http://schemas.microsoft.com/office/word/2020/wordml/sdtdatahash" xmlns:w16se="http://schemas.microsoft.com/office/word/2015/wordml/symex" xmlns:wpg="http://schemas.microsoft.com/office/word/2010/wordprocessingGroup" xmlns:wpi="http://schemas.microsoft.com/office/word/2010/wordprocessingInk" xmlns:wne="http://schemas.microsoft.com/office/word/2006/wordml" xmlns:wps="http://schemas.microsoft.com/office/word/2010/wordprocessingShape" mc:Ignorable="w14 w15 w16se w16cid w16 w16cex w16sdtdh wp14">
+<w:document xmlns:wpc="http://schemas.microsoft.com/office/word/2010/wordprocessingCanvas" xmlns:cx="http://schemas.microsoft.com/office/drawing/2014/chartex" xmlns:cx1="http://schemas.microsoft.com/office/drawing/2015/9/8/chartex" xmlns:cx2="http://schemas.microsoft.com/office/drawing/2015/10/21/chartex" xmlns:cx3="http://schemas.microsoft.com/office/drawing/2016/5/9/chartex" xmlns:cx4="http://schemas.microsoft.com/office/drawing/2016/5/10/chartex" xmlns:cx5="http://schemas.microsoft.com/office/drawing/2016/5/11/chartex" xmlns:cx6="http://schemas.microsoft.com/office/drawing/2016/5/12/chartex" xmlns:cx7="http://schemas.microsoft.com/office/drawing/2016/5/13/chartex" xmlns:cx8="http://schemas.microsoft.com/office/drawing/2016/5/14/chartex" xmlns:mc="http://schemas.openxmlformats.org/markup-compatibility/2006" xmlns:aink="http://schemas.microsoft.com/office/drawing/2016/ink" xmlns:am3d="http://schemas.microsoft.com/office/drawing/2017/model3d" xmlns:o="urn:schemas-microsoft-com:office:office" xmlns:r="http://schemas.openxmlformats.org/officeDocument/2006/relationships" xmlns:m="http://schemas.openxmlformats.org/officeDocument/2006/math" xmlns:v="urn:schemas-microsoft-com:vml" xmlns:wp14="http://schemas.microsoft.com/office/word/2010/wordprocessingDrawing" xmlns:wp="http://schemas.openxmlformats.org/drawingml/2006/wordprocessingDrawing" xmlns:w10="urn:schemas-microsoft-com:office:word" xmlns:w="http://schemas.openxmlformats.org/wordprocessingml/2006/main" xmlns:w14="http://schemas.microsoft.com/office/word/2010/wordml" xmlns:w15="http://schemas.microsoft.com/office/word/2012/wordml" xmlns:w16cid="http://schemas.microsoft.com/office/word/2016/wordml/cid" xmlns:w16se="http://schemas.microsoft.com/office/word/2015/wordml/symex" xmlns:wpg="http://schemas.microsoft.com/office/word/2010/wordprocessingGroup" xmlns:wpi="http://schemas.microsoft.com/office/word/2010/wordprocessingInk" xmlns:wne="http://schemas.microsoft.com/office/word/2006/wordml" xmlns:wps="http://schemas.microsoft.com/office/word/2010/wordprocessingShape" mc:Ignorable="w14 w15 w16se w16cid wp14">
   <w:body>
     <w:p>
       <w:pPr>
         <w:bidi/>
         <w:jc w:val="both"/>
         <w:rPr>
-          <w:rtl/>
-          <w:lang w:bidi="ar-SA"/>
-        </w:rPr>
-      </w:pPr>
-      <w:hyperlink r:id="rId4" w:history="1">
-        <w:r>
-          <w:rPr>
-            <w:rStyle w:val="Hyperlink"/>
-            <w:rFonts w:hint="cs"/>
-            <w:rtl/>
-            <w:lang w:bidi="ar-SA"/>
-          </w:rPr>
-          <w:t>الخلوة</w:t>
-        </w:r>
-        <w:r>
-          <w:rPr>
-            <w:rStyle w:val="Hyperlink"/>
-            <w:rFonts w:hint="cs"/>
-            <w:rtl/>
-            <w:lang w:bidi="ar-SA"/>
-          </w:rPr>
-          <w:t xml:space="preserve"> مع الله</w:t>
-        </w:r>
-      </w:hyperlink>
+          <w:rStyle w:val="Hyperlink"/>
+          <w:rFonts w:ascii="Sakkal Majalla" w:hAnsi="Sakkal Majalla" w:cs="Sakkal Majalla"/>
+          <w:sz w:val="28"/>
+          <w:szCs w:val="28"/>
+          <w:rtl/>
+        </w:rPr>
+      </w:pPr>
+      <w:r>
+        <w:rPr>
+          <w:rFonts w:ascii="Sakkal Majalla" w:hAnsi="Sakkal Majalla" w:cs="Sakkal Majalla"/>
+          <w:sz w:val="28"/>
+          <w:szCs w:val="28"/>
+          <w:rtl/>
+        </w:rPr>
+        <w:fldChar w:fldCharType="begin"/>
+      </w:r>
+      <w:r>
+        <w:rPr>
+          <w:rFonts w:ascii="Sakkal Majalla" w:hAnsi="Sakkal Majalla" w:cs="Sakkal Majalla"/>
+          <w:sz w:val="28"/>
+          <w:szCs w:val="28"/>
+          <w:rtl/>
+        </w:rPr>
+        <w:instrText xml:space="preserve"> </w:instrText>
+      </w:r>
+      <w:r>
+        <w:rPr>
+          <w:rFonts w:ascii="Sakkal Majalla" w:hAnsi="Sakkal Majalla" w:cs="Sakkal Majalla"/>
+          <w:sz w:val="28"/>
+          <w:szCs w:val="28"/>
+        </w:rPr>
+        <w:instrText>HYPERLINK</w:instrText>
+      </w:r>
+      <w:r>
+        <w:rPr>
+          <w:rFonts w:ascii="Sakkal Majalla" w:hAnsi="Sakkal Majalla" w:cs="Sakkal Majalla"/>
+          <w:sz w:val="28"/>
+          <w:szCs w:val="28"/>
+          <w:rtl/>
+        </w:rPr>
+        <w:instrText xml:space="preserve"> "</w:instrText>
+      </w:r>
+      <w:r>
+        <w:rPr>
+          <w:rFonts w:ascii="Sakkal Majalla" w:hAnsi="Sakkal Majalla" w:cs="Sakkal Majalla"/>
+          <w:sz w:val="28"/>
+          <w:szCs w:val="28"/>
+        </w:rPr>
+        <w:instrText>https://www.soundwords.de/was-bedeutet-gemeinschaft-mit-dem-vater-a782.html?search_q=vater&amp;search_NaviResultNo=4&amp;search_NaviArticleId=782</w:instrText>
+      </w:r>
+      <w:r>
+        <w:rPr>
+          <w:rFonts w:ascii="Sakkal Majalla" w:hAnsi="Sakkal Majalla" w:cs="Sakkal Majalla"/>
+          <w:sz w:val="28"/>
+          <w:szCs w:val="28"/>
+          <w:rtl/>
+        </w:rPr>
+        <w:instrText xml:space="preserve">" </w:instrText>
+      </w:r>
+      <w:r>
+        <w:rPr>
+          <w:rFonts w:ascii="Sakkal Majalla" w:hAnsi="Sakkal Majalla" w:cs="Sakkal Majalla"/>
+          <w:sz w:val="28"/>
+          <w:szCs w:val="28"/>
+          <w:rtl/>
+        </w:rPr>
+        <w:fldChar w:fldCharType="separate"/>
+      </w:r>
+      <w:r>
+        <w:rPr>
+          <w:rStyle w:val="Hyperlink"/>
+          <w:rFonts w:ascii="Sakkal Majalla" w:hAnsi="Sakkal Majalla" w:cs="Sakkal Majalla" w:hint="cs"/>
+          <w:sz w:val="28"/>
+          <w:szCs w:val="28"/>
+          <w:rtl/>
+        </w:rPr>
+        <w:t>ماذا تعني الشركة مع الآب؟</w:t>
+      </w:r>
     </w:p>
     <w:p>
       <w:pPr>
         <w:bidi/>
         <w:jc w:val="both"/>
         <w:rPr>
-          <w:rtl/>
-          <w:lang w:bidi="ar-SA"/>
-        </w:rPr>
-      </w:pPr>
-      <w:r>
-        <w:rPr>
-          <w:rFonts w:hint="cs"/>
-          <w:rtl/>
-          <w:lang w:bidi="ar-SA"/>
-        </w:rPr>
-        <w:t>يوحنا 20: 26</w:t>
+          <w:rFonts w:ascii="Sakkal Majalla" w:hAnsi="Sakkal Majalla" w:cs="Sakkal Majalla"/>
+          <w:sz w:val="28"/>
+          <w:szCs w:val="28"/>
+          <w:rtl/>
+        </w:rPr>
+      </w:pPr>
+      <w:r>
+        <w:rPr>
+          <w:rFonts w:ascii="Sakkal Majalla" w:hAnsi="Sakkal Majalla" w:cs="Sakkal Majalla"/>
+          <w:sz w:val="28"/>
+          <w:szCs w:val="28"/>
+          <w:rtl/>
+        </w:rPr>
+        <w:fldChar w:fldCharType="end"/>
+      </w:r>
+      <w:r>
+        <w:rPr>
+          <w:rFonts w:ascii="Sakkal Majalla" w:hAnsi="Sakkal Majalla" w:cs="Sakkal Majalla" w:hint="cs"/>
+          <w:sz w:val="28"/>
+          <w:szCs w:val="28"/>
+          <w:rtl/>
+        </w:rPr>
+        <w:t>أعداد تمهيدية: 1. يوحنا 1: 3؛ يوحنا 8: 29</w:t>
       </w:r>
     </w:p>
     <w:p>
       <w:pPr>
+        <w:bidi/>
         <w:jc w:val="both"/>
         <w:rPr>
-          <w:lang w:bidi="ar-SA"/>
-        </w:rPr>
-      </w:pPr>
-      <w:r>
-        <w:rPr>
-          <w:lang w:bidi="ar-SA"/>
-        </w:rPr>
-        <w:t>G. H. K</w:t>
-      </w:r>
-      <w:r>
-        <w:rPr>
-          <w:rtl/>
-          <w:lang w:bidi="ar-SA"/>
-        </w:rPr>
-        <w:t>.</w:t>
+          <w:rFonts w:ascii="Sakkal Majalla" w:hAnsi="Sakkal Majalla" w:cs="Sakkal Majalla"/>
+          <w:b/>
+          <w:bCs/>
+          <w:sz w:val="28"/>
+          <w:szCs w:val="28"/>
+          <w:rtl/>
+        </w:rPr>
+      </w:pPr>
+      <w:r>
+        <w:rPr>
+          <w:rFonts w:ascii="Sakkal Majalla" w:hAnsi="Sakkal Majalla" w:cs="Sakkal Majalla"/>
+          <w:b/>
+          <w:bCs/>
+          <w:sz w:val="28"/>
+          <w:szCs w:val="28"/>
+        </w:rPr>
+        <w:t>John Thomas Mawson</w:t>
       </w:r>
     </w:p>
     <w:p>
@@ -76,75 +145,92 @@
         <w:bidi/>
         <w:jc w:val="both"/>
         <w:rPr>
-          <w:rtl/>
-          <w:lang w:bidi="ar-SA"/>
-        </w:rPr>
-      </w:pPr>
-      <w:r>
-        <w:rPr>
-          <w:rFonts w:hint="cs"/>
-          <w:rtl/>
-          <w:lang w:bidi="ar-SA"/>
-        </w:rPr>
-        <w:t>"</w:t>
-      </w:r>
-      <w:r>
-        <w:rPr>
+          <w:rFonts w:ascii="Sakkal Majalla" w:hAnsi="Sakkal Majalla" w:cs="Sakkal Majalla"/>
+          <w:sz w:val="28"/>
+          <w:szCs w:val="28"/>
+          <w:rtl/>
+        </w:rPr>
+      </w:pPr>
+      <w:r>
+        <w:rPr>
+          <w:rFonts w:ascii="Sakkal Majalla" w:hAnsi="Sakkal Majalla" w:cs="Sakkal Majalla" w:hint="cs"/>
+          <w:sz w:val="28"/>
+          <w:szCs w:val="28"/>
+          <w:rtl/>
+        </w:rPr>
+        <w:t>ربما نحن نمجّد اسم الله، لأنه أعلن لنا عن قيمة ابنه الحبيب؛ لأنه منذ أن كان الابن الحبيب بيننا أصبحت حقيقة نعيشها. يا لفرحة الآب به حينما قضى حياته هنا على الأرض! نحن فرحين ونفرح، بأنه هكذا حدث، بأن الآب وجد في العالم</w:t>
+      </w:r>
+      <w:r>
+        <w:rPr>
+          <w:rFonts w:ascii="Sakkal Majalla" w:hAnsi="Sakkal Majalla" w:cs="Sakkal Majalla" w:hint="cs"/>
+          <w:sz w:val="28"/>
+          <w:szCs w:val="28"/>
           <w:rtl/>
         </w:rPr>
         <w:t xml:space="preserve"> </w:t>
       </w:r>
       <w:r>
         <w:rPr>
-          <w:rtl/>
-          <w:lang w:bidi="ar-SA"/>
-        </w:rPr>
-        <w:t>وَالأَبْوَابُ مُغَلَّقَةٌ</w:t>
-      </w:r>
-      <w:r>
-        <w:rPr>
-          <w:rFonts w:hint="cs"/>
-          <w:rtl/>
-          <w:lang w:bidi="ar-SA"/>
-        </w:rPr>
-        <w:t>" (يوحنا 20: 26). في هذه الجملة البسيطة يوجد أكثر مما يلاحظه المرء لأول وهلة. هي تكلمنا كيف مَن قام في يوم القيامة وقف فجأة في عليّة مغلّقة بإحكام وسط التلاميذ. إلى هنا الخبر</w:t>
-      </w:r>
-      <w:r>
-        <w:rPr>
-          <w:rFonts w:hint="cs"/>
-          <w:rtl/>
-          <w:lang w:bidi="ar-SA"/>
-        </w:rPr>
-        <w:t xml:space="preserve"> عن أمر عجيب. لكن هذه الجملة هي أيضًا إشارة إلى حق روحي عظيم. بقية الأنجيليين يخبرون فقط بأن التلاميذ كانوا مجتمعين في العليّة، أما يوحنا فيُضيف الملاحظة الملفتة للنظر بأن "</w:t>
-      </w:r>
-      <w:r>
-        <w:rPr>
-          <w:rtl/>
-        </w:rPr>
-        <w:t xml:space="preserve"> </w:t>
-      </w:r>
-      <w:r>
-        <w:rPr>
-          <w:rtl/>
-          <w:lang w:bidi="ar-SA"/>
-        </w:rPr>
-        <w:t>وَكَانَتِ الأَبْوَابُ مُغَلَّقَةً حَيْثُ كَانَ التَّلاَمِيذُ مُجْتَمِعِينَ لِسَبَبِ الْخَوْفِ مِنَ الْيَهُودِ،</w:t>
-      </w:r>
-      <w:r>
-        <w:rPr>
-          <w:rFonts w:hint="cs"/>
-          <w:rtl/>
-          <w:lang w:bidi="ar-SA"/>
-        </w:rPr>
-        <w:t xml:space="preserve">" والرب الإلهي بذاته مَن خرج من القبر بالرغم من </w:t>
-      </w:r>
-      <w:r>
-        <w:rPr>
-          <w:rFonts w:hint="cs"/>
-          <w:rtl/>
-          <w:lang w:bidi="ar-SA"/>
-        </w:rPr>
-        <w:t>فوّهته المختومة بالحجر، دخل بالرغم من الأبواب المغلّقة إلى داخل العليّة، لأنه لم يكن بمقدور أي عائق مادي أرضي أن يعيق كامل حرية حياة قيامته المجيدة؛ وتحيته بالسلام جعلتهم يفرحون فرحًا لم يكن يعرفونه من قبل.</w:t>
+          <w:rFonts w:ascii="Sakkal Majalla" w:hAnsi="Sakkal Majalla" w:cs="Sakkal Majalla" w:hint="cs"/>
+          <w:sz w:val="28"/>
+          <w:szCs w:val="28"/>
+          <w:rtl/>
+        </w:rPr>
+        <w:t xml:space="preserve">المرؤوس من إبليس، شخصًا في يسوع اتفق </w:t>
+      </w:r>
+      <w:r>
+        <w:rPr>
+          <w:rFonts w:ascii="Sakkal Majalla" w:hAnsi="Sakkal Majalla" w:cs="Sakkal Majalla" w:hint="cs"/>
+          <w:sz w:val="28"/>
+          <w:szCs w:val="28"/>
+          <w:rtl/>
+        </w:rPr>
+        <w:t>ب</w:t>
+      </w:r>
+      <w:r>
+        <w:rPr>
+          <w:rFonts w:ascii="Sakkal Majalla" w:hAnsi="Sakkal Majalla" w:cs="Sakkal Majalla" w:hint="cs"/>
+          <w:sz w:val="28"/>
+          <w:szCs w:val="28"/>
+          <w:rtl/>
+        </w:rPr>
+        <w:t>كل فكر، كل كلمة وكل فعل تمامًا مع فكره. إننا ليس لنا فرح أعظم من أن نتتبع خطواته بأفكارنا عبر العالم، إذ دائمًا كان يتكلم بكلمات الآب وأعمال الآب. لم يحدث أبدًا أنه أرضى نفسه، على الرغم من أنه في الواقع هو وحده مَن كان له من بين جميع الناس الحق بأن يفعل ذلك. ولو فعل هذا، فإنه كان سيفعل كل شيء في الطريقة الصحيحة. لكنه كان مُرضيًا للآب. "</w:t>
+      </w:r>
+      <w:r>
+        <w:rPr>
+          <w:rFonts w:ascii="Sakkal Majalla" w:hAnsi="Sakkal Majalla" w:cs="Sakkal Majalla"/>
+          <w:sz w:val="28"/>
+          <w:szCs w:val="28"/>
+          <w:rtl/>
+        </w:rPr>
+        <w:t>فِي كُلِّ حِينٍ أَفْعَلُ مَا يُرْضِيهِ».</w:t>
+      </w:r>
+      <w:r>
+        <w:rPr>
+          <w:rFonts w:ascii="Sakkal Majalla" w:hAnsi="Sakkal Majalla" w:cs="Sakkal Majalla" w:hint="cs"/>
+          <w:sz w:val="28"/>
+          <w:szCs w:val="28"/>
+          <w:rtl/>
+        </w:rPr>
+        <w:t xml:space="preserve">" أبوه كان الغرض الوحيد في حياته. هو لم يكن لديه أي دافع آخر غير </w:t>
+      </w:r>
+      <w:r>
+        <w:rPr>
+          <w:rFonts w:ascii="Sakkal Majalla" w:hAnsi="Sakkal Majalla" w:cs="Sakkal Majalla" w:hint="cs"/>
+          <w:sz w:val="28"/>
+          <w:szCs w:val="28"/>
+          <w:rtl/>
+        </w:rPr>
+        <w:t>م</w:t>
+      </w:r>
+      <w:r>
+        <w:rPr>
+          <w:rFonts w:ascii="Sakkal Majalla" w:hAnsi="Sakkal Majalla" w:cs="Sakkal Majalla" w:hint="cs"/>
+          <w:sz w:val="28"/>
+          <w:szCs w:val="28"/>
+          <w:rtl/>
+        </w:rPr>
+        <w:t>جد الآب.</w:t>
       </w:r>
     </w:p>
     <w:p>
@@ -152,100 +238,20 @@
         <w:bidi/>
         <w:jc w:val="both"/>
         <w:rPr>
-          <w:rtl/>
-          <w:lang w:bidi="ar-SA"/>
-        </w:rPr>
-      </w:pPr>
-      <w:r>
-        <w:rPr>
-          <w:rFonts w:hint="cs"/>
-          <w:rtl/>
-          <w:lang w:bidi="ar-SA"/>
-        </w:rPr>
-        <w:t xml:space="preserve">ولكن ألا تلقى جميع زياراته المباركة مفهومًا حقيقيًا وعميقًا لدى النفوس عندما تكون الأبواب مغلّقة؟ نحن نحتاج بأن نُغلق الأبواب من أجل أقدس عِشرة معه. هو يحتاج أبوابًا مغلّقة لبشراه المعزية التي يريد أن يشاركنا بها. إن "نبرة </w:t>
-      </w:r>
-      <w:r>
-        <w:rPr>
-          <w:rFonts w:hint="cs"/>
-          <w:rtl/>
-          <w:lang w:bidi="ar-SA"/>
-        </w:rPr>
-        <w:t xml:space="preserve">صوته الخفيف الرقيق" سنسمعها بوضوح إن كان صوت العالم الصاخب مغلّقًا ونحن موجودين في مكان مجده المُخفى (1. ملوك 19: 9 </w:t>
-      </w:r>
-      <w:r>
-        <w:rPr>
-          <w:rtl/>
-          <w:lang w:bidi="ar-SA"/>
-        </w:rPr>
-        <w:t>–</w:t>
-      </w:r>
-      <w:r>
-        <w:rPr>
-          <w:rFonts w:hint="cs"/>
-          <w:rtl/>
-          <w:lang w:bidi="ar-SA"/>
-        </w:rPr>
-        <w:t xml:space="preserve"> 18). أفلا يشدد الرب بالذات في هذا الخبر الذي به يضع قاعدة للعِشرة معه، على الغلق والاختلاء؟ "</w:t>
-      </w:r>
-      <w:r>
-        <w:rPr>
-          <w:rtl/>
-        </w:rPr>
-        <w:t xml:space="preserve"> </w:t>
-      </w:r>
-      <w:r>
-        <w:rPr>
-          <w:rtl/>
-          <w:lang w:bidi="ar-SA"/>
-        </w:rPr>
-        <w:t xml:space="preserve">فَادْخُلْ إِلَى مِخْدَعِكَ وَأَغْلِقْ بَابَكَ، وَصَلِّ إِلَى أَبِيكَ </w:t>
-      </w:r>
-      <w:r>
-        <w:rPr>
-          <w:rFonts w:hint="cs"/>
-          <w:rtl/>
-          <w:lang w:bidi="ar-SA"/>
-        </w:rPr>
-        <w:t>...</w:t>
-      </w:r>
-      <w:r>
-        <w:rPr>
-          <w:rtl/>
-          <w:lang w:bidi="ar-SA"/>
-        </w:rPr>
-        <w:t xml:space="preserve">الَّذِي يَرَى فِي الْخَفَاءِ </w:t>
-      </w:r>
-      <w:r>
-        <w:rPr>
-          <w:rFonts w:hint="cs"/>
-          <w:rtl/>
-          <w:lang w:bidi="ar-SA"/>
-        </w:rPr>
-        <w:t xml:space="preserve">" (متى 6: 6). هنا الرب لا يقول فقط، بأن ليس على المرء أن يصلّي لتنظره الناس، وإنما أيضًا بأنه لا يجب في الصلاة أن يكون في النفس </w:t>
-      </w:r>
-      <w:r>
-        <w:rPr>
-          <w:rFonts w:hint="cs"/>
-          <w:rtl/>
-          <w:lang w:bidi="ar-SA"/>
-        </w:rPr>
-        <w:t xml:space="preserve">أي حثّ، </w:t>
-      </w:r>
-      <w:r>
-        <w:rPr>
-          <w:rFonts w:hint="cs"/>
-          <w:rtl/>
-          <w:lang w:bidi="ar-SA"/>
-        </w:rPr>
-        <w:t xml:space="preserve">أو </w:t>
-      </w:r>
-      <w:r>
-        <w:rPr>
-          <w:rFonts w:hint="cs"/>
-          <w:rtl/>
-          <w:lang w:bidi="ar-SA"/>
-        </w:rPr>
-        <w:t>أي تشتت. فالصلاة بحاجة لمكان هادئ ولوقت هادئ وقبل أي شيء قلبًا هادئًا.</w:t>
+          <w:rFonts w:ascii="Sakkal Majalla" w:hAnsi="Sakkal Majalla" w:cs="Sakkal Majalla"/>
+          <w:sz w:val="28"/>
+          <w:szCs w:val="28"/>
+          <w:rtl/>
+        </w:rPr>
+      </w:pPr>
+      <w:r>
+        <w:rPr>
+          <w:rFonts w:ascii="Sakkal Majalla" w:hAnsi="Sakkal Majalla" w:cs="Sakkal Majalla" w:hint="cs"/>
+          <w:sz w:val="28"/>
+          <w:szCs w:val="28"/>
+          <w:rtl/>
+        </w:rPr>
+        <w:t>هو كان هنا لكي ينجز شؤون أبيه، وقد تعجّب ولا بد أنه سبب لنفسه القدوسة والرقيقة ألمًا، بأن أمه ويوسف لم يفهما الأمر، حينما وجداه في سنه الاثني عشر في الهيكل. إننا نفهم هذا اليوم بالنعمة ونعترف بأنه كان كذلك.</w:t>
       </w:r>
     </w:p>
     <w:p>
@@ -253,64 +259,92 @@
         <w:bidi/>
         <w:jc w:val="both"/>
         <w:rPr>
-          <w:rtl/>
-          <w:lang w:bidi="ar-SA"/>
-        </w:rPr>
-      </w:pPr>
-      <w:r>
-        <w:rPr>
-          <w:rFonts w:hint="cs"/>
-          <w:rtl/>
-          <w:lang w:bidi="ar-SA"/>
-        </w:rPr>
-        <w:t xml:space="preserve">من دون شك من الممكن أيضًا أن تكون هنالك لحظات طيبة للصلاة في حجرة غير مخفية بأبواب مغلّقة كما وأيضًا من دون توفّر هدوء في الخارج. فنحميا مثلاً رفع قلبه في الصلاة إلى الله واستُجيب في الحال حينما كان واقفًا كساقي للملك وكان عليه أن يتحدث معه. إن أمهر الناس وسط عمله الذي يستهلكه كليًا </w:t>
-      </w:r>
-      <w:r>
-        <w:rPr>
-          <w:rtl/>
-          <w:lang w:bidi="ar-SA"/>
+          <w:rFonts w:ascii="Sakkal Majalla" w:hAnsi="Sakkal Majalla" w:cs="Sakkal Majalla"/>
+          <w:sz w:val="28"/>
+          <w:szCs w:val="28"/>
+          <w:rtl/>
+        </w:rPr>
+      </w:pPr>
+      <w:r>
+        <w:rPr>
+          <w:rFonts w:ascii="Sakkal Majalla" w:hAnsi="Sakkal Majalla" w:cs="Sakkal Majalla" w:hint="cs"/>
+          <w:sz w:val="28"/>
+          <w:szCs w:val="28"/>
+          <w:rtl/>
+        </w:rPr>
+        <w:t>نحن نقرأ عن الشهادة عن مسرة الآب به مُعبّر عنها في الكلمات التي لا تُنتسى: "</w:t>
+      </w:r>
+      <w:r>
+        <w:rPr>
+          <w:rFonts w:ascii="Sakkal Majalla" w:hAnsi="Sakkal Majalla" w:cs="Sakkal Majalla"/>
+          <w:sz w:val="28"/>
+          <w:szCs w:val="28"/>
+          <w:rtl/>
+        </w:rPr>
+        <w:t>هذَا هُوَ ابْني الْحَبِيبُ الَّذِي بِهِ سُرِرْتُ</w:t>
+      </w:r>
+      <w:r>
+        <w:rPr>
+          <w:rFonts w:ascii="Sakkal Majalla" w:hAnsi="Sakkal Majalla" w:cs="Sakkal Majalla" w:hint="cs"/>
+          <w:sz w:val="28"/>
+          <w:szCs w:val="28"/>
+          <w:rtl/>
+        </w:rPr>
+        <w:t xml:space="preserve">"، وقلوبنا قد تحركت في التسبيح ولا يمكننا أن نكف عن القول: هو مستحق. </w:t>
+      </w:r>
+      <w:r>
+        <w:rPr>
+          <w:rFonts w:ascii="Sakkal Majalla" w:hAnsi="Sakkal Majalla" w:cs="Sakkal Majalla"/>
+          <w:sz w:val="28"/>
+          <w:szCs w:val="28"/>
+          <w:rtl/>
         </w:rPr>
         <w:t>–</w:t>
       </w:r>
       <w:r>
         <w:rPr>
-          <w:rFonts w:hint="cs"/>
-          <w:rtl/>
-          <w:lang w:bidi="ar-SA"/>
-        </w:rPr>
-        <w:t xml:space="preserve"> الأم التي تعمل بجد وسط </w:t>
-      </w:r>
-      <w:r>
-        <w:rPr>
-          <w:rFonts w:hint="cs"/>
-          <w:rtl/>
-          <w:lang w:bidi="ar-SA"/>
-        </w:rPr>
-        <w:t xml:space="preserve">أولادها بأصواتهم المرتفعة -، المسافر في قعقعة سكة الحديد -، جميعهم يمكنهم أن يرفعوا أنظارهم وطلباتهم وإرسالها عاليًا إلى عرش النعمة ويُستجاب لهم باستجابة معزية تجعلهم أهدأ، أكثر حكمة وأكثر شجاعة مما كانوا عليه قبلاً. </w:t>
-      </w:r>
-      <w:r>
-        <w:rPr>
-          <w:rFonts w:hint="cs"/>
-          <w:rtl/>
-          <w:lang w:bidi="ar-SA"/>
-        </w:rPr>
-        <w:t>كم هذه</w:t>
-      </w:r>
-      <w:r>
-        <w:rPr>
-          <w:rFonts w:hint="cs"/>
-          <w:rtl/>
-          <w:lang w:bidi="ar-SA"/>
-        </w:rPr>
-        <w:t xml:space="preserve"> الصلوات مقوية التي تُقام </w:t>
-      </w:r>
-      <w:r>
-        <w:rPr>
-          <w:rFonts w:hint="cs"/>
-          <w:rtl/>
-          <w:lang w:bidi="ar-SA"/>
-        </w:rPr>
-        <w:t>عبر الطريق يعلم بها من اختبروها.</w:t>
+          <w:rFonts w:ascii="Sakkal Majalla" w:hAnsi="Sakkal Majalla" w:cs="Sakkal Majalla" w:hint="cs"/>
+          <w:sz w:val="28"/>
+          <w:szCs w:val="28"/>
+          <w:rtl/>
+        </w:rPr>
+        <w:t xml:space="preserve"> الكمال الغير متناهي يستحق الترحيب الإلهي. السموات لم تستطع الصمت، فالمجد الفائق كان لا بد أن يتكلم، الآب بذاته كان لا بد له أن يُبدي رضاه برجل الأوجاع المتواضع، ونحن نرد صدى فرح السماء به. كلمات الآب هذه التي دخلت أعماق قلوب التلاميذ، تستثير في قلوبنا </w:t>
+      </w:r>
+      <w:r>
+        <w:rPr>
+          <w:rFonts w:ascii="Sakkal Majalla" w:hAnsi="Sakkal Majalla" w:cs="Sakkal Majalla" w:hint="cs"/>
+          <w:sz w:val="28"/>
+          <w:szCs w:val="28"/>
+          <w:rtl/>
+        </w:rPr>
+        <w:t>لحنًا، وفرحنا</w:t>
+      </w:r>
+      <w:r>
+        <w:rPr>
+          <w:rFonts w:ascii="Sakkal Majalla" w:hAnsi="Sakkal Majalla" w:cs="Sakkal Majalla" w:hint="cs"/>
+          <w:sz w:val="28"/>
+          <w:szCs w:val="28"/>
+          <w:rtl/>
+        </w:rPr>
+        <w:t xml:space="preserve"> وإنشادنا الذي نعلّيه هو شركتنا مع الآب </w:t>
+      </w:r>
+      <w:r>
+        <w:rPr>
+          <w:rFonts w:ascii="Sakkal Majalla" w:hAnsi="Sakkal Majalla" w:cs="Sakkal Majalla"/>
+          <w:sz w:val="28"/>
+          <w:szCs w:val="28"/>
+          <w:rtl/>
+        </w:rPr>
+        <w:t>–</w:t>
+      </w:r>
+      <w:r>
+        <w:rPr>
+          <w:rFonts w:ascii="Sakkal Majalla" w:hAnsi="Sakkal Majalla" w:cs="Sakkal Majalla" w:hint="cs"/>
+          <w:sz w:val="28"/>
+          <w:szCs w:val="28"/>
+          <w:rtl/>
+        </w:rPr>
+        <w:t xml:space="preserve"> اتحاد أفكارنا معه، باستنارة وقوة الروح القدس.</w:t>
       </w:r>
     </w:p>
     <w:p>
@@ -318,57 +352,85 @@
         <w:bidi/>
         <w:jc w:val="both"/>
         <w:rPr>
-          <w:rtl/>
-          <w:lang w:bidi="ar-SA"/>
-        </w:rPr>
-      </w:pPr>
-      <w:r>
-        <w:rPr>
-          <w:rFonts w:hint="cs"/>
-          <w:rtl/>
-          <w:lang w:bidi="ar-SA"/>
-        </w:rPr>
-        <w:t xml:space="preserve">لكن إن أردنا أن نختبر ملء الفرح في العِشرة مع الله، فلا بد وأن نُفسح له مكانًا خاصًا بعيدًا عن الضجيج اليومي، ونحجز له وقتًا هادئًا، حتى وإن </w:t>
-      </w:r>
-      <w:r>
-        <w:rPr>
-          <w:rFonts w:hint="cs"/>
-          <w:rtl/>
-          <w:lang w:bidi="ar-SA"/>
-        </w:rPr>
-        <w:t xml:space="preserve">اضطررنا الاختصار من </w:t>
-      </w:r>
-      <w:r>
-        <w:rPr>
-          <w:rFonts w:hint="cs"/>
-          <w:rtl/>
-          <w:lang w:bidi="ar-SA"/>
-        </w:rPr>
-        <w:t>قيلولة</w:t>
-      </w:r>
-      <w:r>
-        <w:rPr>
-          <w:rFonts w:hint="cs"/>
-          <w:rtl/>
-          <w:lang w:bidi="ar-SA"/>
-        </w:rPr>
-        <w:t xml:space="preserve"> الصباح ومن راحتنا المسائية أو من الفترة التي نستخدمها في أمور غير </w:t>
-      </w:r>
-      <w:r>
-        <w:rPr>
-          <w:rFonts w:hint="cs"/>
-          <w:rtl/>
-          <w:lang w:bidi="ar-SA"/>
-        </w:rPr>
-        <w:t>ضرورية</w:t>
-      </w:r>
-      <w:r>
-        <w:rPr>
-          <w:rFonts w:hint="cs"/>
-          <w:rtl/>
-          <w:lang w:bidi="ar-SA"/>
-        </w:rPr>
-        <w:t>.</w:t>
+          <w:rFonts w:ascii="Sakkal Majalla" w:hAnsi="Sakkal Majalla" w:cs="Sakkal Majalla"/>
+          <w:sz w:val="28"/>
+          <w:szCs w:val="28"/>
+          <w:rtl/>
+        </w:rPr>
+      </w:pPr>
+      <w:r>
+        <w:rPr>
+          <w:rFonts w:ascii="Sakkal Majalla" w:hAnsi="Sakkal Majalla" w:cs="Sakkal Majalla" w:hint="cs"/>
+          <w:sz w:val="28"/>
+          <w:szCs w:val="28"/>
+          <w:rtl/>
+        </w:rPr>
+        <w:t>هل سيكون من الصحيح بأن نقول أن مسرة الآب به ازدادت في كل يوم عاشه على الأرض؟ بالنسبة لنا يبدو الأمر أنه كذلك؛ لأن أعماق تسليم نفسه العظيمة لمشيئة الآب استُعلنت بتزايد، حينما ازدادت مقاومة الخطاة وكراهية الإنسان له وحينما لاح الصليب أمام مرأى عينيه. لا بد أن يكون القلب قاسيًا بلا مبالاته في مروره من أمام هذا القول، كالذي خرج من فم يسوع في يوحنا 10: 17، حينما لم يكن الصليب بعيدًا: "</w:t>
+      </w:r>
+      <w:r>
+        <w:rPr>
+          <w:rFonts w:ascii="Sakkal Majalla" w:hAnsi="Sakkal Majalla" w:cs="Sakkal Majalla"/>
+          <w:sz w:val="28"/>
+          <w:szCs w:val="28"/>
+          <w:rtl/>
+        </w:rPr>
+        <w:t>لِهذَا يُحِبُّنِي الآبُ، لأَنِّي أَضَعُ نَفْسِي لآخُذَهَا أَيْضًا.</w:t>
+      </w:r>
+      <w:r>
+        <w:rPr>
+          <w:rFonts w:ascii="Sakkal Majalla" w:hAnsi="Sakkal Majalla" w:cs="Sakkal Majalla" w:hint="cs"/>
+          <w:sz w:val="28"/>
+          <w:szCs w:val="28"/>
+          <w:rtl/>
+        </w:rPr>
+        <w:t xml:space="preserve">"، وإن قرأنا إلى جانب هذا القول ذلك القول: "... </w:t>
+      </w:r>
+      <w:r>
+        <w:rPr>
+          <w:rFonts w:ascii="Sakkal Majalla" w:hAnsi="Sakkal Majalla" w:cs="Sakkal Majalla"/>
+          <w:sz w:val="28"/>
+          <w:szCs w:val="28"/>
+          <w:rtl/>
+        </w:rPr>
+        <w:t>لِيَفْهَمَ الْعَالَمُ أَنِّي أُحِبُّ الآبَ، وَكَمَا أَوْصَانِي الآبُ هكَذَا أَفْعَلُ. قُومُوا نَنْطَلِقْ مِنْ ههُنَا.</w:t>
+      </w:r>
+      <w:r>
+        <w:rPr>
+          <w:rFonts w:ascii="Sakkal Majalla" w:hAnsi="Sakkal Majalla" w:cs="Sakkal Majalla" w:hint="cs"/>
+          <w:sz w:val="28"/>
+          <w:szCs w:val="28"/>
+          <w:rtl/>
+        </w:rPr>
+        <w:t>" (يوحنا 14: 31)، فنرى أمامنا مل</w:t>
+      </w:r>
+      <w:r>
+        <w:rPr>
+          <w:rFonts w:ascii="Sakkal Majalla" w:hAnsi="Sakkal Majalla" w:cs="Sakkal Majalla" w:hint="cs"/>
+          <w:sz w:val="28"/>
+          <w:szCs w:val="28"/>
+          <w:rtl/>
+        </w:rPr>
+        <w:t>ء</w:t>
+      </w:r>
+      <w:bookmarkStart w:id="0" w:name="_GoBack"/>
+      <w:bookmarkEnd w:id="0"/>
+      <w:r>
+        <w:rPr>
+          <w:rFonts w:ascii="Sakkal Majalla" w:hAnsi="Sakkal Majalla" w:cs="Sakkal Majalla" w:hint="cs"/>
+          <w:sz w:val="28"/>
+          <w:szCs w:val="28"/>
+          <w:rtl/>
+        </w:rPr>
+        <w:t xml:space="preserve"> المحبة والتي لا تنقطع، التي كانت تنبض بين الآب والابن، ونحن نقف أمامها ونهلل بفرح غامر عميق بأنه أُعلنت هذه السعادة لنا وبأن لنا حق المشاركة فيها. لأنه إن أحبه الآب، </w:t>
+      </w:r>
+      <w:r>
+        <w:rPr>
+          <w:rFonts w:ascii="Sakkal Majalla" w:hAnsi="Sakkal Majalla" w:cs="Sakkal Majalla" w:hint="cs"/>
+          <w:sz w:val="28"/>
+          <w:szCs w:val="28"/>
+          <w:rtl/>
+        </w:rPr>
+        <w:t>لأنه وضع نفسه، فإننا عندها نعلم بأنه وضعها من أجلنا نحن ولذا نحن نحبه. محبته للآب ومحبته لنا ملتهبة في شعلة كبيرة لا تستطيع أن تُطفئها مياه كثيرة، ونحن نحبه، الذي أحبه الآب، وهذا هو أساس ومصدر شركتنا مع الآب.</w:t>
       </w:r>
     </w:p>
     <w:p>
@@ -376,79 +438,111 @@
         <w:bidi/>
         <w:jc w:val="both"/>
         <w:rPr>
-          <w:rtl/>
-          <w:lang w:bidi="ar-SA"/>
-        </w:rPr>
-      </w:pPr>
-      <w:r>
-        <w:rPr>
-          <w:rFonts w:hint="cs"/>
-          <w:rtl/>
-          <w:lang w:bidi="ar-SA"/>
-        </w:rPr>
-        <w:t xml:space="preserve">أغلق عليك باب مخدعك، قال الرب يسوع حينما حكم على تفاخر الفريسيين وقت صلاتهم. غير أن أمر الرب هذا </w:t>
-      </w:r>
-      <w:r>
-        <w:rPr>
-          <w:rFonts w:hint="cs"/>
-          <w:rtl/>
-          <w:lang w:bidi="ar-SA"/>
-        </w:rPr>
-        <w:t xml:space="preserve">يريد أن يخبرنا </w:t>
-      </w:r>
-      <w:r>
-        <w:rPr>
-          <w:rFonts w:hint="cs"/>
-          <w:rtl/>
-          <w:lang w:bidi="ar-SA"/>
-        </w:rPr>
-        <w:t xml:space="preserve">بما هو </w:t>
-      </w:r>
-      <w:r>
-        <w:rPr>
-          <w:rFonts w:hint="cs"/>
-          <w:rtl/>
-          <w:lang w:bidi="ar-SA"/>
-        </w:rPr>
-        <w:t xml:space="preserve">أكثر من هذا. فمعناه بدرجة أولى: أغلق باب قلبك، لأنه من الممكن أن يكون معرّضًا لجميع </w:t>
-      </w:r>
-      <w:r>
-        <w:rPr>
-          <w:rFonts w:hint="cs"/>
-          <w:rtl/>
-          <w:lang w:bidi="ar-SA"/>
+          <w:rFonts w:ascii="Sakkal Majalla" w:hAnsi="Sakkal Majalla" w:cs="Sakkal Majalla"/>
+          <w:sz w:val="28"/>
+          <w:szCs w:val="28"/>
+          <w:rtl/>
+        </w:rPr>
+      </w:pPr>
+      <w:r>
+        <w:rPr>
+          <w:rFonts w:ascii="Sakkal Majalla" w:hAnsi="Sakkal Majalla" w:cs="Sakkal Majalla" w:hint="cs"/>
+          <w:sz w:val="28"/>
+          <w:szCs w:val="28"/>
+          <w:rtl/>
+        </w:rPr>
+        <w:t>لننتبه لكلمات الرب: "</w:t>
+      </w:r>
+      <w:r>
+        <w:rPr>
+          <w:rFonts w:ascii="Sakkal Majalla" w:hAnsi="Sakkal Majalla" w:cs="Sakkal Majalla"/>
+          <w:sz w:val="28"/>
+          <w:szCs w:val="28"/>
+          <w:rtl/>
+        </w:rPr>
+        <w:t xml:space="preserve"> </w:t>
+      </w:r>
+      <w:r>
+        <w:rPr>
+          <w:rFonts w:ascii="Sakkal Majalla" w:hAnsi="Sakkal Majalla" w:cs="Sakkal Majalla"/>
+          <w:sz w:val="28"/>
+          <w:szCs w:val="28"/>
+          <w:rtl/>
+        </w:rPr>
+        <w:t>قُومُوا نَنْطَلِقْ مِنْ ههُنَا</w:t>
+      </w:r>
+      <w:r>
+        <w:rPr>
+          <w:rFonts w:ascii="Sakkal Majalla" w:hAnsi="Sakkal Majalla" w:cs="Sakkal Majalla" w:hint="cs"/>
+          <w:sz w:val="28"/>
+          <w:szCs w:val="28"/>
+          <w:rtl/>
+        </w:rPr>
+        <w:t xml:space="preserve">." إن كلمة "ههنا" تعني بالنسبة له جثسيماني، جباثا والجلجثة، جهاد وصراع، هجومات قوة الظلمة، العار والإهانة، مظالم الناس وتلك الأعماق والآلام الغامضة تحت دينونة الله القدوسة والعادلة. إننا أبدًا لن يمكننا أن نعي ملء معنى هذه الصرخة: "إلهي، إلهي لِمَ تركتني؟" لا بد وأن دائمًا تتوارى خلفها قدرة استيعاب الطبيعة؛ لكننا نعلم، ويمكننا أن نفهم متعلمين من الله الكلمات: "... </w:t>
+      </w:r>
+      <w:r>
+        <w:rPr>
+          <w:rFonts w:ascii="Sakkal Majalla" w:hAnsi="Sakkal Majalla" w:cs="Sakkal Majalla"/>
+          <w:sz w:val="28"/>
+          <w:szCs w:val="28"/>
+          <w:rtl/>
+        </w:rPr>
+        <w:t xml:space="preserve">كَمَا أَحَبَّنَا الْمَسِيحُ أَيْضًا وَأَسْلَمَ </w:t>
+      </w:r>
+      <w:r>
+        <w:rPr>
+          <w:rFonts w:ascii="Sakkal Majalla" w:hAnsi="Sakkal Majalla" w:cs="Sakkal Majalla"/>
+          <w:sz w:val="28"/>
+          <w:szCs w:val="28"/>
+          <w:rtl/>
         </w:rPr>
         <w:lastRenderedPageBreak/>
-        <w:t xml:space="preserve">ملاهي الأرض واضطراباتها، بالأخص عندما تكون أبواب الغرفة مغلّقة. بعض المسيحيين يعرفون من اختبار أسيف لهم، بأنه هكذا هو الأمر. إنه لا يشعر بضغط هموم العالم والأفكار التي لا قيمة لها إلا عندما يحني ركبتيه في صلاة بالخفاء. </w:t>
-      </w:r>
-      <w:r>
-        <w:rPr>
-          <w:rFonts w:hint="cs"/>
-          <w:rtl/>
-          <w:lang w:bidi="ar-SA"/>
-        </w:rPr>
-        <w:t>ليست الهموم فقط، وإنما أيضًا عدد لا حصر له من أمور الحياة الفانية تجتمع معًا ولذا إن كنا نريد بأن نكون لوحدنا مع الله فاغلق باب قلبك واترك العالم خارجه. البحر الذي تحركه الريح لا يمكنه أن يعكس صورة السماء. إننا بحاجة بأن نصد كل الأمور العالمية عنّا، التي تريد أن تسيطر على النفس، كما قال إبراهيم مرة لعبديه عند سفح جبل المريا: "</w:t>
-      </w:r>
-      <w:r>
-        <w:rPr>
+        <w:t>نَفْسَهُ لأَجْلِنَا، قُرْبَانًا وَذَبِيحَةً للهِ رَائِحَةً طَيِّبَةً.</w:t>
+      </w:r>
+      <w:r>
+        <w:rPr>
+          <w:rFonts w:ascii="Sakkal Majalla" w:hAnsi="Sakkal Majalla" w:cs="Sakkal Majalla" w:hint="cs"/>
+          <w:sz w:val="28"/>
+          <w:szCs w:val="28"/>
+          <w:rtl/>
+        </w:rPr>
+        <w:t>" (أفسس 5: 2). نحن على يقين</w:t>
+      </w:r>
+      <w:r>
+        <w:rPr>
+          <w:rFonts w:ascii="Sakkal Majalla" w:hAnsi="Sakkal Majalla" w:cs="Sakkal Majalla" w:hint="cs"/>
+          <w:sz w:val="28"/>
+          <w:szCs w:val="28"/>
+          <w:rtl/>
+        </w:rPr>
+        <w:t>، بأنه، في ساعات الظلمة تلك حينما تكبد الآلام، التي جعلها خطية لأجلنا، والتي جعلته غالي القيمة والغلاوة على نفوسنا إلى الأبد، لا بد أنه كان غاليًا بما لا يُعبّر عنه على الآب، "</w:t>
+      </w:r>
+      <w:r>
+        <w:rPr>
+          <w:rFonts w:ascii="Sakkal Majalla" w:hAnsi="Sakkal Majalla" w:cs="Sakkal Majalla"/>
+          <w:sz w:val="28"/>
+          <w:szCs w:val="28"/>
           <w:rtl/>
         </w:rPr>
         <w:t xml:space="preserve"> </w:t>
       </w:r>
       <w:r>
         <w:rPr>
-          <w:rtl/>
-          <w:lang w:bidi="ar-SA"/>
-        </w:rPr>
-        <w:t>اجْلِسَا أَنْتُمَا ههُنَا مَعَ الْحِمَارِ، وَأَمَّا أَنَا وَالْغُلاَمُ فَنَذْهَبُ إِلَى هُنَاكَ وَنَسْجُدُ، ثُمَّ نَرْجعُ إِلَيْكُمَا</w:t>
-      </w:r>
-      <w:r>
-        <w:rPr>
-          <w:rFonts w:hint="cs"/>
-          <w:rtl/>
-          <w:lang w:bidi="ar-SA"/>
-        </w:rPr>
-        <w:t>" (تكوين 22: 5).</w:t>
+          <w:rFonts w:ascii="Sakkal Majalla" w:hAnsi="Sakkal Majalla" w:cs="Sakkal Majalla"/>
+          <w:sz w:val="28"/>
+          <w:szCs w:val="28"/>
+          <w:rtl/>
+        </w:rPr>
+        <w:t>قُرْبَانًا وَذَبِيحَةً للهِ رَائِحَةً طَيِّبَةً.</w:t>
+      </w:r>
+      <w:r>
+        <w:rPr>
+          <w:rFonts w:ascii="Sakkal Majalla" w:hAnsi="Sakkal Majalla" w:cs="Sakkal Majalla" w:hint="cs"/>
+          <w:sz w:val="28"/>
+          <w:szCs w:val="28"/>
+          <w:rtl/>
+        </w:rPr>
+        <w:t>". إن كانت الذبيحة من أجل الله، فقد كانت لنا أيضًا، وإن كانت غالية على الله، فهي كذلك علينا نحن أيضًا وقد أوتي بنا بحق في اتحاد مع أفكار الآب عنه.</w:t>
       </w:r>
     </w:p>
     <w:p>
@@ -456,198 +550,317 @@
         <w:bidi/>
         <w:jc w:val="both"/>
         <w:rPr>
-          <w:rtl/>
-          <w:lang w:bidi="ar-SA"/>
-        </w:rPr>
-      </w:pPr>
-      <w:r>
-        <w:rPr>
-          <w:rFonts w:hint="cs"/>
-          <w:rtl/>
-          <w:lang w:bidi="ar-SA"/>
-        </w:rPr>
-        <w:t>أغلق باب قلبك واترك عدم الإيمان خارجه. لا تسمح بدخول الشك الخفي لئلا تُعاق صلواتك. الله يستجيب فقط للثقة الكاملة.</w:t>
+          <w:rFonts w:ascii="Sakkal Majalla" w:hAnsi="Sakkal Majalla" w:cs="Sakkal Majalla"/>
+          <w:sz w:val="28"/>
+          <w:szCs w:val="28"/>
+          <w:rtl/>
+        </w:rPr>
+      </w:pPr>
+      <w:r>
+        <w:rPr>
+          <w:rFonts w:ascii="Sakkal Majalla" w:hAnsi="Sakkal Majalla" w:cs="Sakkal Majalla" w:hint="cs"/>
+          <w:sz w:val="28"/>
+          <w:szCs w:val="28"/>
+          <w:rtl/>
+        </w:rPr>
+        <w:t xml:space="preserve">مجد الآب زار البستان، قبل أن تصله مريم المجدلية وقبل أن يخبر القبر الفارغ الذي اختلست النظر فيه دامعة، بالحقيقة أن الله أقامه من بين الأموات. الآن نحن نعلم بأنه جالس عن يمين الآب في السماء مكللاً بالأمجاد هناك تفوق كل </w:t>
+      </w:r>
+      <w:r>
+        <w:rPr>
+          <w:rFonts w:ascii="Sakkal Majalla" w:hAnsi="Sakkal Majalla" w:cs="Sakkal Majalla" w:hint="cs"/>
+          <w:sz w:val="28"/>
+          <w:szCs w:val="28"/>
+          <w:rtl/>
+        </w:rPr>
+        <w:t>ال</w:t>
+      </w:r>
+      <w:r>
+        <w:rPr>
+          <w:rFonts w:ascii="Sakkal Majalla" w:hAnsi="Sakkal Majalla" w:cs="Sakkal Majalla" w:hint="cs"/>
+          <w:sz w:val="28"/>
+          <w:szCs w:val="28"/>
+          <w:rtl/>
+        </w:rPr>
+        <w:t xml:space="preserve">أمجاد </w:t>
+      </w:r>
+      <w:r>
+        <w:rPr>
+          <w:rFonts w:ascii="Sakkal Majalla" w:hAnsi="Sakkal Majalla" w:cs="Sakkal Majalla" w:hint="cs"/>
+          <w:sz w:val="28"/>
+          <w:szCs w:val="28"/>
+          <w:rtl/>
+        </w:rPr>
+        <w:t>ال</w:t>
+      </w:r>
+      <w:r>
+        <w:rPr>
+          <w:rFonts w:ascii="Sakkal Majalla" w:hAnsi="Sakkal Majalla" w:cs="Sakkal Majalla" w:hint="cs"/>
+          <w:sz w:val="28"/>
+          <w:szCs w:val="28"/>
+          <w:rtl/>
+        </w:rPr>
+        <w:t>أخرى. وقد أُعطي اسمًا فوق كل اسم، وكل خليقة لا بد لها أن تحني ركبت</w:t>
+      </w:r>
+      <w:r>
+        <w:rPr>
+          <w:rFonts w:ascii="Sakkal Majalla" w:hAnsi="Sakkal Majalla" w:cs="Sakkal Majalla" w:hint="cs"/>
+          <w:sz w:val="28"/>
+          <w:szCs w:val="28"/>
+          <w:rtl/>
+        </w:rPr>
+        <w:t>ي</w:t>
+      </w:r>
+      <w:r>
+        <w:rPr>
+          <w:rFonts w:ascii="Sakkal Majalla" w:hAnsi="Sakkal Majalla" w:cs="Sakkal Majalla" w:hint="cs"/>
+          <w:sz w:val="28"/>
+          <w:szCs w:val="28"/>
+          <w:rtl/>
+        </w:rPr>
+        <w:t xml:space="preserve">ها في اسمه. إننا نحيي ارتفاعه إلى أسمى مكان في السماء، </w:t>
+      </w:r>
+      <w:r>
+        <w:rPr>
+          <w:rFonts w:ascii="Sakkal Majalla" w:hAnsi="Sakkal Majalla" w:cs="Sakkal Majalla" w:hint="cs"/>
+          <w:sz w:val="28"/>
+          <w:szCs w:val="28"/>
+          <w:rtl/>
+        </w:rPr>
+        <w:t>إذ حيينا اتضاعه باندهاش. إن أوائل الناس وأكثرهم استعدادًا بأن يعترفوا باستحقاقه، بكل يقين هم القديسون المفديين، الذين يشكلون كنيسته</w:t>
+      </w:r>
+      <w:r>
+        <w:rPr>
+          <w:rFonts w:ascii="Sakkal Majalla" w:hAnsi="Sakkal Majalla" w:cs="Sakkal Majalla" w:hint="cs"/>
+          <w:sz w:val="28"/>
+          <w:szCs w:val="28"/>
+          <w:rtl/>
+        </w:rPr>
+        <w:t xml:space="preserve"> ويمثلونها</w:t>
+      </w:r>
+      <w:r>
+        <w:rPr>
+          <w:rFonts w:ascii="Sakkal Majalla" w:hAnsi="Sakkal Majalla" w:cs="Sakkal Majalla" w:hint="cs"/>
+          <w:sz w:val="28"/>
+          <w:szCs w:val="28"/>
+          <w:rtl/>
+        </w:rPr>
+        <w:t xml:space="preserve">. </w:t>
+      </w:r>
+      <w:r>
+        <w:rPr>
+          <w:rFonts w:ascii="Sakkal Majalla" w:hAnsi="Sakkal Majalla" w:cs="Sakkal Majalla" w:hint="cs"/>
+          <w:sz w:val="28"/>
+          <w:szCs w:val="28"/>
+          <w:rtl/>
+        </w:rPr>
+        <w:t xml:space="preserve">إننا ننتمي لتلك الشركة المرغوبة ونمجّد اسم الآب، الذي رفعَ مَن قد صار غاليًا علينا. نحن ننتظر مجيئه؛ إذ لأن الأكاليل والممالك له </w:t>
+      </w:r>
+      <w:r>
+        <w:rPr>
+          <w:rFonts w:ascii="Sakkal Majalla" w:hAnsi="Sakkal Majalla" w:cs="Sakkal Majalla" w:hint="cs"/>
+          <w:sz w:val="28"/>
+          <w:szCs w:val="28"/>
+          <w:rtl/>
+        </w:rPr>
+        <w:t>وكنيسته ستشاركه مجده. لأنه هكذا عقد الله الأمر. لكن إن انتهى لمعان وأفراح نصرة ملكه وقد توقف الزمن عن أن يكون ذلك، عندها سيبقى بيت الآب ونحن سنكون هناك، "مشابهين صورة ابنه ليكون هو بكرًا بين إخوة كثيرين" (رومية 8: 29). إنه سيكون المتقدم كل الأبد، موضوع محبة أبيه الأبدية ومحبة جميع قديسيه، ولذا ستكون لنا أفكارًا مشتركة إلى الأبد مع الآب عنه. سنتشارك بالمحبة التي استكانت عليه؛ لأنه هو الذي أخبرنا باسم الآب لكي تكون المحبة التي أحبه الآب بها فينا؛ ليس علينا</w:t>
+      </w:r>
+      <w:r>
+        <w:rPr>
+          <w:rFonts w:ascii="Sakkal Majalla" w:hAnsi="Sakkal Majalla" w:cs="Sakkal Majalla" w:hint="cs"/>
+          <w:sz w:val="28"/>
+          <w:szCs w:val="28"/>
+          <w:rtl/>
+        </w:rPr>
+        <w:t xml:space="preserve"> </w:t>
+      </w:r>
+      <w:r>
+        <w:rPr>
+          <w:rFonts w:ascii="Sakkal Majalla" w:hAnsi="Sakkal Majalla" w:cs="Sakkal Majalla" w:hint="cs"/>
+          <w:sz w:val="28"/>
+          <w:szCs w:val="28"/>
+          <w:rtl/>
+        </w:rPr>
+        <w:t>فقط، وإنما فينا، النصيب الذي تفرح به قلوبنا المُسلَّمة له بالكامل. لذا سيكون فرحنا الأبدي هو الشركة مع الآب ومع ابنه يسوع المسيح.</w:t>
       </w:r>
     </w:p>
     <w:p>
       <w:pPr>
         <w:bidi/>
-        <w:jc w:val="both"/>
-        <w:rPr>
-          <w:rtl/>
-          <w:lang w:bidi="ar-SA"/>
-        </w:rPr>
-      </w:pPr>
-      <w:r>
-        <w:rPr>
-          <w:rFonts w:hint="cs"/>
-          <w:rtl/>
-          <w:lang w:bidi="ar-SA"/>
-        </w:rPr>
-        <w:t xml:space="preserve">اغلق باب قلبك عن الشكليات. التعبّد الشكلي من دون مشاركة القلب فيه، لا يفيد أحد بشيء. فقط بأن تصلي لكي تُرضي ضميرك، أو لأن الوقت المعدّ للصلاة قد حضر ولا بد من أن ننجز هذا الواجب، ليس هو فقط </w:t>
-      </w:r>
-      <w:r>
-        <w:rPr>
-          <w:rFonts w:hint="cs"/>
-          <w:rtl/>
-          <w:lang w:bidi="ar-SA"/>
-        </w:rPr>
-        <w:t>محاولة في خداع الله، وإنما أيضًا خداع كبير للنفس.</w:t>
-      </w:r>
-    </w:p>
-    <w:p>
-      <w:pPr>
-        <w:bidi/>
-        <w:jc w:val="both"/>
-        <w:rPr>
-          <w:rtl/>
-          <w:lang w:bidi="ar-SA"/>
-        </w:rPr>
-      </w:pPr>
-      <w:r>
-        <w:rPr>
-          <w:rFonts w:hint="cs"/>
-          <w:rtl/>
-          <w:lang w:bidi="ar-SA"/>
-        </w:rPr>
-        <w:t xml:space="preserve">أغلق باب قلبك عن اللامبالاة، لأن القلب من الممكن بأن يريد التمسك بالخطية بالذات التي تصلي الشفاه ضدها. فقط الصلاة المطمئنة والمستقيمة هي المعتبرة عند الله. " </w:t>
-      </w:r>
-      <w:r>
-        <w:rPr>
-          <w:rtl/>
-          <w:lang w:bidi="ar-SA"/>
-        </w:rPr>
-        <w:t>إِنْ رَاعَيْتُ إِثْمًا فِي قَلْبِي</w:t>
-      </w:r>
-      <w:r>
-        <w:rPr>
-          <w:rFonts w:hint="cs"/>
-          <w:rtl/>
-          <w:lang w:bidi="ar-SA"/>
-        </w:rPr>
-        <w:t xml:space="preserve"> (إن تغاضيت عن جُرم في قلبي)</w:t>
-      </w:r>
-      <w:r>
-        <w:rPr>
-          <w:rtl/>
-          <w:lang w:bidi="ar-SA"/>
-        </w:rPr>
-        <w:t xml:space="preserve"> لاَ يَسْتَمِعُ لِيَ الرَّبُّ.</w:t>
-      </w:r>
-      <w:r>
-        <w:rPr>
-          <w:rFonts w:hint="cs"/>
-          <w:rtl/>
-          <w:lang w:bidi="ar-SA"/>
-        </w:rPr>
-        <w:t>" (مزمور 66: 18).</w:t>
-      </w:r>
-    </w:p>
-    <w:p>
-      <w:pPr>
-        <w:bidi/>
-        <w:jc w:val="both"/>
-        <w:rPr>
-          <w:rtl/>
-          <w:lang w:bidi="ar-SA"/>
-        </w:rPr>
-      </w:pPr>
-      <w:r>
-        <w:rPr>
-          <w:rFonts w:hint="cs"/>
-          <w:rtl/>
-          <w:lang w:bidi="ar-SA"/>
-        </w:rPr>
-        <w:t>أغلق باب قلبك عن أنانيتك. بأن نطلب من الله بأن يستحسن قراراتنا أو رغباتنا التي كنا قد اتخذناها مسبقًا، ليست هي صلاة إلى الله، وإنما إملاء. الصوت الخفيض في كل صلاة لا بد وأن يكون: "</w:t>
-      </w:r>
-      <w:r>
-        <w:rPr>
+        <w:jc w:val="center"/>
+        <w:rPr>
+          <w:rFonts w:ascii="Sakkal Majalla" w:hAnsi="Sakkal Majalla" w:cs="Sakkal Majalla"/>
+          <w:sz w:val="28"/>
+          <w:szCs w:val="28"/>
+          <w:rtl/>
+        </w:rPr>
+      </w:pPr>
+      <w:r>
+        <w:rPr>
+          <w:rFonts w:ascii="Sakkal Majalla" w:hAnsi="Sakkal Majalla" w:cs="Sakkal Majalla" w:hint="cs"/>
+          <w:sz w:val="28"/>
+          <w:szCs w:val="28"/>
+          <w:rtl/>
+        </w:rPr>
+        <w:t>-</w:t>
+      </w:r>
+      <w:r>
+        <w:rPr>
+          <w:rFonts w:ascii="Sakkal Majalla" w:hAnsi="Sakkal Majalla" w:cs="Sakkal Majalla" w:hint="cs"/>
+          <w:sz w:val="28"/>
+          <w:szCs w:val="28"/>
           <w:rtl/>
         </w:rPr>
         <w:t xml:space="preserve"> </w:t>
       </w:r>
       <w:r>
         <w:rPr>
-          <w:rtl/>
-          <w:lang w:bidi="ar-SA"/>
-        </w:rPr>
-        <w:t>لِتَكُنْ لاَ إِرَادَتِي بَلْ إِرَادَتُكَ».</w:t>
-      </w:r>
-      <w:r>
-        <w:rPr>
-          <w:rFonts w:hint="cs"/>
-          <w:rtl/>
-          <w:lang w:bidi="ar-SA"/>
-        </w:rPr>
-        <w:t>" (لوقا 22: 42). وقد يبدو بأن هذا ضعّف من أساس الصلاة وسيأخذ منها حلاوة المعونة العملية في الحياة. لكن هل نحن نعاني من أذية فعلاً إن أعطانا الله فقط ما يتفق مع محبته وحكمته؟ هل من الممكن أن نتمنى أو نحصل على بركة أعظم من هذه؟</w:t>
-      </w:r>
-    </w:p>
-    <w:p>
-      <w:pPr>
-        <w:bidi/>
-        <w:jc w:val="both"/>
-        <w:rPr>
-          <w:rtl/>
-          <w:lang w:bidi="ar-SA"/>
-        </w:rPr>
-      </w:pPr>
-      <w:r>
-        <w:rPr>
-          <w:rFonts w:hint="cs"/>
-          <w:rtl/>
-          <w:lang w:bidi="ar-SA"/>
-        </w:rPr>
-        <w:t xml:space="preserve">عندما يكون باب القلب </w:t>
-      </w:r>
-      <w:r>
-        <w:rPr>
-          <w:rFonts w:hint="cs"/>
-          <w:rtl/>
-          <w:lang w:bidi="ar-SA"/>
-        </w:rPr>
-        <w:t>مغلقًا بإحكام أمام كل هذه الملاهي والإزعاجات، فستتحول شركة الصلاة مع الرب إلى إحدى أفراحنا الأكثر حميمة لنا. عندها سنختبر في كل مرة من جديد اختبار يوم القيامة: "</w:t>
-      </w:r>
-      <w:r>
-        <w:rPr>
-          <w:rtl/>
-        </w:rPr>
-        <w:t xml:space="preserve"> </w:t>
-      </w:r>
-      <w:r>
-        <w:rPr>
-          <w:rtl/>
-          <w:lang w:bidi="ar-SA"/>
-        </w:rPr>
-        <w:t>فَجَاءَ يَسُوعُ وَالأَبْوَابُ مُغَلَّقَةٌ، وَوَقَفَ فِي الْوَسْطِ وَقَالَ:«سَلاَمٌ لَكُمْ!».</w:t>
-      </w:r>
-      <w:r>
-        <w:rPr>
-          <w:rFonts w:hint="cs"/>
-          <w:rtl/>
-          <w:lang w:bidi="ar-SA"/>
-        </w:rPr>
-        <w:t>" (يوحنا 20: 26).</w:t>
+          <w:rFonts w:ascii="Sakkal Majalla" w:hAnsi="Sakkal Majalla" w:cs="Sakkal Majalla" w:hint="cs"/>
+          <w:sz w:val="28"/>
+          <w:szCs w:val="28"/>
+          <w:rtl/>
+        </w:rPr>
+        <w:t>تم -</w:t>
       </w:r>
     </w:p>
     <w:sectPr>
-      <w:pgSz w:w="12240" w:h="15840"/>
-      <w:pgMar w:top="1440" w:right="1800" w:bottom="1440" w:left="1800" w:header="720" w:footer="720" w:gutter="0"/>
-      <w:cols w:space="720"/>
+      <w:pgSz w:w="11906" w:h="16838"/>
+      <w:pgMar w:top="1440" w:right="1440" w:bottom="1440" w:left="1440" w:header="708" w:footer="708" w:gutter="0"/>
+      <w:cols w:space="708"/>
       <w:docGrid w:linePitch="360"/>
     </w:sectPr>
   </w:body>
 </w:document>
 </file>
 
+<file path=word/numbering.xml><?xml version="1.0" encoding="utf-8"?>
+<w:numbering xmlns:wpc="http://schemas.microsoft.com/office/word/2010/wordprocessingCanvas" xmlns:cx="http://schemas.microsoft.com/office/drawing/2014/chartex" xmlns:cx1="http://schemas.microsoft.com/office/drawing/2015/9/8/chartex" xmlns:cx2="http://schemas.microsoft.com/office/drawing/2015/10/21/chartex" xmlns:cx3="http://schemas.microsoft.com/office/drawing/2016/5/9/chartex" xmlns:cx4="http://schemas.microsoft.com/office/drawing/2016/5/10/chartex" xmlns:cx5="http://schemas.microsoft.com/office/drawing/2016/5/11/chartex" xmlns:cx6="http://schemas.microsoft.com/office/drawing/2016/5/12/chartex" xmlns:cx7="http://schemas.microsoft.com/office/drawing/2016/5/13/chartex" xmlns:cx8="http://schemas.microsoft.com/office/drawing/2016/5/14/chartex" xmlns:mc="http://schemas.openxmlformats.org/markup-compatibility/2006" xmlns:aink="http://schemas.microsoft.com/office/drawing/2016/ink" xmlns:am3d="http://schemas.microsoft.com/office/drawing/2017/model3d" xmlns:o="urn:schemas-microsoft-com:office:office" xmlns:r="http://schemas.openxmlformats.org/officeDocument/2006/relationships" xmlns:m="http://schemas.openxmlformats.org/officeDocument/2006/math" xmlns:v="urn:schemas-microsoft-com:vml" xmlns:wp14="http://schemas.microsoft.com/office/word/2010/wordprocessingDrawing" xmlns:wp="http://schemas.openxmlformats.org/drawingml/2006/wordprocessingDrawing" xmlns:w10="urn:schemas-microsoft-com:office:word" xmlns:w="http://schemas.openxmlformats.org/wordprocessingml/2006/main" xmlns:w14="http://schemas.microsoft.com/office/word/2010/wordml" xmlns:w15="http://schemas.microsoft.com/office/word/2012/wordml" xmlns:w16cid="http://schemas.microsoft.com/office/word/2016/wordml/cid" xmlns:w16se="http://schemas.microsoft.com/office/word/2015/wordml/symex" xmlns:wpg="http://schemas.microsoft.com/office/word/2010/wordprocessingGroup" xmlns:wpi="http://schemas.microsoft.com/office/word/2010/wordprocessingInk" xmlns:wne="http://schemas.microsoft.com/office/word/2006/wordml" xmlns:wps="http://schemas.microsoft.com/office/word/2010/wordprocessingShape" mc:Ignorable="w14 w15 w16se w16cid wp14">
+  <w:abstractNum w:abstractNumId="0" w15:restartNumberingAfterBreak="0">
+    <w:nsid w:val="46741D0E"/>
+    <w:multiLevelType w:val="hybridMultilevel"/>
+    <w:tmpl w:val="02362A3A"/>
+    <w:lvl w:ilvl="0" w:tplc="148CB700">
+      <w:numFmt w:val="bullet"/>
+      <w:lvlText w:val="-"/>
+      <w:lvlJc w:val="left"/>
+      <w:pPr>
+        <w:ind w:left="720" w:hanging="360"/>
+      </w:pPr>
+      <w:rPr>
+        <w:rFonts w:ascii="Sakkal Majalla" w:eastAsiaTheme="minorHAnsi" w:hAnsi="Sakkal Majalla" w:cs="Sakkal Majalla" w:hint="default"/>
+      </w:rPr>
+    </w:lvl>
+    <w:lvl w:ilvl="1" w:tplc="20000003" w:tentative="1">
+      <w:start w:val="1"/>
+      <w:numFmt w:val="bullet"/>
+      <w:lvlText w:val="o"/>
+      <w:lvlJc w:val="left"/>
+      <w:pPr>
+        <w:ind w:left="1440" w:hanging="360"/>
+      </w:pPr>
+      <w:rPr>
+        <w:rFonts w:ascii="Courier New" w:hAnsi="Courier New" w:cs="Courier New" w:hint="default"/>
+      </w:rPr>
+    </w:lvl>
+    <w:lvl w:ilvl="2" w:tplc="20000005" w:tentative="1">
+      <w:start w:val="1"/>
+      <w:numFmt w:val="bullet"/>
+      <w:lvlText w:val=""/>
+      <w:lvlJc w:val="left"/>
+      <w:pPr>
+        <w:ind w:left="2160" w:hanging="360"/>
+      </w:pPr>
+      <w:rPr>
+        <w:rFonts w:ascii="Wingdings" w:hAnsi="Wingdings" w:hint="default"/>
+      </w:rPr>
+    </w:lvl>
+    <w:lvl w:ilvl="3" w:tplc="20000001" w:tentative="1">
+      <w:start w:val="1"/>
+      <w:numFmt w:val="bullet"/>
+      <w:lvlText w:val=""/>
+      <w:lvlJc w:val="left"/>
+      <w:pPr>
+        <w:ind w:left="2880" w:hanging="360"/>
+      </w:pPr>
+      <w:rPr>
+        <w:rFonts w:ascii="Symbol" w:hAnsi="Symbol" w:hint="default"/>
+      </w:rPr>
+    </w:lvl>
+    <w:lvl w:ilvl="4" w:tplc="20000003" w:tentative="1">
+      <w:start w:val="1"/>
+      <w:numFmt w:val="bullet"/>
+      <w:lvlText w:val="o"/>
+      <w:lvlJc w:val="left"/>
+      <w:pPr>
+        <w:ind w:left="3600" w:hanging="360"/>
+      </w:pPr>
+      <w:rPr>
+        <w:rFonts w:ascii="Courier New" w:hAnsi="Courier New" w:cs="Courier New" w:hint="default"/>
+      </w:rPr>
+    </w:lvl>
+    <w:lvl w:ilvl="5" w:tplc="20000005" w:tentative="1">
+      <w:start w:val="1"/>
+      <w:numFmt w:val="bullet"/>
+      <w:lvlText w:val=""/>
+      <w:lvlJc w:val="left"/>
+      <w:pPr>
+        <w:ind w:left="4320" w:hanging="360"/>
+      </w:pPr>
+      <w:rPr>
+        <w:rFonts w:ascii="Wingdings" w:hAnsi="Wingdings" w:hint="default"/>
+      </w:rPr>
+    </w:lvl>
+    <w:lvl w:ilvl="6" w:tplc="20000001" w:tentative="1">
+      <w:start w:val="1"/>
+      <w:numFmt w:val="bullet"/>
+      <w:lvlText w:val=""/>
+      <w:lvlJc w:val="left"/>
+      <w:pPr>
+        <w:ind w:left="5040" w:hanging="360"/>
+      </w:pPr>
+      <w:rPr>
+        <w:rFonts w:ascii="Symbol" w:hAnsi="Symbol" w:hint="default"/>
+      </w:rPr>
+    </w:lvl>
+    <w:lvl w:ilvl="7" w:tplc="20000003" w:tentative="1">
+      <w:start w:val="1"/>
+      <w:numFmt w:val="bullet"/>
+      <w:lvlText w:val="o"/>
+      <w:lvlJc w:val="left"/>
+      <w:pPr>
+        <w:ind w:left="5760" w:hanging="360"/>
+      </w:pPr>
+      <w:rPr>
+        <w:rFonts w:ascii="Courier New" w:hAnsi="Courier New" w:cs="Courier New" w:hint="default"/>
+      </w:rPr>
+    </w:lvl>
+    <w:lvl w:ilvl="8" w:tplc="20000005" w:tentative="1">
+      <w:start w:val="1"/>
+      <w:numFmt w:val="bullet"/>
+      <w:lvlText w:val=""/>
+      <w:lvlJc w:val="left"/>
+      <w:pPr>
+        <w:ind w:left="6480" w:hanging="360"/>
+      </w:pPr>
+      <w:rPr>
+        <w:rFonts w:ascii="Wingdings" w:hAnsi="Wingdings" w:hint="default"/>
+      </w:rPr>
+    </w:lvl>
+  </w:abstractNum>
+  <w:num w:numId="1">
+    <w:abstractNumId w:val="0"/>
+  </w:num>
+</w:numbering>
+</file>
+
 <file path=word/styles.xml><?xml version="1.0" encoding="utf-8"?>
-<w:styles xmlns:mc="http://schemas.openxmlformats.org/markup-compatibility/2006" xmlns:r="http://schemas.openxmlformats.org/officeDocument/2006/relationships" xmlns:w="http://schemas.openxmlformats.org/wordprocessingml/2006/main" xmlns:w14="http://schemas.microsoft.com/office/word/2010/wordml" xmlns:w15="http://schemas.microsoft.com/office/word/2012/wordml" xmlns:w16cex="http://schemas.microsoft.com/office/word/2018/wordml/cex" xmlns:w16cid="http://schemas.microsoft.com/office/word/2016/wordml/cid" xmlns:w16="http://schemas.microsoft.com/office/word/2018/wordml" xmlns:w16sdtdh="http://schemas.microsoft.com/office/word/2020/wordml/sdtdatahash" xmlns:w16se="http://schemas.microsoft.com/office/word/2015/wordml/symex" mc:Ignorable="w14 w15 w16se w16cid w16 w16cex w16sdtdh">
+<w:styles xmlns:mc="http://schemas.openxmlformats.org/markup-compatibility/2006" xmlns:r="http://schemas.openxmlformats.org/officeDocument/2006/relationships" xmlns:w="http://schemas.openxmlformats.org/wordprocessingml/2006/main" xmlns:w14="http://schemas.microsoft.com/office/word/2010/wordml" xmlns:w15="http://schemas.microsoft.com/office/word/2012/wordml" xmlns:w16cid="http://schemas.microsoft.com/office/word/2016/wordml/cid" xmlns:w16se="http://schemas.microsoft.com/office/word/2015/wordml/symex" mc:Ignorable="w14 w15 w16se w16cid">
   <w:docDefaults>
     <w:rPrDefault>
       <w:rPr>
-        <w:rFonts w:ascii="Sakkal Majalla" w:eastAsiaTheme="minorHAnsi" w:hAnsi="Sakkal Majalla" w:cs="Sakkal Majalla"/>
-        <w:sz w:val="28"/>
-        <w:szCs w:val="28"/>
-        <w:lang w:val="en-US" w:eastAsia="en-US" w:bidi="he-IL"/>
+        <w:rFonts w:asciiTheme="minorHAnsi" w:eastAsiaTheme="minorHAnsi" w:hAnsiTheme="minorHAnsi" w:cstheme="minorBidi"/>
+        <w:sz w:val="22"/>
+        <w:szCs w:val="22"/>
+        <w:lang w:eastAsia="en-US" w:bidi="ar-SA"/>
       </w:rPr>
     </w:rPrDefault>
     <w:pPrDefault>
@@ -1073,7 +1286,7 @@
     <w:basedOn w:val="DefaultParagraphFont"/>
     <w:uiPriority w:val="99"/>
     <w:unhideWhenUsed/>
-    <w:rsid w:val="007546B7"/>
+    <w:rsid w:val="00BF6AF9"/>
     <w:rPr>
       <w:color w:val="0563C1" w:themeColor="hyperlink"/>
       <w:u w:val="single"/>
@@ -1085,17 +1298,40 @@
     <w:uiPriority w:val="99"/>
     <w:semiHidden/>
     <w:unhideWhenUsed/>
-    <w:rsid w:val="007546B7"/>
+    <w:rsid w:val="00BF6AF9"/>
     <w:rPr>
       <w:color w:val="605E5C"/>
       <w:shd w:val="clear" w:color="auto" w:fill="E1DFDD"/>
     </w:rPr>
   </w:style>
+  <w:style w:type="character" w:styleId="FollowedHyperlink">
+    <w:name w:val="FollowedHyperlink"/>
+    <w:basedOn w:val="DefaultParagraphFont"/>
+    <w:uiPriority w:val="99"/>
+    <w:semiHidden/>
+    <w:unhideWhenUsed/>
+    <w:rsid w:val="002D1FA8"/>
+    <w:rPr>
+      <w:color w:val="954F72" w:themeColor="followedHyperlink"/>
+      <w:u w:val="single"/>
+    </w:rPr>
+  </w:style>
+  <w:style w:type="paragraph" w:styleId="ListParagraph">
+    <w:name w:val="List Paragraph"/>
+    <w:basedOn w:val="Normal"/>
+    <w:uiPriority w:val="34"/>
+    <w:qFormat/>
+    <w:rsid w:val="00FE22A6"/>
+    <w:pPr>
+      <w:ind w:left="720"/>
+      <w:contextualSpacing/>
+    </w:pPr>
+  </w:style>
 </w:styles>
 </file>
 
 <file path=word/theme/theme1.xml><?xml version="1.0" encoding="utf-8"?>
-<a:theme xmlns:a="http://schemas.openxmlformats.org/drawingml/2006/main" name="Office Theme">
+<a:theme xmlns:a="http://schemas.openxmlformats.org/drawingml/2006/main" name="ערכת נושא Office">
   <a:themeElements>
     <a:clrScheme name="Office">
       <a:dk1>
